--- a/shinmok1/pack/2509/H1MOGO25-09_39_SET.docx
+++ b/shinmok1/pack/2509/H1MOGO25-09_39_SET.docx
@@ -58,7 +58,7 @@
           <w:sz w:val="16"/>
           <w:u w:val="none"/>
         </w:rPr>
-        <w:t>(   )반 (   )번 이름(            )  CHECK ___/35  전용 ___/44.3점</w:t>
+        <w:t>(   )반 (   )번 이름(            )  CHECK ___/35  전용 ___/30.0점</w:t>
       </w:r>
     </w:p>
     <w:p>
@@ -1485,7 +1485,7 @@
           <w:sz w:val="18"/>
           <w:u w:val="none"/>
         </w:rPr>
-        <w:t>PART 2 · 전용문제  (선택형 13 · 서답형 1 · 44.3점)</w:t>
+        <w:t>PART 2 · 전용문제  (선택형 8 · 서답형 2 · 30.0점)</w:t>
       </w:r>
     </w:p>
     <w:p>
@@ -1510,25 +1510,25 @@
           <w:sz w:val="17"/>
           <w:u w:val="none"/>
         </w:rPr>
-        <w:t xml:space="preserve"> 윗글의 내용과 일치하지 </w:t>
-      </w:r>
-      <w:r>
-        <w:rPr>
-          <w:rFonts w:ascii="맑은 고딕" w:hAnsi="맑은 고딕" w:eastAsia="맑은 고딕"/>
-          <w:b/>
-          <w:sz w:val="17"/>
-          <w:u w:val="none"/>
-        </w:rPr>
-        <w:t>않는</w:t>
+        <w:t xml:space="preserve"> 다음 글에 대한 &lt;보기&gt;의 설명 중 </w:t>
       </w:r>
       <w:r>
         <w:rPr>
           <w:rFonts w:ascii="맑은 고딕" w:hAnsi="맑은 고딕" w:eastAsia="맑은 고딕"/>
           <w:b w:val="0"/>
           <w:sz w:val="17"/>
-          <w:u w:val="none"/>
-        </w:rPr>
-        <w:t xml:space="preserve"> 것은? [2.7점]</w:t>
+          <w:u w:val="single"/>
+        </w:rPr>
+        <w:t>틀린</w:t>
+      </w:r>
+      <w:r>
+        <w:rPr>
+          <w:rFonts w:ascii="맑은 고딕" w:hAnsi="맑은 고딕" w:eastAsia="맑은 고딕"/>
+          <w:b w:val="0"/>
+          <w:sz w:val="17"/>
+          <w:u w:val="none"/>
+        </w:rPr>
+        <w:t xml:space="preserve"> 것만을 있는 대로 고른 것은? [3.3점]</w:t>
       </w:r>
     </w:p>
     <w:p>
@@ -1551,7 +1551,197 @@
           <w:sz w:val="17"/>
           <w:u w:val="none"/>
         </w:rPr>
-        <w:t>Moral goodness is not the same as getting the right result. A person who sets out to help and ends up doing harm may still be good, because what matters is doing the right thing for the sake of its rightness, not whether it works. Someone who tries and fails to ease another's pain can be good — though less good than someone who tries and succeeds. Still, good intentions are not the whole story either. A person who is forever trying to prevent harm and never once manages it is not, as a rule, called good; right action is expected to produce something, sooner or later. Goodness, then, is a blend: the will to do right, plus some measure of actually getting it right.</w:t>
+        <w:t>Being morally good is not simply a matter of getting things right. Someone who tries to help others but who ends up making things worse for them, may still be morally good. Being morally good is a matter of doing the right thing ‘because it is the right thing’ but it does not depend on being ⓐ</w:t>
+      </w:r>
+      <w:r>
+        <w:rPr>
+          <w:rFonts w:ascii="맑은 고딕" w:hAnsi="맑은 고딕" w:eastAsia="맑은 고딕"/>
+          <w:b w:val="0"/>
+          <w:sz w:val="17"/>
+          <w:u w:val="single"/>
+        </w:rPr>
+        <w:t>effective</w:t>
+      </w:r>
+      <w:r>
+        <w:rPr>
+          <w:rFonts w:ascii="맑은 고딕" w:hAnsi="맑은 고딕" w:eastAsia="맑은 고딕"/>
+          <w:b w:val="0"/>
+          <w:sz w:val="17"/>
+          <w:u w:val="none"/>
+        </w:rPr>
+        <w:t>. Perhaps someone who tries but fails to relieve pain may still be morally good, although not as good as someone who has tried and succeeded. (A) ________, being morally good is not simply a matter of trying to do the right thing. A person who always tries to prevent harm but never does, is not generally thought of as morally good. Doing the right thing should lead to some results, at least ⓑ</w:t>
+      </w:r>
+      <w:r>
+        <w:rPr>
+          <w:rFonts w:ascii="맑은 고딕" w:hAnsi="맑은 고딕" w:eastAsia="맑은 고딕"/>
+          <w:b w:val="0"/>
+          <w:sz w:val="17"/>
+          <w:u w:val="single"/>
+        </w:rPr>
+        <w:t>eventually</w:t>
+      </w:r>
+      <w:r>
+        <w:rPr>
+          <w:rFonts w:ascii="맑은 고딕" w:hAnsi="맑은 고딕" w:eastAsia="맑은 고딕"/>
+          <w:b w:val="0"/>
+          <w:sz w:val="17"/>
+          <w:u w:val="none"/>
+        </w:rPr>
+        <w:t>. In short, moral goodness is a mixture of intention and effect. It is a matter of trying to do the right thing but it is also a matter of getting things right to some degree.</w:t>
+      </w:r>
+    </w:p>
+    <w:p>
+      <w:pPr>
+        <w:spacing w:before="0" w:after="0" w:line="288" w:lineRule="auto"/>
+        <w:ind w:left="40"/>
+        <w:snapToGrid w:val="0"/>
+        <w:pBdr>
+          <w:top w:val="single" w:sz="4" w:space="2" w:color="9B6BD0"/>
+          <w:left w:val="single" w:sz="4" w:space="2" w:color="9B6BD0"/>
+          <w:bottom w:val="single" w:sz="4" w:space="2" w:color="9B6BD0"/>
+          <w:right w:val="single" w:sz="4" w:space="2" w:color="9B6BD0"/>
+        </w:pBdr>
+        <w:shd w:val="clear" w:color="auto" w:fill="FAF5FF"/>
+      </w:pPr>
+      <w:r>
+        <w:rPr>
+          <w:rFonts w:ascii="맑은 고딕" w:hAnsi="맑은 고딕" w:eastAsia="맑은 고딕"/>
+          <w:b/>
+          <w:sz w:val="17"/>
+          <w:u w:val="none"/>
+        </w:rPr>
+        <w:t>&lt;보 기&gt;</w:t>
+      </w:r>
+    </w:p>
+    <w:p>
+      <w:pPr>
+        <w:spacing w:before="0" w:after="0" w:line="288" w:lineRule="auto"/>
+        <w:ind w:left="40"/>
+        <w:snapToGrid w:val="0"/>
+        <w:pBdr>
+          <w:top w:val="single" w:sz="4" w:space="2" w:color="9B6BD0"/>
+          <w:left w:val="single" w:sz="4" w:space="2" w:color="9B6BD0"/>
+          <w:bottom w:val="single" w:sz="4" w:space="2" w:color="9B6BD0"/>
+          <w:right w:val="single" w:sz="4" w:space="2" w:color="9B6BD0"/>
+        </w:pBdr>
+        <w:shd w:val="clear" w:color="auto" w:fill="FAF5FF"/>
+      </w:pPr>
+      <w:r>
+        <w:rPr>
+          <w:rFonts w:ascii="맑은 고딕" w:hAnsi="맑은 고딕" w:eastAsia="맑은 고딕"/>
+          <w:b w:val="0"/>
+          <w:sz w:val="17"/>
+          <w:u w:val="none"/>
+        </w:rPr>
+        <w:t>(a) The writer argues that both good intentions and some results are needed for moral goodness.</w:t>
+      </w:r>
+    </w:p>
+    <w:p>
+      <w:pPr>
+        <w:spacing w:before="0" w:after="0" w:line="288" w:lineRule="auto"/>
+        <w:ind w:left="40"/>
+        <w:snapToGrid w:val="0"/>
+        <w:pBdr>
+          <w:top w:val="single" w:sz="4" w:space="2" w:color="9B6BD0"/>
+          <w:left w:val="single" w:sz="4" w:space="2" w:color="9B6BD0"/>
+          <w:bottom w:val="single" w:sz="4" w:space="2" w:color="9B6BD0"/>
+          <w:right w:val="single" w:sz="4" w:space="2" w:color="9B6BD0"/>
+        </w:pBdr>
+        <w:shd w:val="clear" w:color="auto" w:fill="FAF5FF"/>
+      </w:pPr>
+      <w:r>
+        <w:rPr>
+          <w:rFonts w:ascii="맑은 고딕" w:hAnsi="맑은 고딕" w:eastAsia="맑은 고딕"/>
+          <w:b w:val="0"/>
+          <w:sz w:val="17"/>
+          <w:u w:val="none"/>
+        </w:rPr>
+        <w:t>(b) The appropriate expression for (A) is ‘Therefore’.</w:t>
+      </w:r>
+    </w:p>
+    <w:p>
+      <w:pPr>
+        <w:spacing w:before="0" w:after="0" w:line="288" w:lineRule="auto"/>
+        <w:ind w:left="40"/>
+        <w:snapToGrid w:val="0"/>
+        <w:pBdr>
+          <w:top w:val="single" w:sz="4" w:space="2" w:color="9B6BD0"/>
+          <w:left w:val="single" w:sz="4" w:space="2" w:color="9B6BD0"/>
+          <w:bottom w:val="single" w:sz="4" w:space="2" w:color="9B6BD0"/>
+          <w:right w:val="single" w:sz="4" w:space="2" w:color="9B6BD0"/>
+        </w:pBdr>
+        <w:shd w:val="clear" w:color="auto" w:fill="FAF5FF"/>
+      </w:pPr>
+      <w:r>
+        <w:rPr>
+          <w:rFonts w:ascii="맑은 고딕" w:hAnsi="맑은 고딕" w:eastAsia="맑은 고딕"/>
+          <w:b w:val="0"/>
+          <w:sz w:val="17"/>
+          <w:u w:val="none"/>
+        </w:rPr>
+        <w:t>(c) ⓐ ‘effective’ means ‘producing the intended result’.</w:t>
+      </w:r>
+    </w:p>
+    <w:p>
+      <w:pPr>
+        <w:spacing w:before="0" w:after="0" w:line="288" w:lineRule="auto"/>
+        <w:ind w:left="40"/>
+        <w:snapToGrid w:val="0"/>
+        <w:pBdr>
+          <w:top w:val="single" w:sz="4" w:space="2" w:color="9B6BD0"/>
+          <w:left w:val="single" w:sz="4" w:space="2" w:color="9B6BD0"/>
+          <w:bottom w:val="single" w:sz="4" w:space="2" w:color="9B6BD0"/>
+          <w:right w:val="single" w:sz="4" w:space="2" w:color="9B6BD0"/>
+        </w:pBdr>
+        <w:shd w:val="clear" w:color="auto" w:fill="FAF5FF"/>
+      </w:pPr>
+      <w:r>
+        <w:rPr>
+          <w:rFonts w:ascii="맑은 고딕" w:hAnsi="맑은 고딕" w:eastAsia="맑은 고딕"/>
+          <w:b w:val="0"/>
+          <w:sz w:val="17"/>
+          <w:u w:val="none"/>
+        </w:rPr>
+        <w:t>(d) ⓑ ‘eventually’ can be replaced by ‘immediately’.</w:t>
+      </w:r>
+    </w:p>
+    <w:p>
+      <w:pPr>
+        <w:spacing w:before="0" w:after="60" w:line="288" w:lineRule="auto"/>
+        <w:ind w:left="40"/>
+        <w:snapToGrid w:val="0"/>
+        <w:pBdr>
+          <w:top w:val="single" w:sz="4" w:space="2" w:color="9B6BD0"/>
+          <w:left w:val="single" w:sz="4" w:space="2" w:color="9B6BD0"/>
+          <w:bottom w:val="single" w:sz="4" w:space="2" w:color="9B6BD0"/>
+          <w:right w:val="single" w:sz="4" w:space="2" w:color="9B6BD0"/>
+        </w:pBdr>
+        <w:shd w:val="clear" w:color="auto" w:fill="FAF5FF"/>
+      </w:pPr>
+      <w:r>
+        <w:rPr>
+          <w:rFonts w:ascii="맑은 고딕" w:hAnsi="맑은 고딕" w:eastAsia="맑은 고딕"/>
+          <w:b w:val="0"/>
+          <w:sz w:val="17"/>
+          <w:u w:val="none"/>
+        </w:rPr>
+        <w:t>(e) According to the writer, someone who tries but fails is just as good as someone who succeeds.</w:t>
+      </w:r>
+    </w:p>
+    <w:p>
+      <w:pPr>
+        <w:spacing w:before="0" w:after="20" w:line="276" w:lineRule="auto"/>
+        <w:ind w:left="80"/>
+        <w:snapToGrid w:val="0"/>
+      </w:pPr>
+      <w:r>
+        <w:rPr>
+          <w:rFonts w:ascii="맑은 고딕" w:hAnsi="맑은 고딕" w:eastAsia="맑은 고딕"/>
+          <w:b w:val="0"/>
+          <w:sz w:val="17"/>
+          <w:u w:val="none"/>
+        </w:rPr>
+        <w:t>① (b), (d), (e)    ② (a), (c)    ③ (b), (e)    ④ (c), (d), (e)    ⑤ (a), (b), (d)</w:t>
       </w:r>
     </w:p>
     <w:p>
@@ -1576,25 +1766,25 @@
           <w:sz w:val="17"/>
           <w:u w:val="none"/>
         </w:rPr>
-        <w:t xml:space="preserve"> 윗글의 내용과 일치하지 </w:t>
-      </w:r>
-      <w:r>
-        <w:rPr>
-          <w:rFonts w:ascii="맑은 고딕" w:hAnsi="맑은 고딕" w:eastAsia="맑은 고딕"/>
-          <w:b/>
-          <w:sz w:val="17"/>
-          <w:u w:val="none"/>
-        </w:rPr>
-        <w:t>않는</w:t>
+        <w:t xml:space="preserve"> 다음 글의 밑줄 친 ⓐ ~ ⓕ 중, 어법상 </w:t>
       </w:r>
       <w:r>
         <w:rPr>
           <w:rFonts w:ascii="맑은 고딕" w:hAnsi="맑은 고딕" w:eastAsia="맑은 고딕"/>
           <w:b w:val="0"/>
           <w:sz w:val="17"/>
-          <w:u w:val="none"/>
-        </w:rPr>
-        <w:t xml:space="preserve"> 것은? [2.6점]</w:t>
+          <w:u w:val="single"/>
+        </w:rPr>
+        <w:t>틀린</w:t>
+      </w:r>
+      <w:r>
+        <w:rPr>
+          <w:rFonts w:ascii="맑은 고딕" w:hAnsi="맑은 고딕" w:eastAsia="맑은 고딕"/>
+          <w:b w:val="0"/>
+          <w:sz w:val="17"/>
+          <w:u w:val="none"/>
+        </w:rPr>
+        <w:t xml:space="preserve"> 것을 모두 고른 것은? [3.1점]</w:t>
       </w:r>
     </w:p>
     <w:p>
@@ -1617,7 +1807,131 @@
           <w:sz w:val="17"/>
           <w:u w:val="none"/>
         </w:rPr>
-        <w:t>To be morally good is neither simply to succeed nor simply to try. It is not simply to succeed, because a person whose help backfires can still be good; the goodness lies in doing the right thing because it is right. Yet it is not simply to try, because someone who always tries to prevent harm and never does is not generally regarded as good; doing the right thing should bring results in the end. Good intentions count, but a person who fails to relieve pain is still less good than one who succeeds. Moral goodness combines intention and effect.</w:t>
+        <w:t>Being morally good is not simply a matter of getting things right. Someone who tries to help others but who ends up ⓐ</w:t>
+      </w:r>
+      <w:r>
+        <w:rPr>
+          <w:rFonts w:ascii="맑은 고딕" w:hAnsi="맑은 고딕" w:eastAsia="맑은 고딕"/>
+          <w:b w:val="0"/>
+          <w:sz w:val="17"/>
+          <w:u w:val="single"/>
+        </w:rPr>
+        <w:t>to make</w:t>
+      </w:r>
+      <w:r>
+        <w:rPr>
+          <w:rFonts w:ascii="맑은 고딕" w:hAnsi="맑은 고딕" w:eastAsia="맑은 고딕"/>
+          <w:b w:val="0"/>
+          <w:sz w:val="17"/>
+          <w:u w:val="none"/>
+        </w:rPr>
+        <w:t xml:space="preserve"> things worse for them, may still be morally good. Being morally good is a matter of doing the right thing ‘because it is the right thing’ but it does not depend on ⓑ</w:t>
+      </w:r>
+      <w:r>
+        <w:rPr>
+          <w:rFonts w:ascii="맑은 고딕" w:hAnsi="맑은 고딕" w:eastAsia="맑은 고딕"/>
+          <w:b w:val="0"/>
+          <w:sz w:val="17"/>
+          <w:u w:val="single"/>
+        </w:rPr>
+        <w:t>being</w:t>
+      </w:r>
+      <w:r>
+        <w:rPr>
+          <w:rFonts w:ascii="맑은 고딕" w:hAnsi="맑은 고딕" w:eastAsia="맑은 고딕"/>
+          <w:b w:val="0"/>
+          <w:sz w:val="17"/>
+          <w:u w:val="none"/>
+        </w:rPr>
+        <w:t xml:space="preserve"> effective. Perhaps someone who tries but fails ⓒ</w:t>
+      </w:r>
+      <w:r>
+        <w:rPr>
+          <w:rFonts w:ascii="맑은 고딕" w:hAnsi="맑은 고딕" w:eastAsia="맑은 고딕"/>
+          <w:b w:val="0"/>
+          <w:sz w:val="17"/>
+          <w:u w:val="single"/>
+        </w:rPr>
+        <w:t>to relieve</w:t>
+      </w:r>
+      <w:r>
+        <w:rPr>
+          <w:rFonts w:ascii="맑은 고딕" w:hAnsi="맑은 고딕" w:eastAsia="맑은 고딕"/>
+          <w:b w:val="0"/>
+          <w:sz w:val="17"/>
+          <w:u w:val="none"/>
+        </w:rPr>
+        <w:t xml:space="preserve"> pain may still be morally good, although not as ⓓ</w:t>
+      </w:r>
+      <w:r>
+        <w:rPr>
+          <w:rFonts w:ascii="맑은 고딕" w:hAnsi="맑은 고딕" w:eastAsia="맑은 고딕"/>
+          <w:b w:val="0"/>
+          <w:sz w:val="17"/>
+          <w:u w:val="single"/>
+        </w:rPr>
+        <w:t>better</w:t>
+      </w:r>
+      <w:r>
+        <w:rPr>
+          <w:rFonts w:ascii="맑은 고딕" w:hAnsi="맑은 고딕" w:eastAsia="맑은 고딕"/>
+          <w:b w:val="0"/>
+          <w:sz w:val="17"/>
+          <w:u w:val="none"/>
+        </w:rPr>
+        <w:t xml:space="preserve"> as someone who has tried and succeeded. Nevertheless, being morally good is not simply a matter of trying to do the right thing. A person who always tries to prevent harm but never does, is not generally ⓔ</w:t>
+      </w:r>
+      <w:r>
+        <w:rPr>
+          <w:rFonts w:ascii="맑은 고딕" w:hAnsi="맑은 고딕" w:eastAsia="맑은 고딕"/>
+          <w:b w:val="0"/>
+          <w:sz w:val="17"/>
+          <w:u w:val="single"/>
+        </w:rPr>
+        <w:t>thought of</w:t>
+      </w:r>
+      <w:r>
+        <w:rPr>
+          <w:rFonts w:ascii="맑은 고딕" w:hAnsi="맑은 고딕" w:eastAsia="맑은 고딕"/>
+          <w:b w:val="0"/>
+          <w:sz w:val="17"/>
+          <w:u w:val="none"/>
+        </w:rPr>
+        <w:t xml:space="preserve"> as morally good. Doing the right thing should ⓕ</w:t>
+      </w:r>
+      <w:r>
+        <w:rPr>
+          <w:rFonts w:ascii="맑은 고딕" w:hAnsi="맑은 고딕" w:eastAsia="맑은 고딕"/>
+          <w:b w:val="0"/>
+          <w:sz w:val="17"/>
+          <w:u w:val="single"/>
+        </w:rPr>
+        <w:t>leads</w:t>
+      </w:r>
+      <w:r>
+        <w:rPr>
+          <w:rFonts w:ascii="맑은 고딕" w:hAnsi="맑은 고딕" w:eastAsia="맑은 고딕"/>
+          <w:b w:val="0"/>
+          <w:sz w:val="17"/>
+          <w:u w:val="none"/>
+        </w:rPr>
+        <w:t xml:space="preserve"> to some results, at least eventually. In short, moral goodness is a mixture of intention and effect. It is a matter of trying to do the right thing but it is also a matter of getting things right to some degree.</w:t>
+      </w:r>
+    </w:p>
+    <w:p>
+      <w:pPr>
+        <w:spacing w:before="0" w:after="20" w:line="276" w:lineRule="auto"/>
+        <w:ind w:left="80"/>
+        <w:snapToGrid w:val="0"/>
+      </w:pPr>
+      <w:r>
+        <w:rPr>
+          <w:rFonts w:ascii="맑은 고딕" w:hAnsi="맑은 고딕" w:eastAsia="맑은 고딕"/>
+          <w:b w:val="0"/>
+          <w:sz w:val="17"/>
+          <w:u w:val="none"/>
+        </w:rPr>
+        <w:t>① ⓑ, ⓒ    ② ⓐ, ⓔ    ③ ⓒ, ⓓ, ⓔ    ④ ⓐ, ⓓ    ⑤ ⓐ, ⓓ, ⓕ</w:t>
       </w:r>
     </w:p>
     <w:p>
@@ -1642,25 +1956,7 @@
           <w:sz w:val="17"/>
           <w:u w:val="none"/>
         </w:rPr>
-        <w:t xml:space="preserve"> 윗글의 밑줄 친 ①~⑤ 중, 문맥상 낱말의 쓰임이 적절하지 </w:t>
-      </w:r>
-      <w:r>
-        <w:rPr>
-          <w:rFonts w:ascii="맑은 고딕" w:hAnsi="맑은 고딕" w:eastAsia="맑은 고딕"/>
-          <w:b/>
-          <w:sz w:val="17"/>
-          <w:u w:val="none"/>
-        </w:rPr>
-        <w:t>않은</w:t>
-      </w:r>
-      <w:r>
-        <w:rPr>
-          <w:rFonts w:ascii="맑은 고딕" w:hAnsi="맑은 고딕" w:eastAsia="맑은 고딕"/>
-          <w:b w:val="0"/>
-          <w:sz w:val="17"/>
-          <w:u w:val="none"/>
-        </w:rPr>
-        <w:t xml:space="preserve"> 것은? [2.8점]</w:t>
+        <w:t xml:space="preserve"> 다음 글의 (A), (B), (C)의 각 괄호 안에서 문맥과 어법에 맞는 표현으로 가장 적절한 것은? [2.8점]</w:t>
       </w:r>
     </w:p>
     <w:p>
@@ -1683,7 +1979,87 @@
           <w:sz w:val="17"/>
           <w:u w:val="none"/>
         </w:rPr>
-        <w:t>Being morally good is not simply a matter of getting things ①right. Someone who tries to help others but ends up making things ②better for them may still be morally good, because goodness lies in doing the right thing because it is right, not in being ③effective. Someone who tries but fails to ④relieve pain may still be good, though not as good as someone who succeeds. Yet trying is not enough either: a person who always tries to prevent harm but never does is not generally thought of as good. Moral goodness is a ⑤mixture of intention and effect.</w:t>
+        <w:t>Being morally good is not simply a matter of getting things right. Someone who tries to help others but who ends up making things (A) [worse / better] for them, may still be morally good. Being morally good is a matter of doing the right thing ‘because it is the right thing’ but it does not depend on being effective. Perhaps someone who tries but fails to relieve pain may still be morally good, although not as good as someone who has tried and succeeded. Nevertheless, being morally good is not simply a matter of trying to do the right thing. A person who always tries to (B) [prevent / cause] harm but never does, is not generally thought of as morally good. (C) [Doing / Do] the right thing should lead to some results, at least eventually. In short, moral goodness is a mixture of intention and effect. It is a matter of trying to do the right thing but it is also a matter of getting things right to some degree.</w:t>
+      </w:r>
+    </w:p>
+    <w:p>
+      <w:pPr>
+        <w:spacing w:before="0" w:after="0" w:line="269" w:lineRule="auto"/>
+        <w:ind w:left="180" w:hanging="180"/>
+        <w:snapToGrid w:val="0"/>
+      </w:pPr>
+      <w:r>
+        <w:rPr>
+          <w:rFonts w:ascii="맑은 고딕" w:hAnsi="맑은 고딕" w:eastAsia="맑은 고딕"/>
+          <w:b w:val="0"/>
+          <w:sz w:val="17"/>
+          <w:u w:val="none"/>
+        </w:rPr>
+        <w:t>① (A) better  (B) prevent  (C) Doing</w:t>
+      </w:r>
+    </w:p>
+    <w:p>
+      <w:pPr>
+        <w:spacing w:before="0" w:after="0" w:line="269" w:lineRule="auto"/>
+        <w:ind w:left="180" w:hanging="180"/>
+        <w:snapToGrid w:val="0"/>
+      </w:pPr>
+      <w:r>
+        <w:rPr>
+          <w:rFonts w:ascii="맑은 고딕" w:hAnsi="맑은 고딕" w:eastAsia="맑은 고딕"/>
+          <w:b w:val="0"/>
+          <w:sz w:val="17"/>
+          <w:u w:val="none"/>
+        </w:rPr>
+        <w:t>② (A) worse  (B) prevent  (C) Doing</w:t>
+      </w:r>
+    </w:p>
+    <w:p>
+      <w:pPr>
+        <w:spacing w:before="0" w:after="0" w:line="269" w:lineRule="auto"/>
+        <w:ind w:left="180" w:hanging="180"/>
+        <w:snapToGrid w:val="0"/>
+      </w:pPr>
+      <w:r>
+        <w:rPr>
+          <w:rFonts w:ascii="맑은 고딕" w:hAnsi="맑은 고딕" w:eastAsia="맑은 고딕"/>
+          <w:b w:val="0"/>
+          <w:sz w:val="17"/>
+          <w:u w:val="none"/>
+        </w:rPr>
+        <w:t>③ (A) worse  (B) cause  (C) Do</w:t>
+      </w:r>
+    </w:p>
+    <w:p>
+      <w:pPr>
+        <w:spacing w:before="0" w:after="0" w:line="269" w:lineRule="auto"/>
+        <w:ind w:left="180" w:hanging="180"/>
+        <w:snapToGrid w:val="0"/>
+      </w:pPr>
+      <w:r>
+        <w:rPr>
+          <w:rFonts w:ascii="맑은 고딕" w:hAnsi="맑은 고딕" w:eastAsia="맑은 고딕"/>
+          <w:b w:val="0"/>
+          <w:sz w:val="17"/>
+          <w:u w:val="none"/>
+        </w:rPr>
+        <w:t>④ (A) worse  (B) prevent  (C) Do</w:t>
+      </w:r>
+    </w:p>
+    <w:p>
+      <w:pPr>
+        <w:spacing w:before="0" w:after="0" w:line="269" w:lineRule="auto"/>
+        <w:ind w:left="180" w:hanging="180"/>
+        <w:snapToGrid w:val="0"/>
+      </w:pPr>
+      <w:r>
+        <w:rPr>
+          <w:rFonts w:ascii="맑은 고딕" w:hAnsi="맑은 고딕" w:eastAsia="맑은 고딕"/>
+          <w:b w:val="0"/>
+          <w:sz w:val="17"/>
+          <w:u w:val="none"/>
+        </w:rPr>
+        <w:t>⑤ (A) better  (B) cause  (C) Doing</w:t>
       </w:r>
     </w:p>
     <w:p>
@@ -1708,25 +2084,25 @@
           <w:sz w:val="17"/>
           <w:u w:val="none"/>
         </w:rPr>
-        <w:t xml:space="preserve"> 윗글의 밑줄 친 ①~⑤ 중, 어법상 </w:t>
-      </w:r>
-      <w:r>
-        <w:rPr>
-          <w:rFonts w:ascii="맑은 고딕" w:hAnsi="맑은 고딕" w:eastAsia="맑은 고딕"/>
-          <w:b/>
-          <w:sz w:val="17"/>
-          <w:u w:val="none"/>
-        </w:rPr>
-        <w:t>틀린</w:t>
+        <w:t xml:space="preserve"> 윗글의 내용과 일치하지 </w:t>
       </w:r>
       <w:r>
         <w:rPr>
           <w:rFonts w:ascii="맑은 고딕" w:hAnsi="맑은 고딕" w:eastAsia="맑은 고딕"/>
           <w:b w:val="0"/>
           <w:sz w:val="17"/>
-          <w:u w:val="none"/>
-        </w:rPr>
-        <w:t xml:space="preserve"> 것은? [2.8점]</w:t>
+          <w:u w:val="single"/>
+        </w:rPr>
+        <w:t>않는</w:t>
+      </w:r>
+      <w:r>
+        <w:rPr>
+          <w:rFonts w:ascii="맑은 고딕" w:hAnsi="맑은 고딕" w:eastAsia="맑은 고딕"/>
+          <w:b w:val="0"/>
+          <w:sz w:val="17"/>
+          <w:u w:val="none"/>
+        </w:rPr>
+        <w:t xml:space="preserve"> 것은? [2.6점]</w:t>
       </w:r>
     </w:p>
     <w:p>
@@ -1749,7 +2125,87 @@
           <w:sz w:val="17"/>
           <w:u w:val="none"/>
         </w:rPr>
-        <w:t>Being morally good is not simply a matter of ①getting things right. Someone who tries to help others but ②who ends up ③making things worse for them, may still be morally good. Being morally good is a matter of doing the right thing ‘because it is the right thing’ but it does not depend on ④being ⑤effectively.</w:t>
+        <w:t>Being morally good is not simply a matter of getting things right. Someone who tries to help others but who ends up making things worse for them, may still be morally good. Being morally good is a matter of doing the right thing ‘because it is the right thing’ but it does not depend on being effective. Perhaps someone who tries but fails to relieve pain may still be morally good, although not as good as someone who has tried and succeeded. Nevertheless, being morally good is not simply a matter of trying to do the right thing. A person who always tries to prevent harm but never does, is not generally thought of as morally good. Doing the right thing should lead to some results, at least eventually. In short, moral goodness is a mixture of intention and effect. It is a matter of trying to do the right thing but it is also a matter of getting things right to some degree.</w:t>
+      </w:r>
+    </w:p>
+    <w:p>
+      <w:pPr>
+        <w:spacing w:before="0" w:after="0" w:line="269" w:lineRule="auto"/>
+        <w:ind w:left="180" w:hanging="180"/>
+        <w:snapToGrid w:val="0"/>
+      </w:pPr>
+      <w:r>
+        <w:rPr>
+          <w:rFonts w:ascii="맑은 고딕" w:hAnsi="맑은 고딕" w:eastAsia="맑은 고딕"/>
+          <w:b w:val="0"/>
+          <w:sz w:val="17"/>
+          <w:u w:val="none"/>
+        </w:rPr>
+        <w:t>① 남을 도우려다 상황을 악화시킨 사람도 도덕적으로 선할 수 있다.</w:t>
+      </w:r>
+    </w:p>
+    <w:p>
+      <w:pPr>
+        <w:spacing w:before="0" w:after="0" w:line="269" w:lineRule="auto"/>
+        <w:ind w:left="180" w:hanging="180"/>
+        <w:snapToGrid w:val="0"/>
+      </w:pPr>
+      <w:r>
+        <w:rPr>
+          <w:rFonts w:ascii="맑은 고딕" w:hAnsi="맑은 고딕" w:eastAsia="맑은 고딕"/>
+          <w:b w:val="0"/>
+          <w:sz w:val="17"/>
+          <w:u w:val="none"/>
+        </w:rPr>
+        <w:t>② 도덕적으로 선한 것은 효과적인지 여부에 달려 있지 않다.</w:t>
+      </w:r>
+    </w:p>
+    <w:p>
+      <w:pPr>
+        <w:spacing w:before="0" w:after="0" w:line="269" w:lineRule="auto"/>
+        <w:ind w:left="180" w:hanging="180"/>
+        <w:snapToGrid w:val="0"/>
+      </w:pPr>
+      <w:r>
+        <w:rPr>
+          <w:rFonts w:ascii="맑은 고딕" w:hAnsi="맑은 고딕" w:eastAsia="맑은 고딕"/>
+          <w:b w:val="0"/>
+          <w:sz w:val="17"/>
+          <w:u w:val="none"/>
+        </w:rPr>
+        <w:t>③ 고통을 덜어 주려다 실패한 사람은 성공한 사람과 똑같이 선하다.</w:t>
+      </w:r>
+    </w:p>
+    <w:p>
+      <w:pPr>
+        <w:spacing w:before="0" w:after="0" w:line="269" w:lineRule="auto"/>
+        <w:ind w:left="180" w:hanging="180"/>
+        <w:snapToGrid w:val="0"/>
+      </w:pPr>
+      <w:r>
+        <w:rPr>
+          <w:rFonts w:ascii="맑은 고딕" w:hAnsi="맑은 고딕" w:eastAsia="맑은 고딕"/>
+          <w:b w:val="0"/>
+          <w:sz w:val="17"/>
+          <w:u w:val="none"/>
+        </w:rPr>
+        <w:t>④ 해악을 막으려 하지만 결코 막지 못하는 사람은 대개 선하다고 여겨지지 않는다.</w:t>
+      </w:r>
+    </w:p>
+    <w:p>
+      <w:pPr>
+        <w:spacing w:before="0" w:after="0" w:line="269" w:lineRule="auto"/>
+        <w:ind w:left="180" w:hanging="180"/>
+        <w:snapToGrid w:val="0"/>
+      </w:pPr>
+      <w:r>
+        <w:rPr>
+          <w:rFonts w:ascii="맑은 고딕" w:hAnsi="맑은 고딕" w:eastAsia="맑은 고딕"/>
+          <w:b w:val="0"/>
+          <w:sz w:val="17"/>
+          <w:u w:val="none"/>
+        </w:rPr>
+        <w:t>⑤ 옳은 일을 하는 것은 적어도 결국에는 어떤 결과로 이어져야 한다.</w:t>
       </w:r>
     </w:p>
     <w:p>
@@ -1774,7 +2230,7 @@
           <w:sz w:val="17"/>
           <w:u w:val="none"/>
         </w:rPr>
-        <w:t xml:space="preserve"> 윗글의 빈칸에 들어갈 말로 가장 적절한 것은? [2.9점]</w:t>
+        <w:t xml:space="preserve"> [A]와 [B]를 읽고 이해한 것으로 가장 적절한 것은? [3.2점]</w:t>
       </w:r>
     </w:p>
     <w:p>
@@ -1797,7 +2253,110 @@
           <w:sz w:val="17"/>
           <w:u w:val="none"/>
         </w:rPr>
-        <w:t>A person whose attempt to help goes wrong can still be good, since goodness lies in doing right for its own sake rather than in succeeding. But a person who never manages to do any good at all is not usually called good either; right action is expected to bear fruit eventually. In short, moral goodness is ______________________________________ — it asks that we try to do right and that, to some degree, we get it right.</w:t>
+        <w:t>[A] Being morally good is not simply a matter of getting things right. Someone who tries to help others but who ends up making things worse for them, may still be morally good. Being morally good is a matter of doing the right thing ‘because it is the right thing’ but it does not depend on being effective. Perhaps someone who tries but fails to relieve pain may still be morally good, although not as good as someone who has tried and succeeded. Nevertheless, being morally good is not simply a matter of trying to do the right thing. A person who always tries to prevent harm but never does, is not generally thought of as morally good. Doing the right thing should lead to some results, at least eventually. In short, moral goodness is a mixture of intention and effect. It is a matter of trying to do the right thing but it is also a matter of getting things right to some degree.</w:t>
+      </w:r>
+    </w:p>
+    <w:p>
+      <w:pPr>
+        <w:spacing w:before="0" w:after="60" w:line="288" w:lineRule="auto"/>
+        <w:ind w:left="40"/>
+        <w:snapToGrid w:val="0"/>
+        <w:pBdr>
+          <w:top w:val="single" w:sz="4" w:space="2" w:color="6B7FB8"/>
+          <w:left w:val="single" w:sz="4" w:space="2" w:color="6B7FB8"/>
+          <w:bottom w:val="single" w:sz="4" w:space="2" w:color="6B7FB8"/>
+          <w:right w:val="single" w:sz="4" w:space="2" w:color="6B7FB8"/>
+        </w:pBdr>
+        <w:shd w:val="clear" w:color="auto" w:fill="EEF2FF"/>
+      </w:pPr>
+      <w:r>
+        <w:rPr>
+          <w:rFonts w:ascii="맑은 고딕" w:hAnsi="맑은 고딕" w:eastAsia="맑은 고딕"/>
+          <w:b w:val="0"/>
+          <w:sz w:val="17"/>
+          <w:u w:val="none"/>
+        </w:rPr>
+        <w:t>[B] A good doctor is judged in a similar way. A doctor who works hard for a patient but makes a mistake may still be a caring doctor. However, a doctor who always means well but never helps anyone get better would not be called a good doctor. Being a good doctor requires both care and some success in healing.</w:t>
+      </w:r>
+    </w:p>
+    <w:p>
+      <w:pPr>
+        <w:spacing w:before="0" w:after="0" w:line="269" w:lineRule="auto"/>
+        <w:ind w:left="180" w:hanging="180"/>
+        <w:snapToGrid w:val="0"/>
+      </w:pPr>
+      <w:r>
+        <w:rPr>
+          <w:rFonts w:ascii="맑은 고딕" w:hAnsi="맑은 고딕" w:eastAsia="맑은 고딕"/>
+          <w:b w:val="0"/>
+          <w:sz w:val="17"/>
+          <w:u w:val="none"/>
+        </w:rPr>
+        <w:t>① [A] values results only, while [B] values intentions only.</w:t>
+      </w:r>
+    </w:p>
+    <w:p>
+      <w:pPr>
+        <w:spacing w:before="0" w:after="0" w:line="269" w:lineRule="auto"/>
+        <w:ind w:left="180" w:hanging="180"/>
+        <w:snapToGrid w:val="0"/>
+      </w:pPr>
+      <w:r>
+        <w:rPr>
+          <w:rFonts w:ascii="맑은 고딕" w:hAnsi="맑은 고딕" w:eastAsia="맑은 고딕"/>
+          <w:b w:val="0"/>
+          <w:sz w:val="17"/>
+          <w:u w:val="none"/>
+        </w:rPr>
+        <w:t>② Both texts claim that a single failure makes a person bad.</w:t>
+      </w:r>
+    </w:p>
+    <w:p>
+      <w:pPr>
+        <w:spacing w:before="0" w:after="0" w:line="269" w:lineRule="auto"/>
+        <w:ind w:left="180" w:hanging="180"/>
+        <w:snapToGrid w:val="0"/>
+      </w:pPr>
+      <w:r>
+        <w:rPr>
+          <w:rFonts w:ascii="맑은 고딕" w:hAnsi="맑은 고딕" w:eastAsia="맑은 고딕"/>
+          <w:b w:val="0"/>
+          <w:sz w:val="17"/>
+          <w:u w:val="none"/>
+        </w:rPr>
+        <w:t>③ [B] argues that a doctor’s intentions do not matter at all.</w:t>
+      </w:r>
+    </w:p>
+    <w:p>
+      <w:pPr>
+        <w:spacing w:before="0" w:after="0" w:line="269" w:lineRule="auto"/>
+        <w:ind w:left="180" w:hanging="180"/>
+        <w:snapToGrid w:val="0"/>
+      </w:pPr>
+      <w:r>
+        <w:rPr>
+          <w:rFonts w:ascii="맑은 고딕" w:hAnsi="맑은 고딕" w:eastAsia="맑은 고딕"/>
+          <w:b w:val="0"/>
+          <w:sz w:val="17"/>
+          <w:u w:val="none"/>
+        </w:rPr>
+        <w:t>④ Both texts suggest that goodness requires both a sincere effort and at least some success.</w:t>
+      </w:r>
+    </w:p>
+    <w:p>
+      <w:pPr>
+        <w:spacing w:before="0" w:after="0" w:line="269" w:lineRule="auto"/>
+        <w:ind w:left="180" w:hanging="180"/>
+        <w:snapToGrid w:val="0"/>
+      </w:pPr>
+      <w:r>
+        <w:rPr>
+          <w:rFonts w:ascii="맑은 고딕" w:hAnsi="맑은 고딕" w:eastAsia="맑은 고딕"/>
+          <w:b w:val="0"/>
+          <w:sz w:val="17"/>
+          <w:u w:val="none"/>
+        </w:rPr>
+        <w:t>⑤ [A] is about doctors, while [B] is about moral philosophy.</w:t>
       </w:r>
     </w:p>
     <w:p>
@@ -1822,7 +2381,7 @@
           <w:sz w:val="17"/>
           <w:u w:val="none"/>
         </w:rPr>
-        <w:t xml:space="preserve"> 윗글의 내용을 한 문장으로 요약하고자 한다. 빈칸 (A), (B)에 들어갈 말로 가장 적절한 것은? [2.8점]</w:t>
+        <w:t xml:space="preserve"> 다음 빈칸에 들어갈 말로 가장 적절한 것은? [3.0점]</w:t>
       </w:r>
     </w:p>
     <w:p>
@@ -1845,44 +2404,30 @@
           <w:sz w:val="17"/>
           <w:u w:val="none"/>
         </w:rPr>
-        <w:t>Trying to do right is what makes a person good, even when the attempt fails, and even though a successful attempt makes a person better still. But someone whose efforts never come to anything is not usually considered good; right action should bear fruit in the end. Goodness therefore asks two things — the right intention and, in some measure, the right result.</w:t>
+        <w:t>Being morally good is not simply a matter of getting things right. Someone who tries to help others but who ends up making things worse for them, may still be morally good. Being morally good is a matter of doing the right thing ‘because it is the right thing’ but it does not depend on being effective. Perhaps someone who tries but fails to relieve pain may still be morally good, although not as good as someone who has tried and succeeded. Nevertheless, being morally good is not simply a matter of trying to do the right thing. A person who always tries to prevent harm but never does, is not generally thought of as morally good. Doing the right thing should lead to some results, at least eventually. In short, moral goodness is a mixture of ________________. It is a matter of trying to do the right thing but it is also a matter of getting things right to some degree.</w:t>
       </w:r>
     </w:p>
     <w:p>
       <w:pPr>
-        <w:spacing w:before="0" w:after="0" w:line="336" w:lineRule="auto"/>
-        <w:ind w:left="40"/>
+        <w:spacing w:before="0" w:after="0" w:line="269" w:lineRule="auto"/>
+        <w:ind w:left="180" w:hanging="180"/>
         <w:snapToGrid w:val="0"/>
-        <w:pBdr>
-          <w:top w:val="single" w:sz="4" w:space="2" w:color="555555"/>
-          <w:left w:val="single" w:sz="4" w:space="2" w:color="555555"/>
-          <w:bottom w:val="single" w:sz="4" w:space="2" w:color="555555"/>
-          <w:right w:val="single" w:sz="4" w:space="2" w:color="555555"/>
-        </w:pBdr>
-        <w:shd w:val="clear" w:color="auto" w:fill="FFFFFF"/>
-      </w:pPr>
-      <w:r>
-        <w:rPr>
-          <w:rFonts w:ascii="맑은 고딕" w:hAnsi="맑은 고딕" w:eastAsia="맑은 고딕"/>
-          <w:b/>
+      </w:pPr>
+      <w:r>
+        <w:rPr>
+          <w:rFonts w:ascii="맑은 고딕" w:hAnsi="맑은 고딕" w:eastAsia="맑은 고딕"/>
+          <w:b w:val="0"/>
           <w:sz w:val="17"/>
           <w:u w:val="none"/>
         </w:rPr>
-        <w:t>조건 · 보기</w:t>
+        <w:t>① luck and talent</w:t>
       </w:r>
     </w:p>
     <w:p>
       <w:pPr>
-        <w:spacing w:before="0" w:after="60" w:line="336" w:lineRule="auto"/>
-        <w:ind w:left="40"/>
+        <w:spacing w:before="0" w:after="0" w:line="269" w:lineRule="auto"/>
+        <w:ind w:left="180" w:hanging="180"/>
         <w:snapToGrid w:val="0"/>
-        <w:pBdr>
-          <w:top w:val="single" w:sz="4" w:space="2" w:color="555555"/>
-          <w:left w:val="single" w:sz="4" w:space="2" w:color="555555"/>
-          <w:bottom w:val="single" w:sz="4" w:space="2" w:color="555555"/>
-          <w:right w:val="single" w:sz="4" w:space="2" w:color="555555"/>
-        </w:pBdr>
-        <w:shd w:val="clear" w:color="auto" w:fill="FFFFFF"/>
       </w:pPr>
       <w:r>
         <w:rPr>
@@ -1891,7 +2436,55 @@
           <w:sz w:val="17"/>
           <w:u w:val="none"/>
         </w:rPr>
-        <w:t>Moral goodness requires both trying to do the right thing for its own sake and, (A)__________, actually producing (B)__________ results.</w:t>
+        <w:t>② intention and effect</w:t>
+      </w:r>
+    </w:p>
+    <w:p>
+      <w:pPr>
+        <w:spacing w:before="0" w:after="0" w:line="269" w:lineRule="auto"/>
+        <w:ind w:left="180" w:hanging="180"/>
+        <w:snapToGrid w:val="0"/>
+      </w:pPr>
+      <w:r>
+        <w:rPr>
+          <w:rFonts w:ascii="맑은 고딕" w:hAnsi="맑은 고딕" w:eastAsia="맑은 고딕"/>
+          <w:b w:val="0"/>
+          <w:sz w:val="17"/>
+          <w:u w:val="none"/>
+        </w:rPr>
+        <w:t>③ rules and punishment</w:t>
+      </w:r>
+    </w:p>
+    <w:p>
+      <w:pPr>
+        <w:spacing w:before="0" w:after="0" w:line="269" w:lineRule="auto"/>
+        <w:ind w:left="180" w:hanging="180"/>
+        <w:snapToGrid w:val="0"/>
+      </w:pPr>
+      <w:r>
+        <w:rPr>
+          <w:rFonts w:ascii="맑은 고딕" w:hAnsi="맑은 고딕" w:eastAsia="맑은 고딕"/>
+          <w:b w:val="0"/>
+          <w:sz w:val="17"/>
+          <w:u w:val="none"/>
+        </w:rPr>
+        <w:t>④ success and fame</w:t>
+      </w:r>
+    </w:p>
+    <w:p>
+      <w:pPr>
+        <w:spacing w:before="0" w:after="0" w:line="269" w:lineRule="auto"/>
+        <w:ind w:left="180" w:hanging="180"/>
+        <w:snapToGrid w:val="0"/>
+      </w:pPr>
+      <w:r>
+        <w:rPr>
+          <w:rFonts w:ascii="맑은 고딕" w:hAnsi="맑은 고딕" w:eastAsia="맑은 고딕"/>
+          <w:b w:val="0"/>
+          <w:sz w:val="17"/>
+          <w:u w:val="none"/>
+        </w:rPr>
+        <w:t>⑤ effort and sacrifice</w:t>
       </w:r>
     </w:p>
     <w:p>
@@ -1916,25 +2509,25 @@
           <w:sz w:val="17"/>
           <w:u w:val="none"/>
         </w:rPr>
-        <w:t xml:space="preserve"> 윗글의 내용과 일치하는 것을 &lt;보기&gt;에서 </w:t>
-      </w:r>
-      <w:r>
-        <w:rPr>
-          <w:rFonts w:ascii="맑은 고딕" w:hAnsi="맑은 고딕" w:eastAsia="맑은 고딕"/>
-          <w:b/>
-          <w:sz w:val="17"/>
-          <w:u w:val="none"/>
-        </w:rPr>
-        <w:t>있는 대로</w:t>
+        <w:t xml:space="preserve"> 다음 글에서 전체 흐름과 관계 </w:t>
       </w:r>
       <w:r>
         <w:rPr>
           <w:rFonts w:ascii="맑은 고딕" w:hAnsi="맑은 고딕" w:eastAsia="맑은 고딕"/>
           <w:b w:val="0"/>
           <w:sz w:val="17"/>
-          <w:u w:val="none"/>
-        </w:rPr>
-        <w:t xml:space="preserve"> 고른 것은? (부분 점수 없음) [3.0점]</w:t>
+          <w:u w:val="single"/>
+        </w:rPr>
+        <w:t>없는</w:t>
+      </w:r>
+      <w:r>
+        <w:rPr>
+          <w:rFonts w:ascii="맑은 고딕" w:hAnsi="맑은 고딕" w:eastAsia="맑은 고딕"/>
+          <w:b w:val="0"/>
+          <w:sz w:val="17"/>
+          <w:u w:val="none"/>
+        </w:rPr>
+        <w:t xml:space="preserve"> 문장은? [2.9점]</w:t>
       </w:r>
     </w:p>
     <w:p>
@@ -1957,12 +2550,13 @@
           <w:sz w:val="17"/>
           <w:u w:val="none"/>
         </w:rPr>
-        <w:t>A person who tries to help others but ends up making things worse may still be morally good, since being good is a matter of doing the right thing because it is right, not of being effective. Someone who tries but fails to relieve pain may still be good, though not as good as someone who has succeeded. On the other hand, a person who always tries to prevent harm but never does is not generally thought of as morally good; doing the right thing should eventually lead to some results.</w:t>
+        <w:t>Being morally good is not simply a matter of getting things right. ① Someone who tries to help others but who ends up making things worse for them, may still be morally good. Being morally good is a matter of doing the right thing ‘because it is the right thing’ but it does not depend on being effective. ② Perhaps someone who tries but fails to relieve pain may still be morally good, although not as good as someone who has tried and succeeded. ③ Nevertheless, being morally good is not simply a matter of trying to do the right thing. ④ A person who always tries to prevent harm but never does, is not generally thought of as morally good. ⑤ Moral rules also differ greatly from one culture to another. Doing the right thing should lead to some results, at least eventually. In short, moral goodness is a mixture of intention and effect. It is a matter of trying to do the right thing but it is also a matter of getting things right to some degree.</w:t>
       </w:r>
     </w:p>
     <w:p>
       <w:pPr>
-        <w:spacing w:before="0" w:after="40" w:line="360" w:lineRule="auto"/>
+        <w:spacing w:before="0" w:after="20" w:line="276" w:lineRule="auto"/>
+        <w:ind w:left="80"/>
         <w:snapToGrid w:val="0"/>
       </w:pPr>
       <w:r>
@@ -1972,67 +2566,25 @@
           <w:sz w:val="17"/>
           <w:u w:val="none"/>
         </w:rPr>
-        <w:t>ⓐ A person who tries to help but makes things worse may still be morally good.</w:t>
+        <w:t>① ①    ② ②    ③ ③    ④ ④    ⑤ ⑤</w:t>
       </w:r>
     </w:p>
     <w:p>
       <w:pPr>
-        <w:spacing w:before="0" w:after="40" w:line="360" w:lineRule="auto"/>
+        <w:keepNext/>
+        <w:spacing w:before="80" w:after="40" w:line="276" w:lineRule="auto"/>
         <w:snapToGrid w:val="0"/>
-      </w:pPr>
-      <w:r>
-        <w:rPr>
-          <w:rFonts w:ascii="맑은 고딕" w:hAnsi="맑은 고딕" w:eastAsia="맑은 고딕"/>
-          <w:b w:val="0"/>
+        <w:shd w:val="clear" w:color="auto" w:fill="8A3A12"/>
+      </w:pPr>
+      <w:r>
+        <w:rPr>
+          <w:rFonts w:ascii="맑은 고딕" w:hAnsi="맑은 고딕" w:eastAsia="맑은 고딕"/>
+          <w:b/>
+          <w:color w:val="FFFFFF"/>
           <w:sz w:val="17"/>
           <w:u w:val="none"/>
         </w:rPr>
-        <w:t>ⓑ Moral goodness depends entirely on being effective.</w:t>
-      </w:r>
-    </w:p>
-    <w:p>
-      <w:pPr>
-        <w:spacing w:before="0" w:after="40" w:line="360" w:lineRule="auto"/>
-        <w:snapToGrid w:val="0"/>
-      </w:pPr>
-      <w:r>
-        <w:rPr>
-          <w:rFonts w:ascii="맑은 고딕" w:hAnsi="맑은 고딕" w:eastAsia="맑은 고딕"/>
-          <w:b w:val="0"/>
-          <w:sz w:val="17"/>
-          <w:u w:val="none"/>
-        </w:rPr>
-        <w:t>ⓒ Someone who fails to relieve pain is not as good as someone who succeeds.</w:t>
-      </w:r>
-    </w:p>
-    <w:p>
-      <w:pPr>
-        <w:spacing w:before="0" w:after="40" w:line="360" w:lineRule="auto"/>
-        <w:snapToGrid w:val="0"/>
-      </w:pPr>
-      <w:r>
-        <w:rPr>
-          <w:rFonts w:ascii="맑은 고딕" w:hAnsi="맑은 고딕" w:eastAsia="맑은 고딕"/>
-          <w:b w:val="0"/>
-          <w:sz w:val="17"/>
-          <w:u w:val="none"/>
-        </w:rPr>
-        <w:t>ⓓ A person who never actually prevents harm is generally considered morally good.</w:t>
-      </w:r>
-    </w:p>
-    <w:p>
-      <w:pPr>
-        <w:spacing w:before="0" w:after="40" w:line="360" w:lineRule="auto"/>
-        <w:snapToGrid w:val="0"/>
-      </w:pPr>
-      <w:r>
-        <w:rPr>
-          <w:rFonts w:ascii="맑은 고딕" w:hAnsi="맑은 고딕" w:eastAsia="맑은 고딕"/>
-          <w:b w:val="0"/>
-          <w:sz w:val="17"/>
-          <w:u w:val="none"/>
-        </w:rPr>
-        <w:t>ⓔ Doing the right thing should eventually lead to some results.</w:t>
+        <w:t>서답형  39-서1 ~ 39-서2</w:t>
       </w:r>
     </w:p>
     <w:p>
@@ -2048,7 +2600,7 @@
           <w:sz w:val="17"/>
           <w:u w:val="none"/>
         </w:rPr>
-        <w:t>39-8.</w:t>
+        <w:t>39-서1.</w:t>
       </w:r>
       <w:r>
         <w:rPr>
@@ -2057,25 +2609,25 @@
           <w:sz w:val="17"/>
           <w:u w:val="none"/>
         </w:rPr>
-        <w:t xml:space="preserve"> 다음 대화의 내용을 표로 정리한 것으로 일치하지 </w:t>
-      </w:r>
-      <w:r>
-        <w:rPr>
-          <w:rFonts w:ascii="맑은 고딕" w:hAnsi="맑은 고딕" w:eastAsia="맑은 고딕"/>
-          <w:b/>
-          <w:sz w:val="17"/>
-          <w:u w:val="none"/>
-        </w:rPr>
-        <w:t>않는</w:t>
+        <w:t xml:space="preserve"> 다음 글의 내용을 요약하고자 한다. 빈칸 (1)~(3)에 들어갈 말을 본문에서 찾아 </w:t>
       </w:r>
       <w:r>
         <w:rPr>
           <w:rFonts w:ascii="맑은 고딕" w:hAnsi="맑은 고딕" w:eastAsia="맑은 고딕"/>
           <w:b w:val="0"/>
           <w:sz w:val="17"/>
-          <w:u w:val="none"/>
-        </w:rPr>
-        <w:t xml:space="preserve"> 것은? [3.0점]</w:t>
+          <w:u w:val="single"/>
+        </w:rPr>
+        <w:t>반드시 변형하여</w:t>
+      </w:r>
+      <w:r>
+        <w:rPr>
+          <w:rFonts w:ascii="맑은 고딕" w:hAnsi="맑은 고딕" w:eastAsia="맑은 고딕"/>
+          <w:b w:val="0"/>
+          <w:sz w:val="17"/>
+          <w:u w:val="none"/>
+        </w:rPr>
+        <w:t xml:space="preserve"> 쓰시오. (한 칸에 한 단어) [각 1점, 총 3점] [3.0점]</w:t>
       </w:r>
     </w:p>
     <w:p>
@@ -2098,7 +2650,139 @@
           <w:sz w:val="17"/>
           <w:u w:val="none"/>
         </w:rPr>
-        <w:t>A: My cousin tried to cheer up a sick friend and accidentally upset her instead. Does that make him a bad person?</w:t>
+        <w:t>Being morally good is not simply a matter of getting things right. Someone who tries to help others but who ends up making things worse for them, may still be morally good. Being morally good is a matter of doing the right thing ‘because it is the right thing’ but it does not depend on being effective. Perhaps someone who tries but fails to relieve pain may still be morally good, although not as good as someone who has tried and succeeded. Nevertheless, being morally good is not simply a matter of trying to do the right thing. A person who always tries to prevent harm but never does, is not generally thought of as morally good. Doing the right thing should lead to some results, at least eventually. In short, moral goodness is a mixture of intention and effect. It is a matter of trying to do the right thing but it is also a matter of getting things right to some degree.</w:t>
+      </w:r>
+    </w:p>
+    <w:p>
+      <w:pPr>
+        <w:spacing w:before="0" w:after="60" w:line="288" w:lineRule="auto"/>
+        <w:ind w:left="40"/>
+        <w:snapToGrid w:val="0"/>
+        <w:pBdr>
+          <w:top w:val="single" w:sz="4" w:space="2" w:color="C99B4E"/>
+          <w:left w:val="single" w:sz="4" w:space="2" w:color="C99B4E"/>
+          <w:bottom w:val="single" w:sz="4" w:space="2" w:color="C99B4E"/>
+          <w:right w:val="single" w:sz="4" w:space="2" w:color="C99B4E"/>
+        </w:pBdr>
+        <w:shd w:val="clear" w:color="auto" w:fill="FFF8E1"/>
+      </w:pPr>
+      <w:r>
+        <w:rPr>
+          <w:rFonts w:ascii="맑은 고딕" w:hAnsi="맑은 고딕" w:eastAsia="맑은 고딕"/>
+          <w:b w:val="0"/>
+          <w:sz w:val="17"/>
+          <w:u w:val="none"/>
+        </w:rPr>
+        <w:t>Moral goodness depends not only on what we (1) ________ to do but also on being at least partly (2) ________; a constant (3) ________ to achieve any result is not considered morally good.</w:t>
+      </w:r>
+    </w:p>
+    <w:p>
+      <w:pPr>
+        <w:spacing w:before="0" w:after="0" w:line="288" w:lineRule="auto"/>
+        <w:ind w:left="40"/>
+        <w:snapToGrid w:val="0"/>
+        <w:pBdr>
+          <w:top w:val="single" w:sz="4" w:space="2" w:color="9B6BD0"/>
+          <w:left w:val="single" w:sz="4" w:space="2" w:color="9B6BD0"/>
+          <w:bottom w:val="single" w:sz="4" w:space="2" w:color="9B6BD0"/>
+          <w:right w:val="single" w:sz="4" w:space="2" w:color="9B6BD0"/>
+        </w:pBdr>
+        <w:shd w:val="clear" w:color="auto" w:fill="FAF5FF"/>
+      </w:pPr>
+      <w:r>
+        <w:rPr>
+          <w:rFonts w:ascii="맑은 고딕" w:hAnsi="맑은 고딕" w:eastAsia="맑은 고딕"/>
+          <w:b/>
+          <w:sz w:val="17"/>
+          <w:u w:val="none"/>
+        </w:rPr>
+        <w:t>&lt;조 건&gt;</w:t>
+      </w:r>
+    </w:p>
+    <w:p>
+      <w:pPr>
+        <w:spacing w:before="0" w:after="0" w:line="288" w:lineRule="auto"/>
+        <w:ind w:left="40"/>
+        <w:snapToGrid w:val="0"/>
+        <w:pBdr>
+          <w:top w:val="single" w:sz="4" w:space="2" w:color="9B6BD0"/>
+          <w:left w:val="single" w:sz="4" w:space="2" w:color="9B6BD0"/>
+          <w:bottom w:val="single" w:sz="4" w:space="2" w:color="9B6BD0"/>
+          <w:right w:val="single" w:sz="4" w:space="2" w:color="9B6BD0"/>
+        </w:pBdr>
+        <w:shd w:val="clear" w:color="auto" w:fill="FAF5FF"/>
+      </w:pPr>
+      <w:r>
+        <w:rPr>
+          <w:rFonts w:ascii="맑은 고딕" w:hAnsi="맑은 고딕" w:eastAsia="맑은 고딕"/>
+          <w:b w:val="0"/>
+          <w:sz w:val="17"/>
+          <w:u w:val="none"/>
+        </w:rPr>
+        <w:t>1. 본문의 단어를 반드시 변형(품사·어형)하여 쓸 것 — 본문 형태 그대로 쓰면 0점</w:t>
+      </w:r>
+    </w:p>
+    <w:p>
+      <w:pPr>
+        <w:spacing w:before="0" w:after="60" w:line="288" w:lineRule="auto"/>
+        <w:ind w:left="40"/>
+        <w:snapToGrid w:val="0"/>
+        <w:pBdr>
+          <w:top w:val="single" w:sz="4" w:space="2" w:color="9B6BD0"/>
+          <w:left w:val="single" w:sz="4" w:space="2" w:color="9B6BD0"/>
+          <w:bottom w:val="single" w:sz="4" w:space="2" w:color="9B6BD0"/>
+          <w:right w:val="single" w:sz="4" w:space="2" w:color="9B6BD0"/>
+        </w:pBdr>
+        <w:shd w:val="clear" w:color="auto" w:fill="FAF5FF"/>
+      </w:pPr>
+      <w:r>
+        <w:rPr>
+          <w:rFonts w:ascii="맑은 고딕" w:hAnsi="맑은 고딕" w:eastAsia="맑은 고딕"/>
+          <w:b w:val="0"/>
+          <w:sz w:val="17"/>
+          <w:u w:val="none"/>
+        </w:rPr>
+        <w:t>2. 답안지에 소문항 번호를 정확하게 기입할 것  예) 1-(1) 1-(2) 1-(3)</w:t>
+      </w:r>
+    </w:p>
+    <w:p>
+      <w:pPr>
+        <w:spacing w:before="0" w:after="40" w:line="360" w:lineRule="auto"/>
+        <w:snapToGrid w:val="0"/>
+      </w:pPr>
+      <w:r>
+        <w:rPr>
+          <w:rFonts w:ascii="맑은 고딕" w:hAnsi="맑은 고딕" w:eastAsia="맑은 고딕"/>
+          <w:b w:val="0"/>
+          <w:sz w:val="17"/>
+          <w:u w:val="none"/>
+        </w:rPr>
+        <w:t>(1) ______________   (2) ______________   (3) ______________</w:t>
+      </w:r>
+    </w:p>
+    <w:p>
+      <w:pPr>
+        <w:keepNext/>
+        <w:spacing w:before="80" w:after="20" w:line="276" w:lineRule="auto"/>
+        <w:snapToGrid w:val="0"/>
+      </w:pPr>
+      <w:r>
+        <w:rPr>
+          <w:rFonts w:ascii="맑은 고딕" w:hAnsi="맑은 고딕" w:eastAsia="맑은 고딕"/>
+          <w:b/>
+          <w:sz w:val="17"/>
+          <w:u w:val="none"/>
+        </w:rPr>
+        <w:t>39-서2.</w:t>
+      </w:r>
+      <w:r>
+        <w:rPr>
+          <w:rFonts w:ascii="맑은 고딕" w:hAnsi="맑은 고딕" w:eastAsia="맑은 고딕"/>
+          <w:b w:val="0"/>
+          <w:sz w:val="17"/>
+          <w:u w:val="none"/>
+        </w:rPr>
+        <w:t xml:space="preserve"> 다음 글의 밑줄 친 문장과 같은 뜻이 되도록 &lt;보기&gt;의 표현을 모두 사용하여 &lt;조건&gt;에 맞게 영작하시오. [3점] [3.0점]</w:t>
       </w:r>
     </w:p>
     <w:p>
@@ -2121,7 +2805,267 @@
           <w:sz w:val="17"/>
           <w:u w:val="none"/>
         </w:rPr>
-        <w:t>B: Not at all. He was doing the right thing because it was right. That's what goodness is about, not whether it worked.</w:t>
+        <w:t xml:space="preserve">Nevertheless, being morally good is not simply a matter of trying to do the right thing. </w:t>
+      </w:r>
+      <w:r>
+        <w:rPr>
+          <w:rFonts w:ascii="맑은 고딕" w:hAnsi="맑은 고딕" w:eastAsia="맑은 고딕"/>
+          <w:b w:val="0"/>
+          <w:sz w:val="17"/>
+          <w:u w:val="single"/>
+        </w:rPr>
+        <w:t>A person who always tries to prevent harm but never does, is not generally thought of as morally good.</w:t>
+      </w:r>
+    </w:p>
+    <w:p>
+      <w:pPr>
+        <w:spacing w:before="0" w:after="60" w:line="288" w:lineRule="auto"/>
+        <w:ind w:left="40"/>
+        <w:snapToGrid w:val="0"/>
+        <w:pBdr>
+          <w:top w:val="single" w:sz="4" w:space="2" w:color="9B6BD0"/>
+          <w:left w:val="single" w:sz="4" w:space="2" w:color="9B6BD0"/>
+          <w:bottom w:val="single" w:sz="4" w:space="2" w:color="9B6BD0"/>
+          <w:right w:val="single" w:sz="4" w:space="2" w:color="9B6BD0"/>
+        </w:pBdr>
+        <w:shd w:val="clear" w:color="auto" w:fill="FAF5FF"/>
+      </w:pPr>
+      <w:r>
+        <w:rPr>
+          <w:rFonts w:ascii="맑은 고딕" w:hAnsi="맑은 고딕" w:eastAsia="맑은 고딕"/>
+          <w:b/>
+          <w:sz w:val="17"/>
+          <w:u w:val="none"/>
+        </w:rPr>
+        <w:t>&lt;보 기&gt;</w:t>
+      </w:r>
+      <w:r>
+        <w:rPr>
+          <w:rFonts w:ascii="맑은 고딕" w:hAnsi="맑은 고딕" w:eastAsia="맑은 고딕"/>
+          <w:b w:val="0"/>
+          <w:sz w:val="17"/>
+          <w:u w:val="none"/>
+        </w:rPr>
+        <w:t xml:space="preserve"> people / do not / generally / think of / a person who always tries to prevent harm but never does / as / morally good</w:t>
+      </w:r>
+    </w:p>
+    <w:p>
+      <w:pPr>
+        <w:spacing w:before="0" w:after="0" w:line="288" w:lineRule="auto"/>
+        <w:ind w:left="40"/>
+        <w:snapToGrid w:val="0"/>
+        <w:pBdr>
+          <w:top w:val="single" w:sz="4" w:space="2" w:color="9B6BD0"/>
+          <w:left w:val="single" w:sz="4" w:space="2" w:color="9B6BD0"/>
+          <w:bottom w:val="single" w:sz="4" w:space="2" w:color="9B6BD0"/>
+          <w:right w:val="single" w:sz="4" w:space="2" w:color="9B6BD0"/>
+        </w:pBdr>
+        <w:shd w:val="clear" w:color="auto" w:fill="FAF5FF"/>
+      </w:pPr>
+      <w:r>
+        <w:rPr>
+          <w:rFonts w:ascii="맑은 고딕" w:hAnsi="맑은 고딕" w:eastAsia="맑은 고딕"/>
+          <w:b/>
+          <w:sz w:val="17"/>
+          <w:u w:val="none"/>
+        </w:rPr>
+        <w:t>&lt;조 건&gt;</w:t>
+      </w:r>
+    </w:p>
+    <w:p>
+      <w:pPr>
+        <w:spacing w:before="0" w:after="0" w:line="288" w:lineRule="auto"/>
+        <w:ind w:left="40"/>
+        <w:snapToGrid w:val="0"/>
+        <w:pBdr>
+          <w:top w:val="single" w:sz="4" w:space="2" w:color="9B6BD0"/>
+          <w:left w:val="single" w:sz="4" w:space="2" w:color="9B6BD0"/>
+          <w:bottom w:val="single" w:sz="4" w:space="2" w:color="9B6BD0"/>
+          <w:right w:val="single" w:sz="4" w:space="2" w:color="9B6BD0"/>
+        </w:pBdr>
+        <w:shd w:val="clear" w:color="auto" w:fill="FAF5FF"/>
+      </w:pPr>
+      <w:r>
+        <w:rPr>
+          <w:rFonts w:ascii="맑은 고딕" w:hAnsi="맑은 고딕" w:eastAsia="맑은 고딕"/>
+          <w:b w:val="0"/>
+          <w:sz w:val="17"/>
+          <w:u w:val="none"/>
+        </w:rPr>
+        <w:t>1. &lt;보기&gt;의 표현을 모두 한 번씩만 사용할 것</w:t>
+      </w:r>
+    </w:p>
+    <w:p>
+      <w:pPr>
+        <w:spacing w:before="0" w:after="0" w:line="288" w:lineRule="auto"/>
+        <w:ind w:left="40"/>
+        <w:snapToGrid w:val="0"/>
+        <w:pBdr>
+          <w:top w:val="single" w:sz="4" w:space="2" w:color="9B6BD0"/>
+          <w:left w:val="single" w:sz="4" w:space="2" w:color="9B6BD0"/>
+          <w:bottom w:val="single" w:sz="4" w:space="2" w:color="9B6BD0"/>
+          <w:right w:val="single" w:sz="4" w:space="2" w:color="9B6BD0"/>
+        </w:pBdr>
+        <w:shd w:val="clear" w:color="auto" w:fill="FAF5FF"/>
+      </w:pPr>
+      <w:r>
+        <w:rPr>
+          <w:rFonts w:ascii="맑은 고딕" w:hAnsi="맑은 고딕" w:eastAsia="맑은 고딕"/>
+          <w:b w:val="0"/>
+          <w:sz w:val="17"/>
+          <w:u w:val="none"/>
+        </w:rPr>
+        <w:t>2. 어형을 바꾸지 말고 다른 단어를 추가하지 말 것</w:t>
+      </w:r>
+    </w:p>
+    <w:p>
+      <w:pPr>
+        <w:spacing w:before="0" w:after="0" w:line="288" w:lineRule="auto"/>
+        <w:ind w:left="40"/>
+        <w:snapToGrid w:val="0"/>
+        <w:pBdr>
+          <w:top w:val="single" w:sz="4" w:space="2" w:color="9B6BD0"/>
+          <w:left w:val="single" w:sz="4" w:space="2" w:color="9B6BD0"/>
+          <w:bottom w:val="single" w:sz="4" w:space="2" w:color="9B6BD0"/>
+          <w:right w:val="single" w:sz="4" w:space="2" w:color="9B6BD0"/>
+        </w:pBdr>
+        <w:shd w:val="clear" w:color="auto" w:fill="FAF5FF"/>
+      </w:pPr>
+      <w:r>
+        <w:rPr>
+          <w:rFonts w:ascii="맑은 고딕" w:hAnsi="맑은 고딕" w:eastAsia="맑은 고딕"/>
+          <w:b w:val="0"/>
+          <w:sz w:val="17"/>
+          <w:u w:val="none"/>
+        </w:rPr>
+        <w:t>3. People을 주어로 하는 능동태 문장으로 쓸 것 (think of A as B)</w:t>
+      </w:r>
+    </w:p>
+    <w:p>
+      <w:pPr>
+        <w:spacing w:before="0" w:after="0" w:line="288" w:lineRule="auto"/>
+        <w:ind w:left="40"/>
+        <w:snapToGrid w:val="0"/>
+        <w:pBdr>
+          <w:top w:val="single" w:sz="4" w:space="2" w:color="9B6BD0"/>
+          <w:left w:val="single" w:sz="4" w:space="2" w:color="9B6BD0"/>
+          <w:bottom w:val="single" w:sz="4" w:space="2" w:color="9B6BD0"/>
+          <w:right w:val="single" w:sz="4" w:space="2" w:color="9B6BD0"/>
+        </w:pBdr>
+        <w:shd w:val="clear" w:color="auto" w:fill="FAF5FF"/>
+      </w:pPr>
+      <w:r>
+        <w:rPr>
+          <w:rFonts w:ascii="맑은 고딕" w:hAnsi="맑은 고딕" w:eastAsia="맑은 고딕"/>
+          <w:b w:val="0"/>
+          <w:sz w:val="17"/>
+          <w:u w:val="none"/>
+        </w:rPr>
+        <w:t>4. 총 20단어로 쓸 것</w:t>
+      </w:r>
+    </w:p>
+    <w:p>
+      <w:pPr>
+        <w:spacing w:before="0" w:after="60" w:line="288" w:lineRule="auto"/>
+        <w:ind w:left="40"/>
+        <w:snapToGrid w:val="0"/>
+        <w:pBdr>
+          <w:top w:val="single" w:sz="4" w:space="2" w:color="9B6BD0"/>
+          <w:left w:val="single" w:sz="4" w:space="2" w:color="9B6BD0"/>
+          <w:bottom w:val="single" w:sz="4" w:space="2" w:color="9B6BD0"/>
+          <w:right w:val="single" w:sz="4" w:space="2" w:color="9B6BD0"/>
+        </w:pBdr>
+        <w:shd w:val="clear" w:color="auto" w:fill="FAF5FF"/>
+      </w:pPr>
+      <w:r>
+        <w:rPr>
+          <w:rFonts w:ascii="맑은 고딕" w:hAnsi="맑은 고딕" w:eastAsia="맑은 고딕"/>
+          <w:b w:val="0"/>
+          <w:sz w:val="17"/>
+          <w:u w:val="none"/>
+        </w:rPr>
+        <w:t>5. 답안지에 소문항 번호를 정확하게 기입할 것</w:t>
+      </w:r>
+    </w:p>
+    <w:p>
+      <w:pPr>
+        <w:spacing w:before="0" w:after="40" w:line="360" w:lineRule="auto"/>
+        <w:snapToGrid w:val="0"/>
+      </w:pPr>
+      <w:r>
+        <w:rPr>
+          <w:rFonts w:ascii="맑은 고딕" w:hAnsi="맑은 고딕" w:eastAsia="맑은 고딕"/>
+          <w:b w:val="0"/>
+          <w:sz w:val="17"/>
+          <w:u w:val="none"/>
+        </w:rPr>
+        <w:t>⇒ People ______________________________________________________________ .</w:t>
+      </w:r>
+    </w:p>
+    <w:p>
+      <w:pPr>
+        <w:keepNext/>
+        <w:spacing w:before="80" w:after="40" w:line="276" w:lineRule="auto"/>
+        <w:snapToGrid w:val="0"/>
+        <w:shd w:val="clear" w:color="auto" w:fill="6B21A8"/>
+      </w:pPr>
+      <w:r>
+        <w:rPr>
+          <w:rFonts w:ascii="맑은 고딕" w:hAnsi="맑은 고딕" w:eastAsia="맑은 고딕"/>
+          <w:b/>
+          <w:color w:val="FFFFFF"/>
+          <w:sz w:val="17"/>
+          <w:u w:val="none"/>
+        </w:rPr>
+        <w:t>[지문 구조]  ※ 앞 문항을 모두 푼 뒤에 풀 것</w:t>
+      </w:r>
+    </w:p>
+    <w:p>
+      <w:pPr>
+        <w:keepNext/>
+        <w:spacing w:before="80" w:after="20" w:line="276" w:lineRule="auto"/>
+        <w:snapToGrid w:val="0"/>
+      </w:pPr>
+      <w:r>
+        <w:rPr>
+          <w:rFonts w:ascii="맑은 고딕" w:hAnsi="맑은 고딕" w:eastAsia="맑은 고딕"/>
+          <w:b/>
+          <w:sz w:val="17"/>
+          <w:u w:val="none"/>
+        </w:rPr>
+        <w:t>39-8.</w:t>
+      </w:r>
+      <w:r>
+        <w:rPr>
+          <w:rFonts w:ascii="맑은 고딕" w:hAnsi="맑은 고딕" w:eastAsia="맑은 고딕"/>
+          <w:b w:val="0"/>
+          <w:sz w:val="17"/>
+          <w:u w:val="none"/>
+        </w:rPr>
+        <w:t xml:space="preserve"> 글의 흐름으로 보아, 주어진 문장이 들어가기에 가장 적절한 곳은? [3.1점]</w:t>
+      </w:r>
+    </w:p>
+    <w:p>
+      <w:pPr>
+        <w:spacing w:before="0" w:after="60" w:line="288" w:lineRule="auto"/>
+        <w:ind w:left="40"/>
+        <w:snapToGrid w:val="0"/>
+        <w:pBdr>
+          <w:top w:val="single" w:sz="4" w:space="2" w:color="C99B4E"/>
+          <w:left w:val="single" w:sz="4" w:space="2" w:color="C99B4E"/>
+          <w:bottom w:val="single" w:sz="4" w:space="2" w:color="C99B4E"/>
+          <w:right w:val="single" w:sz="4" w:space="2" w:color="C99B4E"/>
+        </w:pBdr>
+        <w:shd w:val="clear" w:color="auto" w:fill="FFF8E1"/>
+      </w:pPr>
+      <w:r>
+        <w:rPr>
+          <w:rFonts w:ascii="맑은 고딕" w:hAnsi="맑은 고딕" w:eastAsia="맑은 고딕"/>
+          <w:b w:val="0"/>
+          <w:sz w:val="17"/>
+          <w:u w:val="none"/>
+        </w:rPr>
+        <w:t>Nevertheless, being morally good is not simply a matter of trying to do the right thing.</w:t>
       </w:r>
     </w:p>
     <w:p>
@@ -2144,21 +3088,14 @@
           <w:sz w:val="17"/>
           <w:u w:val="none"/>
         </w:rPr>
-        <w:t>A: So results don't matter?</w:t>
+        <w:t>Being morally good is not simply a matter of getting things right. Someone who tries to help others but who ends up making things worse for them, may still be morally good. ( ① ) Being morally good is a matter of doing the right thing ‘because it is the right thing’ but it does not depend on being effective. ( ② ) Perhaps someone who tries but fails to relieve pain may still be morally good, although not as good as someone who has tried and succeeded. ( ③ ) A person who always tries to prevent harm but never does, is not generally thought of as morally good. ( ④ ) Doing the right thing should lead to some results, at least eventually. ( ⑤ ) In short, moral goodness is a mixture of intention and effect. It is a matter of trying to do the right thing but it is also a matter of getting things right to some degree.</w:t>
       </w:r>
     </w:p>
     <w:p>
       <w:pPr>
-        <w:spacing w:before="0" w:after="60" w:line="288" w:lineRule="auto"/>
-        <w:ind w:left="40"/>
+        <w:spacing w:before="0" w:after="20" w:line="276" w:lineRule="auto"/>
+        <w:ind w:left="80"/>
         <w:snapToGrid w:val="0"/>
-        <w:pBdr>
-          <w:top w:val="single" w:sz="4" w:space="2" w:color="999999"/>
-          <w:left w:val="single" w:sz="4" w:space="2" w:color="999999"/>
-          <w:bottom w:val="single" w:sz="4" w:space="2" w:color="999999"/>
-          <w:right w:val="single" w:sz="4" w:space="2" w:color="999999"/>
-        </w:pBdr>
-        <w:shd w:val="clear" w:color="auto" w:fill="F6F3EA"/>
       </w:pPr>
       <w:r>
         <w:rPr>
@@ -2167,1088 +3104,7 @@
           <w:sz w:val="17"/>
           <w:u w:val="none"/>
         </w:rPr>
-        <w:t>B: They matter some. Someone who tries and succeeds is better than someone who tries and fails.</w:t>
-      </w:r>
-    </w:p>
-    <w:p>
-      <w:pPr>
-        <w:spacing w:before="0" w:after="60" w:line="288" w:lineRule="auto"/>
-        <w:ind w:left="40"/>
-        <w:snapToGrid w:val="0"/>
-        <w:pBdr>
-          <w:top w:val="single" w:sz="4" w:space="2" w:color="999999"/>
-          <w:left w:val="single" w:sz="4" w:space="2" w:color="999999"/>
-          <w:bottom w:val="single" w:sz="4" w:space="2" w:color="999999"/>
-          <w:right w:val="single" w:sz="4" w:space="2" w:color="999999"/>
-        </w:pBdr>
-        <w:shd w:val="clear" w:color="auto" w:fill="F6F3EA"/>
-      </w:pPr>
-      <w:r>
-        <w:rPr>
-          <w:rFonts w:ascii="맑은 고딕" w:hAnsi="맑은 고딕" w:eastAsia="맑은 고딕"/>
-          <w:b w:val="0"/>
-          <w:sz w:val="17"/>
-          <w:u w:val="none"/>
-        </w:rPr>
-        <w:t>A: What about a person who always tries but never actually helps anyone?</w:t>
-      </w:r>
-    </w:p>
-    <w:p>
-      <w:pPr>
-        <w:spacing w:before="0" w:after="60" w:line="288" w:lineRule="auto"/>
-        <w:ind w:left="40"/>
-        <w:snapToGrid w:val="0"/>
-        <w:pBdr>
-          <w:top w:val="single" w:sz="4" w:space="2" w:color="999999"/>
-          <w:left w:val="single" w:sz="4" w:space="2" w:color="999999"/>
-          <w:bottom w:val="single" w:sz="4" w:space="2" w:color="999999"/>
-          <w:right w:val="single" w:sz="4" w:space="2" w:color="999999"/>
-        </w:pBdr>
-        <w:shd w:val="clear" w:color="auto" w:fill="F6F3EA"/>
-      </w:pPr>
-      <w:r>
-        <w:rPr>
-          <w:rFonts w:ascii="맑은 고딕" w:hAnsi="맑은 고딕" w:eastAsia="맑은 고딕"/>
-          <w:b w:val="0"/>
-          <w:sz w:val="17"/>
-          <w:u w:val="none"/>
-        </w:rPr>
-        <w:t>B: Most people wouldn't call that person good. Trying is supposed to lead to something, at least eventually.</w:t>
-      </w:r>
-    </w:p>
-    <w:p>
-      <w:pPr>
-        <w:spacing w:before="0" w:after="60" w:line="288" w:lineRule="auto"/>
-        <w:ind w:left="40"/>
-        <w:snapToGrid w:val="0"/>
-        <w:pBdr>
-          <w:top w:val="single" w:sz="4" w:space="2" w:color="999999"/>
-          <w:left w:val="single" w:sz="4" w:space="2" w:color="999999"/>
-          <w:bottom w:val="single" w:sz="4" w:space="2" w:color="999999"/>
-          <w:right w:val="single" w:sz="4" w:space="2" w:color="999999"/>
-        </w:pBdr>
-        <w:shd w:val="clear" w:color="auto" w:fill="F6F3EA"/>
-      </w:pPr>
-      <w:r>
-        <w:rPr>
-          <w:rFonts w:ascii="맑은 고딕" w:hAnsi="맑은 고딕" w:eastAsia="맑은 고딕"/>
-          <w:b w:val="0"/>
-          <w:sz w:val="17"/>
-          <w:u w:val="none"/>
-        </w:rPr>
-        <w:t>A: So it's both.</w:t>
-      </w:r>
-    </w:p>
-    <w:p>
-      <w:pPr>
-        <w:spacing w:before="0" w:after="60" w:line="288" w:lineRule="auto"/>
-        <w:ind w:left="40"/>
-        <w:snapToGrid w:val="0"/>
-        <w:pBdr>
-          <w:top w:val="single" w:sz="4" w:space="2" w:color="999999"/>
-          <w:left w:val="single" w:sz="4" w:space="2" w:color="999999"/>
-          <w:bottom w:val="single" w:sz="4" w:space="2" w:color="999999"/>
-          <w:right w:val="single" w:sz="4" w:space="2" w:color="999999"/>
-        </w:pBdr>
-        <w:shd w:val="clear" w:color="auto" w:fill="F6F3EA"/>
-      </w:pPr>
-      <w:r>
-        <w:rPr>
-          <w:rFonts w:ascii="맑은 고딕" w:hAnsi="맑은 고딕" w:eastAsia="맑은 고딕"/>
-          <w:b w:val="0"/>
-          <w:sz w:val="17"/>
-          <w:u w:val="none"/>
-        </w:rPr>
-        <w:t>B: Right — intention first, but some real effect too.</w:t>
-      </w:r>
-    </w:p>
-    <w:p>
-      <w:pPr>
-        <w:spacing w:before="0" w:after="40" w:line="360" w:lineRule="auto"/>
-        <w:snapToGrid w:val="0"/>
-      </w:pPr>
-      <w:r>
-        <w:rPr>
-          <w:rFonts w:ascii="맑은 고딕" w:hAnsi="맑은 고딕" w:eastAsia="맑은 고딕"/>
-          <w:b w:val="0"/>
-          <w:sz w:val="17"/>
-          <w:u w:val="none"/>
-        </w:rPr>
-        <w:t>① 사촌의 사례 — 위로하려다 오히려 친구를 속상하게 함</w:t>
-      </w:r>
-    </w:p>
-    <w:p>
-      <w:pPr>
-        <w:spacing w:before="0" w:after="40" w:line="360" w:lineRule="auto"/>
-        <w:snapToGrid w:val="0"/>
-      </w:pPr>
-      <w:r>
-        <w:rPr>
-          <w:rFonts w:ascii="맑은 고딕" w:hAnsi="맑은 고딕" w:eastAsia="맑은 고딕"/>
-          <w:b w:val="0"/>
-          <w:sz w:val="17"/>
-          <w:u w:val="none"/>
-        </w:rPr>
-        <w:t>② B의 판정 — 옳기 때문에 옳은 일을 했으므로 나쁜 사람이 아님</w:t>
-      </w:r>
-    </w:p>
-    <w:p>
-      <w:pPr>
-        <w:spacing w:before="0" w:after="40" w:line="360" w:lineRule="auto"/>
-        <w:snapToGrid w:val="0"/>
-      </w:pPr>
-      <w:r>
-        <w:rPr>
-          <w:rFonts w:ascii="맑은 고딕" w:hAnsi="맑은 고딕" w:eastAsia="맑은 고딕"/>
-          <w:b w:val="0"/>
-          <w:sz w:val="17"/>
-          <w:u w:val="none"/>
-        </w:rPr>
-        <w:t>③ 결과의 비중 — 어느 정도 중요하며, 성공한 사람이 실패한 사람보다 나음</w:t>
-      </w:r>
-    </w:p>
-    <w:p>
-      <w:pPr>
-        <w:spacing w:before="0" w:after="40" w:line="360" w:lineRule="auto"/>
-        <w:snapToGrid w:val="0"/>
-      </w:pPr>
-      <w:r>
-        <w:rPr>
-          <w:rFonts w:ascii="맑은 고딕" w:hAnsi="맑은 고딕" w:eastAsia="맑은 고딕"/>
-          <w:b w:val="0"/>
-          <w:sz w:val="17"/>
-          <w:u w:val="none"/>
-        </w:rPr>
-        <w:t>④ 늘 애쓰지만 아무도 돕지 못하는 사람 — 대부분의 사람이 선하다고 부름</w:t>
-      </w:r>
-    </w:p>
-    <w:p>
-      <w:pPr>
-        <w:spacing w:before="0" w:after="40" w:line="360" w:lineRule="auto"/>
-        <w:snapToGrid w:val="0"/>
-      </w:pPr>
-      <w:r>
-        <w:rPr>
-          <w:rFonts w:ascii="맑은 고딕" w:hAnsi="맑은 고딕" w:eastAsia="맑은 고딕"/>
-          <w:b w:val="0"/>
-          <w:sz w:val="17"/>
-          <w:u w:val="none"/>
-        </w:rPr>
-        <w:t>⑤ B의 결론 — 의도가 우선이지만 실제 효과도 어느 정도 필요</w:t>
-      </w:r>
-    </w:p>
-    <w:p>
-      <w:pPr>
-        <w:keepNext/>
-        <w:spacing w:before="80" w:after="20" w:line="276" w:lineRule="auto"/>
-        <w:snapToGrid w:val="0"/>
-      </w:pPr>
-      <w:r>
-        <w:rPr>
-          <w:rFonts w:ascii="맑은 고딕" w:hAnsi="맑은 고딕" w:eastAsia="맑은 고딕"/>
-          <w:b/>
-          <w:sz w:val="17"/>
-          <w:u w:val="none"/>
-        </w:rPr>
-        <w:t>39-추1.</w:t>
-      </w:r>
-      <w:r>
-        <w:rPr>
-          <w:rFonts w:ascii="맑은 고딕" w:hAnsi="맑은 고딕" w:eastAsia="맑은 고딕"/>
-          <w:b w:val="0"/>
-          <w:sz w:val="17"/>
-          <w:u w:val="none"/>
-        </w:rPr>
-        <w:t xml:space="preserve"> 윗글의 요약문을 완성하시오. &lt;보기&gt;에서 알맞은 단어를 골라 </w:t>
-      </w:r>
-      <w:r>
-        <w:rPr>
-          <w:rFonts w:ascii="맑은 고딕" w:hAnsi="맑은 고딕" w:eastAsia="맑은 고딕"/>
-          <w:b/>
-          <w:sz w:val="17"/>
-          <w:u w:val="none"/>
-        </w:rPr>
-        <w:t>필요시 어형을 바꾸어</w:t>
-      </w:r>
-      <w:r>
-        <w:rPr>
-          <w:rFonts w:ascii="맑은 고딕" w:hAnsi="맑은 고딕" w:eastAsia="맑은 고딕"/>
-          <w:b w:val="0"/>
-          <w:sz w:val="17"/>
-          <w:u w:val="none"/>
-        </w:rPr>
-        <w:t xml:space="preserve"> 쓸 것. (각 한 단어 · 중복 사용 불가) [4.0점]</w:t>
-      </w:r>
-    </w:p>
-    <w:p>
-      <w:pPr>
-        <w:spacing w:before="0" w:after="0" w:line="336" w:lineRule="auto"/>
-        <w:ind w:left="40"/>
-        <w:snapToGrid w:val="0"/>
-        <w:pBdr>
-          <w:top w:val="single" w:sz="4" w:space="2" w:color="555555"/>
-          <w:left w:val="single" w:sz="4" w:space="2" w:color="555555"/>
-          <w:bottom w:val="single" w:sz="4" w:space="2" w:color="555555"/>
-          <w:right w:val="single" w:sz="4" w:space="2" w:color="555555"/>
-        </w:pBdr>
-        <w:shd w:val="clear" w:color="auto" w:fill="FFFFFF"/>
-      </w:pPr>
-      <w:r>
-        <w:rPr>
-          <w:rFonts w:ascii="맑은 고딕" w:hAnsi="맑은 고딕" w:eastAsia="맑은 고딕"/>
-          <w:b/>
-          <w:sz w:val="17"/>
-          <w:u w:val="none"/>
-        </w:rPr>
-        <w:t>조건 · 보기</w:t>
-      </w:r>
-    </w:p>
-    <w:p>
-      <w:pPr>
-        <w:spacing w:before="0" w:after="60" w:line="336" w:lineRule="auto"/>
-        <w:ind w:left="40"/>
-        <w:snapToGrid w:val="0"/>
-        <w:pBdr>
-          <w:top w:val="single" w:sz="4" w:space="2" w:color="555555"/>
-          <w:left w:val="single" w:sz="4" w:space="2" w:color="555555"/>
-          <w:bottom w:val="single" w:sz="4" w:space="2" w:color="555555"/>
-          <w:right w:val="single" w:sz="4" w:space="2" w:color="555555"/>
-        </w:pBdr>
-        <w:shd w:val="clear" w:color="auto" w:fill="FFFFFF"/>
-      </w:pPr>
-      <w:r>
-        <w:rPr>
-          <w:rFonts w:ascii="맑은 고딕" w:hAnsi="맑은 고딕" w:eastAsia="맑은 고딕"/>
-          <w:b w:val="0"/>
-          <w:sz w:val="17"/>
-          <w:u w:val="none"/>
-        </w:rPr>
-        <w:t>Being morally good means doing the right thing because it is right, so a person who tries to help but (A)__________ may still be good. Yet trying is not enough: someone who never (B)__________ harm is not (C)__________ as good. Moral goodness is thus a (D)__________ of intention and effect.</w:t>
-      </w:r>
-    </w:p>
-    <w:p>
-      <w:pPr>
-        <w:spacing w:before="0" w:after="0" w:line="336" w:lineRule="auto"/>
-        <w:ind w:left="40"/>
-        <w:snapToGrid w:val="0"/>
-        <w:pBdr>
-          <w:top w:val="single" w:sz="4" w:space="2" w:color="555555"/>
-          <w:left w:val="single" w:sz="4" w:space="2" w:color="555555"/>
-          <w:bottom w:val="single" w:sz="4" w:space="2" w:color="555555"/>
-          <w:right w:val="single" w:sz="4" w:space="2" w:color="555555"/>
-        </w:pBdr>
-        <w:shd w:val="clear" w:color="auto" w:fill="FFFFFF"/>
-      </w:pPr>
-      <w:r>
-        <w:rPr>
-          <w:rFonts w:ascii="맑은 고딕" w:hAnsi="맑은 고딕" w:eastAsia="맑은 고딕"/>
-          <w:b/>
-          <w:sz w:val="17"/>
-          <w:u w:val="none"/>
-        </w:rPr>
-        <w:t>조건 · 보기</w:t>
-      </w:r>
-    </w:p>
-    <w:p>
-      <w:pPr>
-        <w:spacing w:before="0" w:after="60" w:line="336" w:lineRule="auto"/>
-        <w:ind w:left="40"/>
-        <w:snapToGrid w:val="0"/>
-        <w:pBdr>
-          <w:top w:val="single" w:sz="4" w:space="2" w:color="555555"/>
-          <w:left w:val="single" w:sz="4" w:space="2" w:color="555555"/>
-          <w:bottom w:val="single" w:sz="4" w:space="2" w:color="555555"/>
-          <w:right w:val="single" w:sz="4" w:space="2" w:color="555555"/>
-        </w:pBdr>
-        <w:shd w:val="clear" w:color="auto" w:fill="FFFFFF"/>
-      </w:pPr>
-      <w:r>
-        <w:rPr>
-          <w:rFonts w:ascii="맑은 고딕" w:hAnsi="맑은 고딕" w:eastAsia="맑은 고딕"/>
-          <w:b w:val="0"/>
-          <w:sz w:val="17"/>
-          <w:u w:val="none"/>
-        </w:rPr>
-        <w:t>&lt;보기&gt; fail / prevent / regard / mix / succeed / relieve / intend / depend</w:t>
-      </w:r>
-    </w:p>
-    <w:p>
-      <w:pPr>
-        <w:spacing w:before="0" w:after="40" w:line="360" w:lineRule="auto"/>
-        <w:snapToGrid w:val="0"/>
-      </w:pPr>
-      <w:r>
-        <w:rPr>
-          <w:rFonts w:ascii="맑은 고딕" w:hAnsi="맑은 고딕" w:eastAsia="맑은 고딕"/>
-          <w:b w:val="0"/>
-          <w:sz w:val="17"/>
-          <w:u w:val="none"/>
-        </w:rPr>
-        <w:t>(A) ________  (B) ________  (C) ________  (D) ________</w:t>
-      </w:r>
-    </w:p>
-    <w:p>
-      <w:pPr>
-        <w:keepNext/>
-        <w:spacing w:before="80" w:after="20" w:line="276" w:lineRule="auto"/>
-        <w:snapToGrid w:val="0"/>
-      </w:pPr>
-      <w:r>
-        <w:rPr>
-          <w:rFonts w:ascii="맑은 고딕" w:hAnsi="맑은 고딕" w:eastAsia="맑은 고딕"/>
-          <w:b/>
-          <w:sz w:val="17"/>
-          <w:u w:val="none"/>
-        </w:rPr>
-        <w:t>39-추2.</w:t>
-      </w:r>
-      <w:r>
-        <w:rPr>
-          <w:rFonts w:ascii="맑은 고딕" w:hAnsi="맑은 고딕" w:eastAsia="맑은 고딕"/>
-          <w:b w:val="0"/>
-          <w:sz w:val="17"/>
-          <w:u w:val="none"/>
-        </w:rPr>
-        <w:t xml:space="preserve"> 우리말 뜻에 맞게 빈칸에 알맞은 </w:t>
-      </w:r>
-      <w:r>
-        <w:rPr>
-          <w:rFonts w:ascii="맑은 고딕" w:hAnsi="맑은 고딕" w:eastAsia="맑은 고딕"/>
-          <w:b/>
-          <w:sz w:val="17"/>
-          <w:u w:val="none"/>
-        </w:rPr>
-        <w:t>한 단어</w:t>
-      </w:r>
-      <w:r>
-        <w:rPr>
-          <w:rFonts w:ascii="맑은 고딕" w:hAnsi="맑은 고딕" w:eastAsia="맑은 고딕"/>
-          <w:b w:val="0"/>
-          <w:sz w:val="17"/>
-          <w:u w:val="none"/>
-        </w:rPr>
-        <w:t>를 쓰시오. (주어진 철자로 시작할 것) [4.0점]</w:t>
-      </w:r>
-    </w:p>
-    <w:p>
-      <w:pPr>
-        <w:spacing w:before="0" w:after="40" w:line="360" w:lineRule="auto"/>
-        <w:snapToGrid w:val="0"/>
-      </w:pPr>
-      <w:r>
-        <w:rPr>
-          <w:rFonts w:ascii="맑은 고딕" w:hAnsi="맑은 고딕" w:eastAsia="맑은 고딕"/>
-          <w:b w:val="0"/>
-          <w:sz w:val="17"/>
-          <w:u w:val="none"/>
-        </w:rPr>
-        <w:t>(1) 일을 제대로 해내다 →  to get things r______</w:t>
-      </w:r>
-    </w:p>
-    <w:p>
-      <w:pPr>
-        <w:spacing w:before="0" w:after="40" w:line="360" w:lineRule="auto"/>
-        <w:snapToGrid w:val="0"/>
-      </w:pPr>
-      <w:r>
-        <w:rPr>
-          <w:rFonts w:ascii="맑은 고딕" w:hAnsi="맑은 고딕" w:eastAsia="맑은 고딕"/>
-          <w:b w:val="0"/>
-          <w:sz w:val="17"/>
-          <w:u w:val="none"/>
-        </w:rPr>
-        <w:t>(2) 결국 ~하게 되다 →  to e______ up -ing</w:t>
-      </w:r>
-    </w:p>
-    <w:p>
-      <w:pPr>
-        <w:spacing w:before="0" w:after="40" w:line="360" w:lineRule="auto"/>
-        <w:snapToGrid w:val="0"/>
-      </w:pPr>
-      <w:r>
-        <w:rPr>
-          <w:rFonts w:ascii="맑은 고딕" w:hAnsi="맑은 고딕" w:eastAsia="맑은 고딕"/>
-          <w:b w:val="0"/>
-          <w:sz w:val="17"/>
-          <w:u w:val="none"/>
-        </w:rPr>
-        <w:t>(3) 고통을 덜어 주다 →  to r______ pain</w:t>
-      </w:r>
-    </w:p>
-    <w:p>
-      <w:pPr>
-        <w:spacing w:before="0" w:after="40" w:line="360" w:lineRule="auto"/>
-        <w:snapToGrid w:val="0"/>
-      </w:pPr>
-      <w:r>
-        <w:rPr>
-          <w:rFonts w:ascii="맑은 고딕" w:hAnsi="맑은 고딕" w:eastAsia="맑은 고딕"/>
-          <w:b w:val="0"/>
-          <w:sz w:val="17"/>
-          <w:u w:val="none"/>
-        </w:rPr>
-        <w:t>(4) 어느 정도 →  to some d______</w:t>
-      </w:r>
-    </w:p>
-    <w:p>
-      <w:pPr>
-        <w:spacing w:before="0" w:after="40" w:line="360" w:lineRule="auto"/>
-        <w:snapToGrid w:val="0"/>
-      </w:pPr>
-      <w:r>
-        <w:rPr>
-          <w:rFonts w:ascii="맑은 고딕" w:hAnsi="맑은 고딕" w:eastAsia="맑은 고딕"/>
-          <w:b w:val="0"/>
-          <w:sz w:val="17"/>
-          <w:u w:val="none"/>
-        </w:rPr>
-        <w:t>(1) ________  (2) ________  (3) ________  (4) ________</w:t>
-      </w:r>
-    </w:p>
-    <w:p>
-      <w:pPr>
-        <w:keepNext/>
-        <w:spacing w:before="80" w:after="20" w:line="276" w:lineRule="auto"/>
-        <w:snapToGrid w:val="0"/>
-      </w:pPr>
-      <w:r>
-        <w:rPr>
-          <w:rFonts w:ascii="맑은 고딕" w:hAnsi="맑은 고딕" w:eastAsia="맑은 고딕"/>
-          <w:b/>
-          <w:sz w:val="17"/>
-          <w:u w:val="none"/>
-        </w:rPr>
-        <w:t>39-추3.</w:t>
-      </w:r>
-      <w:r>
-        <w:rPr>
-          <w:rFonts w:ascii="맑은 고딕" w:hAnsi="맑은 고딕" w:eastAsia="맑은 고딕"/>
-          <w:b w:val="0"/>
-          <w:sz w:val="17"/>
-          <w:u w:val="none"/>
-        </w:rPr>
-        <w:t xml:space="preserve"> 우리말과 같은 뜻이 되도록 &lt;조건&gt;에 맞게 영작하시오. [4.0점]</w:t>
-      </w:r>
-    </w:p>
-    <w:p>
-      <w:pPr>
-        <w:spacing w:before="0" w:after="0" w:line="336" w:lineRule="auto"/>
-        <w:ind w:left="40"/>
-        <w:snapToGrid w:val="0"/>
-        <w:pBdr>
-          <w:top w:val="single" w:sz="4" w:space="2" w:color="555555"/>
-          <w:left w:val="single" w:sz="4" w:space="2" w:color="555555"/>
-          <w:bottom w:val="single" w:sz="4" w:space="2" w:color="555555"/>
-          <w:right w:val="single" w:sz="4" w:space="2" w:color="555555"/>
-        </w:pBdr>
-        <w:shd w:val="clear" w:color="auto" w:fill="FFFFFF"/>
-      </w:pPr>
-      <w:r>
-        <w:rPr>
-          <w:rFonts w:ascii="맑은 고딕" w:hAnsi="맑은 고딕" w:eastAsia="맑은 고딕"/>
-          <w:b/>
-          <w:sz w:val="17"/>
-          <w:u w:val="none"/>
-        </w:rPr>
-        <w:t>조건 · 보기</w:t>
-      </w:r>
-    </w:p>
-    <w:p>
-      <w:pPr>
-        <w:spacing w:before="0" w:after="60" w:line="336" w:lineRule="auto"/>
-        <w:ind w:left="40"/>
-        <w:snapToGrid w:val="0"/>
-        <w:pBdr>
-          <w:top w:val="single" w:sz="4" w:space="2" w:color="555555"/>
-          <w:left w:val="single" w:sz="4" w:space="2" w:color="555555"/>
-          <w:bottom w:val="single" w:sz="4" w:space="2" w:color="555555"/>
-          <w:right w:val="single" w:sz="4" w:space="2" w:color="555555"/>
-        </w:pBdr>
-        <w:shd w:val="clear" w:color="auto" w:fill="FFFFFF"/>
-      </w:pPr>
-      <w:r>
-        <w:rPr>
-          <w:rFonts w:ascii="맑은 고딕" w:hAnsi="맑은 고딕" w:eastAsia="맑은 고딕"/>
-          <w:b/>
-          <w:sz w:val="17"/>
-          <w:u w:val="none"/>
-        </w:rPr>
-        <w:t>우리말: 그것은 옳은 일을 하려고 애쓰는 문제이지만, 또한 어느 정도는 일을 제대로 해내는 문제이기도 하다.</w:t>
-      </w:r>
-    </w:p>
-    <w:p>
-      <w:pPr>
-        <w:spacing w:before="0" w:after="0" w:line="336" w:lineRule="auto"/>
-        <w:ind w:left="40"/>
-        <w:snapToGrid w:val="0"/>
-        <w:pBdr>
-          <w:top w:val="single" w:sz="4" w:space="2" w:color="555555"/>
-          <w:left w:val="single" w:sz="4" w:space="2" w:color="555555"/>
-          <w:bottom w:val="single" w:sz="4" w:space="2" w:color="555555"/>
-          <w:right w:val="single" w:sz="4" w:space="2" w:color="555555"/>
-        </w:pBdr>
-        <w:shd w:val="clear" w:color="auto" w:fill="FFFFFF"/>
-      </w:pPr>
-      <w:r>
-        <w:rPr>
-          <w:rFonts w:ascii="맑은 고딕" w:hAnsi="맑은 고딕" w:eastAsia="맑은 고딕"/>
-          <w:b/>
-          <w:sz w:val="17"/>
-          <w:u w:val="none"/>
-        </w:rPr>
-        <w:t>조건 · 보기</w:t>
-      </w:r>
-    </w:p>
-    <w:p>
-      <w:pPr>
-        <w:spacing w:before="0" w:after="0" w:line="336" w:lineRule="auto"/>
-        <w:ind w:left="40"/>
-        <w:snapToGrid w:val="0"/>
-        <w:pBdr>
-          <w:top w:val="single" w:sz="4" w:space="2" w:color="555555"/>
-          <w:left w:val="single" w:sz="4" w:space="2" w:color="555555"/>
-          <w:bottom w:val="single" w:sz="4" w:space="2" w:color="555555"/>
-          <w:right w:val="single" w:sz="4" w:space="2" w:color="555555"/>
-        </w:pBdr>
-        <w:shd w:val="clear" w:color="auto" w:fill="FFFFFF"/>
-      </w:pPr>
-      <w:r>
-        <w:rPr>
-          <w:rFonts w:ascii="맑은 고딕" w:hAnsi="맑은 고딕" w:eastAsia="맑은 고딕"/>
-          <w:b w:val="0"/>
-          <w:sz w:val="17"/>
-          <w:u w:val="none"/>
-        </w:rPr>
-        <w:t>&lt;보기&gt;</w:t>
-      </w:r>
-    </w:p>
-    <w:p>
-      <w:pPr>
-        <w:spacing w:before="0" w:after="60" w:line="336" w:lineRule="auto"/>
-        <w:ind w:left="40"/>
-        <w:snapToGrid w:val="0"/>
-        <w:pBdr>
-          <w:top w:val="single" w:sz="4" w:space="2" w:color="555555"/>
-          <w:left w:val="single" w:sz="4" w:space="2" w:color="555555"/>
-          <w:bottom w:val="single" w:sz="4" w:space="2" w:color="555555"/>
-          <w:right w:val="single" w:sz="4" w:space="2" w:color="555555"/>
-        </w:pBdr>
-        <w:shd w:val="clear" w:color="auto" w:fill="FFFFFF"/>
-      </w:pPr>
-      <w:r>
-        <w:rPr>
-          <w:rFonts w:ascii="맑은 고딕" w:hAnsi="맑은 고딕" w:eastAsia="맑은 고딕"/>
-          <w:b w:val="0"/>
-          <w:sz w:val="17"/>
-          <w:u w:val="none"/>
-        </w:rPr>
-        <w:t>it / be / a matter of / try / do the right thing / but / it / be also / a matter of / get things right / to some degree</w:t>
-      </w:r>
-    </w:p>
-    <w:p>
-      <w:pPr>
-        <w:spacing w:before="0" w:after="0" w:line="336" w:lineRule="auto"/>
-        <w:ind w:left="40"/>
-        <w:snapToGrid w:val="0"/>
-        <w:pBdr>
-          <w:top w:val="single" w:sz="4" w:space="2" w:color="555555"/>
-          <w:left w:val="single" w:sz="4" w:space="2" w:color="555555"/>
-          <w:bottom w:val="single" w:sz="4" w:space="2" w:color="555555"/>
-          <w:right w:val="single" w:sz="4" w:space="2" w:color="555555"/>
-        </w:pBdr>
-        <w:shd w:val="clear" w:color="auto" w:fill="FFFFFF"/>
-      </w:pPr>
-      <w:r>
-        <w:rPr>
-          <w:rFonts w:ascii="맑은 고딕" w:hAnsi="맑은 고딕" w:eastAsia="맑은 고딕"/>
-          <w:b/>
-          <w:sz w:val="17"/>
-          <w:u w:val="none"/>
-        </w:rPr>
-        <w:t>조건 · 보기</w:t>
-      </w:r>
-    </w:p>
-    <w:p>
-      <w:pPr>
-        <w:spacing w:before="0" w:after="0" w:line="336" w:lineRule="auto"/>
-        <w:ind w:left="40"/>
-        <w:snapToGrid w:val="0"/>
-        <w:pBdr>
-          <w:top w:val="single" w:sz="4" w:space="2" w:color="555555"/>
-          <w:left w:val="single" w:sz="4" w:space="2" w:color="555555"/>
-          <w:bottom w:val="single" w:sz="4" w:space="2" w:color="555555"/>
-          <w:right w:val="single" w:sz="4" w:space="2" w:color="555555"/>
-        </w:pBdr>
-        <w:shd w:val="clear" w:color="auto" w:fill="FFFFFF"/>
-      </w:pPr>
-      <w:r>
-        <w:rPr>
-          <w:rFonts w:ascii="맑은 고딕" w:hAnsi="맑은 고딕" w:eastAsia="맑은 고딕"/>
-          <w:b w:val="0"/>
-          <w:sz w:val="17"/>
-          <w:u w:val="none"/>
-        </w:rPr>
-        <w:t>&lt;조건&gt;</w:t>
-      </w:r>
-    </w:p>
-    <w:p>
-      <w:pPr>
-        <w:spacing w:before="0" w:after="0" w:line="336" w:lineRule="auto"/>
-        <w:ind w:left="40"/>
-        <w:snapToGrid w:val="0"/>
-        <w:pBdr>
-          <w:top w:val="single" w:sz="4" w:space="2" w:color="555555"/>
-          <w:left w:val="single" w:sz="4" w:space="2" w:color="555555"/>
-          <w:bottom w:val="single" w:sz="4" w:space="2" w:color="555555"/>
-          <w:right w:val="single" w:sz="4" w:space="2" w:color="555555"/>
-        </w:pBdr>
-        <w:shd w:val="clear" w:color="auto" w:fill="FFFFFF"/>
-      </w:pPr>
-      <w:r>
-        <w:rPr>
-          <w:rFonts w:ascii="맑은 고딕" w:hAnsi="맑은 고딕" w:eastAsia="맑은 고딕"/>
-          <w:b w:val="0"/>
-          <w:sz w:val="17"/>
-          <w:u w:val="none"/>
-        </w:rPr>
-        <w:t>1. 'a matter of + 동명사' 구조를 두 번 사용할 것</w:t>
-      </w:r>
-    </w:p>
-    <w:p>
-      <w:pPr>
-        <w:spacing w:before="0" w:after="60" w:line="336" w:lineRule="auto"/>
-        <w:ind w:left="40"/>
-        <w:snapToGrid w:val="0"/>
-        <w:pBdr>
-          <w:top w:val="single" w:sz="4" w:space="2" w:color="555555"/>
-          <w:left w:val="single" w:sz="4" w:space="2" w:color="555555"/>
-          <w:bottom w:val="single" w:sz="4" w:space="2" w:color="555555"/>
-          <w:right w:val="single" w:sz="4" w:space="2" w:color="555555"/>
-        </w:pBdr>
-        <w:shd w:val="clear" w:color="auto" w:fill="FFFFFF"/>
-      </w:pPr>
-      <w:r>
-        <w:rPr>
-          <w:rFonts w:ascii="맑은 고딕" w:hAnsi="맑은 고딕" w:eastAsia="맑은 고딕"/>
-          <w:b w:val="0"/>
-          <w:sz w:val="17"/>
-          <w:u w:val="none"/>
-        </w:rPr>
-        <w:t>2. &lt;보기&gt;의 어구를 모두 사용하되, 어형 변형이 필요한 것은 알맞게 바꿀 것</w:t>
-      </w:r>
-    </w:p>
-    <w:p>
-      <w:pPr>
-        <w:spacing w:before="0" w:after="40" w:line="360" w:lineRule="auto"/>
-        <w:snapToGrid w:val="0"/>
-      </w:pPr>
-      <w:r>
-        <w:rPr>
-          <w:rFonts w:ascii="맑은 고딕" w:hAnsi="맑은 고딕" w:eastAsia="맑은 고딕"/>
-          <w:b w:val="0"/>
-          <w:sz w:val="17"/>
-          <w:u w:val="none"/>
-        </w:rPr>
-        <w:t>→ ______________________________________________________________</w:t>
-      </w:r>
-    </w:p>
-    <w:p>
-      <w:pPr>
-        <w:spacing w:before="0" w:after="40" w:line="360" w:lineRule="auto"/>
-        <w:snapToGrid w:val="0"/>
-      </w:pPr>
-      <w:r>
-        <w:rPr>
-          <w:rFonts w:ascii="맑은 고딕" w:hAnsi="맑은 고딕" w:eastAsia="맑은 고딕"/>
-          <w:b w:val="0"/>
-          <w:sz w:val="17"/>
-          <w:u w:val="none"/>
-        </w:rPr>
-        <w:t>______________________________________________________________</w:t>
-      </w:r>
-    </w:p>
-    <w:p>
-      <w:pPr>
-        <w:keepNext/>
-        <w:spacing w:before="80" w:after="40" w:line="276" w:lineRule="auto"/>
-        <w:snapToGrid w:val="0"/>
-        <w:shd w:val="clear" w:color="auto" w:fill="8A3A12"/>
-      </w:pPr>
-      <w:r>
-        <w:rPr>
-          <w:rFonts w:ascii="맑은 고딕" w:hAnsi="맑은 고딕" w:eastAsia="맑은 고딕"/>
-          <w:b/>
-          <w:color w:val="FFFFFF"/>
-          <w:sz w:val="17"/>
-          <w:u w:val="none"/>
-        </w:rPr>
-        <w:t>서답형  39-서1 ~ 39-서1</w:t>
-      </w:r>
-    </w:p>
-    <w:p>
-      <w:pPr>
-        <w:keepNext/>
-        <w:spacing w:before="80" w:after="20" w:line="276" w:lineRule="auto"/>
-        <w:snapToGrid w:val="0"/>
-      </w:pPr>
-      <w:r>
-        <w:rPr>
-          <w:rFonts w:ascii="맑은 고딕" w:hAnsi="맑은 고딕" w:eastAsia="맑은 고딕"/>
-          <w:b/>
-          <w:sz w:val="17"/>
-          <w:u w:val="none"/>
-        </w:rPr>
-        <w:t>39-서1.</w:t>
-      </w:r>
-      <w:r>
-        <w:rPr>
-          <w:rFonts w:ascii="맑은 고딕" w:hAnsi="맑은 고딕" w:eastAsia="맑은 고딕"/>
-          <w:b w:val="0"/>
-          <w:sz w:val="17"/>
-          <w:u w:val="none"/>
-        </w:rPr>
-        <w:t xml:space="preserve"> 다음 글의 밑줄 친 ⓐ~ⓕ 중 어법상 </w:t>
-      </w:r>
-      <w:r>
-        <w:rPr>
-          <w:rFonts w:ascii="맑은 고딕" w:hAnsi="맑은 고딕" w:eastAsia="맑은 고딕"/>
-          <w:b/>
-          <w:sz w:val="17"/>
-          <w:u w:val="none"/>
-        </w:rPr>
-        <w:t>틀린 것 2개</w:t>
-      </w:r>
-      <w:r>
-        <w:rPr>
-          <w:rFonts w:ascii="맑은 고딕" w:hAnsi="맑은 고딕" w:eastAsia="맑은 고딕"/>
-          <w:b w:val="0"/>
-          <w:sz w:val="17"/>
-          <w:u w:val="none"/>
-        </w:rPr>
-        <w:t xml:space="preserve">를 찾아, 각각 </w:t>
-      </w:r>
-      <w:r>
-        <w:rPr>
-          <w:rFonts w:ascii="맑은 고딕" w:hAnsi="맑은 고딕" w:eastAsia="맑은 고딕"/>
-          <w:b/>
-          <w:sz w:val="17"/>
-          <w:u w:val="none"/>
-        </w:rPr>
-        <w:t>한 단어</w:t>
-      </w:r>
-      <w:r>
-        <w:rPr>
-          <w:rFonts w:ascii="맑은 고딕" w:hAnsi="맑은 고딕" w:eastAsia="맑은 고딕"/>
-          <w:b w:val="0"/>
-          <w:sz w:val="17"/>
-          <w:u w:val="none"/>
-        </w:rPr>
-        <w:t>로 고쳐 쓰시오. [4.0점]</w:t>
-      </w:r>
-    </w:p>
-    <w:p>
-      <w:pPr>
-        <w:spacing w:before="0" w:after="60" w:line="288" w:lineRule="auto"/>
-        <w:ind w:left="40"/>
-        <w:snapToGrid w:val="0"/>
-        <w:pBdr>
-          <w:top w:val="single" w:sz="4" w:space="2" w:color="999999"/>
-          <w:left w:val="single" w:sz="4" w:space="2" w:color="999999"/>
-          <w:bottom w:val="single" w:sz="4" w:space="2" w:color="999999"/>
-          <w:right w:val="single" w:sz="4" w:space="2" w:color="999999"/>
-        </w:pBdr>
-        <w:shd w:val="clear" w:color="auto" w:fill="F6F3EA"/>
-      </w:pPr>
-      <w:r>
-        <w:rPr>
-          <w:rFonts w:ascii="맑은 고딕" w:hAnsi="맑은 고딕" w:eastAsia="맑은 고딕"/>
-          <w:b w:val="0"/>
-          <w:sz w:val="17"/>
-          <w:u w:val="none"/>
-        </w:rPr>
-        <w:t>Perhaps someone who tries but ⓐfails to relieve pain may still be morally good, although not as good ⓑthan someone who has tried and succeeded. ⓒNevertheless, being morally good is not simply a matter of ⓓtry to do the right thing. A person who always tries to prevent harm but never ⓔdoes, ⓕis not generally thought of as morally good.</w:t>
-      </w:r>
-    </w:p>
-    <w:p>
-      <w:pPr>
-        <w:spacing w:before="0" w:after="40" w:line="360" w:lineRule="auto"/>
-        <w:snapToGrid w:val="0"/>
-      </w:pPr>
-      <w:r>
-        <w:rPr>
-          <w:rFonts w:ascii="맑은 고딕" w:hAnsi="맑은 고딕" w:eastAsia="맑은 고딕"/>
-          <w:b w:val="0"/>
-          <w:sz w:val="17"/>
-          <w:u w:val="none"/>
-        </w:rPr>
-        <w:t>(1) 기호 ______  →  ______________</w:t>
-      </w:r>
-    </w:p>
-    <w:p>
-      <w:pPr>
-        <w:spacing w:before="0" w:after="40" w:line="360" w:lineRule="auto"/>
-        <w:snapToGrid w:val="0"/>
-      </w:pPr>
-      <w:r>
-        <w:rPr>
-          <w:rFonts w:ascii="맑은 고딕" w:hAnsi="맑은 고딕" w:eastAsia="맑은 고딕"/>
-          <w:b w:val="0"/>
-          <w:sz w:val="17"/>
-          <w:u w:val="none"/>
-        </w:rPr>
-        <w:t>(2) 기호 ______  →  ______________</w:t>
-      </w:r>
-    </w:p>
-    <w:p>
-      <w:pPr>
-        <w:keepNext/>
-        <w:spacing w:before="80" w:after="40" w:line="276" w:lineRule="auto"/>
-        <w:snapToGrid w:val="0"/>
-        <w:shd w:val="clear" w:color="auto" w:fill="6B21A8"/>
-      </w:pPr>
-      <w:r>
-        <w:rPr>
-          <w:rFonts w:ascii="맑은 고딕" w:hAnsi="맑은 고딕" w:eastAsia="맑은 고딕"/>
-          <w:b/>
-          <w:color w:val="FFFFFF"/>
-          <w:sz w:val="17"/>
-          <w:u w:val="none"/>
-        </w:rPr>
-        <w:t>[지문 구조]  ※ 앞 문항을 모두 푼 뒤에 풀 것</w:t>
-      </w:r>
-    </w:p>
-    <w:p>
-      <w:pPr>
-        <w:keepNext/>
-        <w:spacing w:before="80" w:after="20" w:line="276" w:lineRule="auto"/>
-        <w:snapToGrid w:val="0"/>
-      </w:pPr>
-      <w:r>
-        <w:rPr>
-          <w:rFonts w:ascii="맑은 고딕" w:hAnsi="맑은 고딕" w:eastAsia="맑은 고딕"/>
-          <w:b/>
-          <w:sz w:val="17"/>
-          <w:u w:val="none"/>
-        </w:rPr>
-        <w:t>39-위치1.</w:t>
-      </w:r>
-      <w:r>
-        <w:rPr>
-          <w:rFonts w:ascii="맑은 고딕" w:hAnsi="맑은 고딕" w:eastAsia="맑은 고딕"/>
-          <w:b w:val="0"/>
-          <w:sz w:val="17"/>
-          <w:u w:val="none"/>
-        </w:rPr>
-        <w:t xml:space="preserve"> 글의 흐름으로 보아, 주어진 문장이 들어가기에 가장 적절한 곳은? [2.9점]</w:t>
-      </w:r>
-    </w:p>
-    <w:p>
-      <w:pPr>
-        <w:spacing w:before="0" w:after="0" w:line="336" w:lineRule="auto"/>
-        <w:ind w:left="40"/>
-        <w:snapToGrid w:val="0"/>
-        <w:pBdr>
-          <w:top w:val="single" w:sz="4" w:space="2" w:color="555555"/>
-          <w:left w:val="single" w:sz="4" w:space="2" w:color="555555"/>
-          <w:bottom w:val="single" w:sz="4" w:space="2" w:color="555555"/>
-          <w:right w:val="single" w:sz="4" w:space="2" w:color="555555"/>
-        </w:pBdr>
-        <w:shd w:val="clear" w:color="auto" w:fill="FFFFFF"/>
-      </w:pPr>
-      <w:r>
-        <w:rPr>
-          <w:rFonts w:ascii="맑은 고딕" w:hAnsi="맑은 고딕" w:eastAsia="맑은 고딕"/>
-          <w:b/>
-          <w:sz w:val="17"/>
-          <w:u w:val="none"/>
-        </w:rPr>
-        <w:t>조건 · 보기</w:t>
-      </w:r>
-    </w:p>
-    <w:p>
-      <w:pPr>
-        <w:spacing w:before="0" w:after="60" w:line="336" w:lineRule="auto"/>
-        <w:ind w:left="40"/>
-        <w:snapToGrid w:val="0"/>
-        <w:pBdr>
-          <w:top w:val="single" w:sz="4" w:space="2" w:color="555555"/>
-          <w:left w:val="single" w:sz="4" w:space="2" w:color="555555"/>
-          <w:bottom w:val="single" w:sz="4" w:space="2" w:color="555555"/>
-          <w:right w:val="single" w:sz="4" w:space="2" w:color="555555"/>
-        </w:pBdr>
-        <w:shd w:val="clear" w:color="auto" w:fill="FFFFFF"/>
-      </w:pPr>
-      <w:r>
-        <w:rPr>
-          <w:rFonts w:ascii="맑은 고딕" w:hAnsi="맑은 고딕" w:eastAsia="맑은 고딕"/>
-          <w:b w:val="0"/>
-          <w:sz w:val="17"/>
-          <w:u w:val="none"/>
-        </w:rPr>
-        <w:t>Yet intention alone is not enough either.</w:t>
-      </w:r>
-    </w:p>
-    <w:p>
-      <w:pPr>
-        <w:spacing w:before="0" w:after="60" w:line="288" w:lineRule="auto"/>
-        <w:ind w:left="40"/>
-        <w:snapToGrid w:val="0"/>
-        <w:pBdr>
-          <w:top w:val="single" w:sz="4" w:space="2" w:color="999999"/>
-          <w:left w:val="single" w:sz="4" w:space="2" w:color="999999"/>
-          <w:bottom w:val="single" w:sz="4" w:space="2" w:color="999999"/>
-          <w:right w:val="single" w:sz="4" w:space="2" w:color="999999"/>
-        </w:pBdr>
-        <w:shd w:val="clear" w:color="auto" w:fill="F6F3EA"/>
-      </w:pPr>
-      <w:r>
-        <w:rPr>
-          <w:rFonts w:ascii="맑은 고딕" w:hAnsi="맑은 고딕" w:eastAsia="맑은 고딕"/>
-          <w:b w:val="0"/>
-          <w:sz w:val="17"/>
-          <w:u w:val="none"/>
-        </w:rPr>
-        <w:t>Being good is not the same as getting the right result. ( ① ) Someone whose attempt to help makes things worse can still be good, because goodness lies in doing right because it is right, not in being effective. ( ② ) Someone who tries and fails to ease pain may be good, though less good than someone who succeeds. ( ③ ) A person who always tries to prevent harm and never does is not usually called good; right action ought to bear fruit in the end. ( ④ ) Goodness, then, is a blend of intention and effect. ( ⑤ ) It means trying to do right and, in some measure, getting it right.</w:t>
-      </w:r>
-    </w:p>
-    <w:p>
-      <w:pPr>
-        <w:keepNext/>
-        <w:spacing w:before="80" w:after="20" w:line="276" w:lineRule="auto"/>
-        <w:snapToGrid w:val="0"/>
-      </w:pPr>
-      <w:r>
-        <w:rPr>
-          <w:rFonts w:ascii="맑은 고딕" w:hAnsi="맑은 고딕" w:eastAsia="맑은 고딕"/>
-          <w:b/>
-          <w:sz w:val="17"/>
-          <w:u w:val="none"/>
-        </w:rPr>
-        <w:t>39-위치2.</w:t>
-      </w:r>
-      <w:r>
-        <w:rPr>
-          <w:rFonts w:ascii="맑은 고딕" w:hAnsi="맑은 고딕" w:eastAsia="맑은 고딕"/>
-          <w:b w:val="0"/>
-          <w:sz w:val="17"/>
-          <w:u w:val="none"/>
-        </w:rPr>
-        <w:t xml:space="preserve"> 주어진 글 다음에 이어질 글의 순서로 가장 적절한 것은? [2.8점]</w:t>
-      </w:r>
-    </w:p>
-    <w:p>
-      <w:pPr>
-        <w:spacing w:before="0" w:after="0" w:line="336" w:lineRule="auto"/>
-        <w:ind w:left="40"/>
-        <w:snapToGrid w:val="0"/>
-        <w:pBdr>
-          <w:top w:val="single" w:sz="4" w:space="2" w:color="555555"/>
-          <w:left w:val="single" w:sz="4" w:space="2" w:color="555555"/>
-          <w:bottom w:val="single" w:sz="4" w:space="2" w:color="555555"/>
-          <w:right w:val="single" w:sz="4" w:space="2" w:color="555555"/>
-        </w:pBdr>
-        <w:shd w:val="clear" w:color="auto" w:fill="FFFFFF"/>
-      </w:pPr>
-      <w:r>
-        <w:rPr>
-          <w:rFonts w:ascii="맑은 고딕" w:hAnsi="맑은 고딕" w:eastAsia="맑은 고딕"/>
-          <w:b/>
-          <w:sz w:val="17"/>
-          <w:u w:val="none"/>
-        </w:rPr>
-        <w:t>조건 · 보기</w:t>
-      </w:r>
-    </w:p>
-    <w:p>
-      <w:pPr>
-        <w:spacing w:before="0" w:after="60" w:line="336" w:lineRule="auto"/>
-        <w:ind w:left="40"/>
-        <w:snapToGrid w:val="0"/>
-        <w:pBdr>
-          <w:top w:val="single" w:sz="4" w:space="2" w:color="555555"/>
-          <w:left w:val="single" w:sz="4" w:space="2" w:color="555555"/>
-          <w:bottom w:val="single" w:sz="4" w:space="2" w:color="555555"/>
-          <w:right w:val="single" w:sz="4" w:space="2" w:color="555555"/>
-        </w:pBdr>
-        <w:shd w:val="clear" w:color="auto" w:fill="FFFFFF"/>
-      </w:pPr>
-      <w:r>
-        <w:rPr>
-          <w:rFonts w:ascii="맑은 고딕" w:hAnsi="맑은 고딕" w:eastAsia="맑은 고딕"/>
-          <w:b w:val="0"/>
-          <w:sz w:val="17"/>
-          <w:u w:val="none"/>
-        </w:rPr>
-        <w:t>What makes a person morally good?</w:t>
-      </w:r>
-    </w:p>
-    <w:p>
-      <w:pPr>
-        <w:spacing w:before="0" w:after="60" w:line="288" w:lineRule="auto"/>
-        <w:ind w:left="40"/>
-        <w:snapToGrid w:val="0"/>
-        <w:pBdr>
-          <w:top w:val="single" w:sz="4" w:space="2" w:color="999999"/>
-          <w:left w:val="single" w:sz="4" w:space="2" w:color="999999"/>
-          <w:bottom w:val="single" w:sz="4" w:space="2" w:color="999999"/>
-          <w:right w:val="single" w:sz="4" w:space="2" w:color="999999"/>
-        </w:pBdr>
-        <w:shd w:val="clear" w:color="auto" w:fill="F6F3EA"/>
-      </w:pPr>
-      <w:r>
-        <w:rPr>
-          <w:rFonts w:ascii="맑은 고딕" w:hAnsi="맑은 고딕" w:eastAsia="맑은 고딕"/>
-          <w:b w:val="0"/>
-          <w:sz w:val="17"/>
-          <w:u w:val="none"/>
-        </w:rPr>
-        <w:t>(A) Neither answer is enough on its own. Goodness is a blend of intention and effect: trying to do right, and to some degree getting it right.</w:t>
-      </w:r>
-    </w:p>
-    <w:p>
-      <w:pPr>
-        <w:spacing w:before="0" w:after="60" w:line="288" w:lineRule="auto"/>
-        <w:ind w:left="40"/>
-        <w:snapToGrid w:val="0"/>
-        <w:pBdr>
-          <w:top w:val="single" w:sz="4" w:space="2" w:color="999999"/>
-          <w:left w:val="single" w:sz="4" w:space="2" w:color="999999"/>
-          <w:bottom w:val="single" w:sz="4" w:space="2" w:color="999999"/>
-          <w:right w:val="single" w:sz="4" w:space="2" w:color="999999"/>
-        </w:pBdr>
-        <w:shd w:val="clear" w:color="auto" w:fill="F6F3EA"/>
-      </w:pPr>
-      <w:r>
-        <w:rPr>
-          <w:rFonts w:ascii="맑은 고딕" w:hAnsi="맑은 고딕" w:eastAsia="맑은 고딕"/>
-          <w:b w:val="0"/>
-          <w:sz w:val="17"/>
-          <w:u w:val="none"/>
-        </w:rPr>
-        <w:t>(B) Not simply getting things right: a person who tries to help and makes things worse can still be good, because goodness lies in doing right for its own sake.</w:t>
-      </w:r>
-    </w:p>
-    <w:p>
-      <w:pPr>
-        <w:spacing w:before="0" w:after="60" w:line="288" w:lineRule="auto"/>
-        <w:ind w:left="40"/>
-        <w:snapToGrid w:val="0"/>
-        <w:pBdr>
-          <w:top w:val="single" w:sz="4" w:space="2" w:color="999999"/>
-          <w:left w:val="single" w:sz="4" w:space="2" w:color="999999"/>
-          <w:bottom w:val="single" w:sz="4" w:space="2" w:color="999999"/>
-          <w:right w:val="single" w:sz="4" w:space="2" w:color="999999"/>
-        </w:pBdr>
-        <w:shd w:val="clear" w:color="auto" w:fill="F6F3EA"/>
-      </w:pPr>
-      <w:r>
-        <w:rPr>
-          <w:rFonts w:ascii="맑은 고딕" w:hAnsi="맑은 고딕" w:eastAsia="맑은 고딕"/>
-          <w:b w:val="0"/>
-          <w:sz w:val="17"/>
-          <w:u w:val="none"/>
-        </w:rPr>
-        <w:t>(C) But not simply trying, either: a person who always tries to prevent harm and never does is not generally called good, since right action should bear fruit eventually.</w:t>
+        <w:t>① ①    ② ②    ③ ③    ④ ④    ⑤ ⑤</w:t>
       </w:r>
     </w:p>
     <w:p>
@@ -4217,7 +4073,7 @@
           <w:sz w:val="15"/>
           <w:u w:val="none"/>
         </w:rPr>
-        <w:t xml:space="preserve"> 정답 ⑤</w:t>
+        <w:t xml:space="preserve"> 정답 ① — (a) ○ (b) ✕ (c) ○ (d) ✕ (e) ✕</w:t>
       </w:r>
     </w:p>
     <w:p>
@@ -4242,7 +4098,7 @@
           <w:sz w:val="15"/>
           <w:u w:val="none"/>
         </w:rPr>
-        <w:t xml:space="preserve"> 정답 ④</w:t>
+        <w:t xml:space="preserve"> 정답 ⑤ — ⓐ to make → making / ⓓ better → good / ⓕ leads → lead</w:t>
       </w:r>
     </w:p>
     <w:p>
@@ -4267,7 +4123,7 @@
           <w:sz w:val="15"/>
           <w:u w:val="none"/>
         </w:rPr>
-        <w:t xml:space="preserve"> 정답 ②</w:t>
+        <w:t xml:space="preserve"> 정답 ② — worse · prevent · Doing</w:t>
       </w:r>
     </w:p>
     <w:p>
@@ -4292,7 +4148,7 @@
           <w:sz w:val="15"/>
           <w:u w:val="none"/>
         </w:rPr>
-        <w:t xml:space="preserve"> ⑤ effectively → effective</w:t>
+        <w:t xml:space="preserve"> 정답 ③</w:t>
       </w:r>
     </w:p>
     <w:p>
@@ -4317,7 +4173,7 @@
           <w:sz w:val="15"/>
           <w:u w:val="none"/>
         </w:rPr>
-        <w:t xml:space="preserve"> 정답 ①</w:t>
+        <w:t xml:space="preserve"> 정답 ④</w:t>
       </w:r>
     </w:p>
     <w:p>
@@ -4342,7 +4198,7 @@
           <w:sz w:val="15"/>
           <w:u w:val="none"/>
         </w:rPr>
-        <w:t xml:space="preserve"> 정답 ①</w:t>
+        <w:t xml:space="preserve"> 정답 ②</w:t>
       </w:r>
     </w:p>
     <w:p>
@@ -4367,7 +4223,7 @@
           <w:sz w:val="15"/>
           <w:u w:val="none"/>
         </w:rPr>
-        <w:t xml:space="preserve"> ② (ⓐ, ⓒ, ⓔ)</w:t>
+        <w:t xml:space="preserve"> 정답 ⑤</w:t>
       </w:r>
     </w:p>
     <w:p>
@@ -4383,7 +4239,7 @@
           <w:sz w:val="15"/>
           <w:u w:val="none"/>
         </w:rPr>
-        <w:t>39-8</w:t>
+        <w:t>39-서1</w:t>
       </w:r>
       <w:r>
         <w:rPr>
@@ -4392,7 +4248,7 @@
           <w:sz w:val="15"/>
           <w:u w:val="none"/>
         </w:rPr>
-        <w:t xml:space="preserve"> 정답 ④</w:t>
+        <w:t xml:space="preserve"> (1) intend  (2) successful  (3) failure</w:t>
       </w:r>
     </w:p>
     <w:p>
@@ -4408,7 +4264,7 @@
           <w:sz w:val="15"/>
           <w:u w:val="none"/>
         </w:rPr>
-        <w:t>39-서1</w:t>
+        <w:t>39-서2</w:t>
       </w:r>
       <w:r>
         <w:rPr>
@@ -4417,7 +4273,7 @@
           <w:sz w:val="15"/>
           <w:u w:val="none"/>
         </w:rPr>
-        <w:t xml:space="preserve"> ⓑ than → as / ⓓ try → trying</w:t>
+        <w:t xml:space="preserve"> People do not generally think of a person who always tries to prevent harm but never does as morally good.</w:t>
       </w:r>
     </w:p>
     <w:p>
@@ -4433,107 +4289,7 @@
           <w:sz w:val="15"/>
           <w:u w:val="none"/>
         </w:rPr>
-        <w:t>39-추1</w:t>
-      </w:r>
-      <w:r>
-        <w:rPr>
-          <w:rFonts w:ascii="맑은 고딕" w:hAnsi="맑은 고딕" w:eastAsia="맑은 고딕"/>
-          <w:b w:val="0"/>
-          <w:sz w:val="15"/>
-          <w:u w:val="none"/>
-        </w:rPr>
-        <w:t xml:space="preserve"> (A) fails  (B) prevents  (C) regarded  (D) mixture</w:t>
-      </w:r>
-    </w:p>
-    <w:p>
-      <w:pPr>
-        <w:spacing w:before="0" w:after="0" w:line="259" w:lineRule="auto"/>
-        <w:ind w:left="160" w:hanging="160"/>
-        <w:snapToGrid w:val="0"/>
-      </w:pPr>
-      <w:r>
-        <w:rPr>
-          <w:rFonts w:ascii="맑은 고딕" w:hAnsi="맑은 고딕" w:eastAsia="맑은 고딕"/>
-          <w:b/>
-          <w:sz w:val="15"/>
-          <w:u w:val="none"/>
-        </w:rPr>
-        <w:t>39-추2</w:t>
-      </w:r>
-      <w:r>
-        <w:rPr>
-          <w:rFonts w:ascii="맑은 고딕" w:hAnsi="맑은 고딕" w:eastAsia="맑은 고딕"/>
-          <w:b w:val="0"/>
-          <w:sz w:val="15"/>
-          <w:u w:val="none"/>
-        </w:rPr>
-        <w:t xml:space="preserve"> (1) right  (2) end  (3) relieve  (4) degree</w:t>
-      </w:r>
-    </w:p>
-    <w:p>
-      <w:pPr>
-        <w:spacing w:before="0" w:after="0" w:line="259" w:lineRule="auto"/>
-        <w:ind w:left="160" w:hanging="160"/>
-        <w:snapToGrid w:val="0"/>
-      </w:pPr>
-      <w:r>
-        <w:rPr>
-          <w:rFonts w:ascii="맑은 고딕" w:hAnsi="맑은 고딕" w:eastAsia="맑은 고딕"/>
-          <w:b/>
-          <w:sz w:val="15"/>
-          <w:u w:val="none"/>
-        </w:rPr>
-        <w:t>39-추3</w:t>
-      </w:r>
-      <w:r>
-        <w:rPr>
-          <w:rFonts w:ascii="맑은 고딕" w:hAnsi="맑은 고딕" w:eastAsia="맑은 고딕"/>
-          <w:b w:val="0"/>
-          <w:sz w:val="15"/>
-          <w:u w:val="none"/>
-        </w:rPr>
-        <w:t xml:space="preserve"> It is a matter of trying to do the right thing but it is also a matter of getting things right to some degree.</w:t>
-      </w:r>
-    </w:p>
-    <w:p>
-      <w:pPr>
-        <w:spacing w:before="0" w:after="0" w:line="259" w:lineRule="auto"/>
-        <w:ind w:left="160" w:hanging="160"/>
-        <w:snapToGrid w:val="0"/>
-      </w:pPr>
-      <w:r>
-        <w:rPr>
-          <w:rFonts w:ascii="맑은 고딕" w:hAnsi="맑은 고딕" w:eastAsia="맑은 고딕"/>
-          <w:b/>
-          <w:sz w:val="15"/>
-          <w:u w:val="none"/>
-        </w:rPr>
-        <w:t>39-위치1</w:t>
-      </w:r>
-      <w:r>
-        <w:rPr>
-          <w:rFonts w:ascii="맑은 고딕" w:hAnsi="맑은 고딕" w:eastAsia="맑은 고딕"/>
-          <w:b w:val="0"/>
-          <w:sz w:val="15"/>
-          <w:u w:val="none"/>
-        </w:rPr>
-        <w:t xml:space="preserve"> 정답 ③</w:t>
-      </w:r>
-    </w:p>
-    <w:p>
-      <w:pPr>
-        <w:spacing w:before="0" w:after="0" w:line="259" w:lineRule="auto"/>
-        <w:ind w:left="160" w:hanging="160"/>
-        <w:snapToGrid w:val="0"/>
-      </w:pPr>
-      <w:r>
-        <w:rPr>
-          <w:rFonts w:ascii="맑은 고딕" w:hAnsi="맑은 고딕" w:eastAsia="맑은 고딕"/>
-          <w:b/>
-          <w:sz w:val="15"/>
-          <w:u w:val="none"/>
-        </w:rPr>
-        <w:t>39-위치2</w:t>
+        <w:t>39-8</w:t>
       </w:r>
       <w:r>
         <w:rPr>
@@ -4583,7 +4339,7 @@
           <w:sz w:val="14"/>
           <w:u w:val="none"/>
         </w:rPr>
-        <w:t xml:space="preserve"> 실패한 사람은 성공한 사람보다 '</w:t>
+        <w:t xml:space="preserve"> </w:t>
       </w:r>
       <w:r>
         <w:rPr>
@@ -4592,7 +4348,7 @@
           <w:sz w:val="14"/>
           <w:u w:val="none"/>
         </w:rPr>
-        <w:t>덜</w:t>
+        <w:t>(e) [비교 반전]</w:t>
       </w:r>
       <w:r>
         <w:rPr>
@@ -4601,7 +4357,25 @@
           <w:sz w:val="14"/>
           <w:u w:val="none"/>
         </w:rPr>
-        <w:t xml:space="preserve"> 선하다(less good)'. ⑤의 just as good은 정도 격상 오답(프린트 T/F 3번 축). ③의 as a rule(일반적으로)은 원문 generally의 재진술.</w:t>
+        <w:t xml:space="preserve"> not as good as를 just as good as로 바꿨다 — may still be morally good만 보면 옳아 보인다. </w:t>
+      </w:r>
+      <w:r>
+        <w:rPr>
+          <w:rFonts w:ascii="맑은 고딕" w:hAnsi="맑은 고딕" w:eastAsia="맑은 고딕"/>
+          <w:b/>
+          <w:sz w:val="14"/>
+          <w:u w:val="none"/>
+        </w:rPr>
+        <w:t>(b)</w:t>
+      </w:r>
+      <w:r>
+        <w:rPr>
+          <w:rFonts w:ascii="맑은 고딕" w:hAnsi="맑은 고딕" w:eastAsia="맑은 고딕"/>
+          <w:b w:val="0"/>
+          <w:sz w:val="14"/>
+          <w:u w:val="none"/>
+        </w:rPr>
+        <w:t xml:space="preserve"> 앞뒤 내용이 균형을 바꾸는 전환점이라 인과 Therefore 불가.</w:t>
       </w:r>
     </w:p>
     <w:p>
@@ -4626,7 +4400,7 @@
           <w:sz w:val="14"/>
           <w:u w:val="none"/>
         </w:rPr>
-        <w:t xml:space="preserve"> 본문은 의도와 </w:t>
+        <w:t xml:space="preserve"> </w:t>
       </w:r>
       <w:r>
         <w:rPr>
@@ -4635,7 +4409,7 @@
           <w:sz w:val="14"/>
           <w:u w:val="none"/>
         </w:rPr>
-        <w:t>결과를 결합</w:t>
+        <w:t>ⓓ [비교급 함정]</w:t>
       </w:r>
       <w:r>
         <w:rPr>
@@ -4644,7 +4418,25 @@
           <w:sz w:val="14"/>
           <w:u w:val="none"/>
         </w:rPr>
-        <w:t>(combines intention and effect)한다. ④은 '오직·전혀'의 절대어로 한쪽만 남긴 오답.</w:t>
+        <w:t xml:space="preserve"> 뒤의 succeeded 쪽이 ‘더 낫다’는 뜻이라 better가 맞아 보이지만 as ~ as 사이는 원급. </w:t>
+      </w:r>
+      <w:r>
+        <w:rPr>
+          <w:rFonts w:ascii="맑은 고딕" w:hAnsi="맑은 고딕" w:eastAsia="맑은 고딕"/>
+          <w:b/>
+          <w:sz w:val="14"/>
+          <w:u w:val="none"/>
+        </w:rPr>
+        <w:t>ⓔ</w:t>
+      </w:r>
+      <w:r>
+        <w:rPr>
+          <w:rFonts w:ascii="맑은 고딕" w:hAnsi="맑은 고딕" w:eastAsia="맑은 고딕"/>
+          <w:b w:val="0"/>
+          <w:sz w:val="14"/>
+          <w:u w:val="none"/>
+        </w:rPr>
+        <w:t xml:space="preserve"> 전치사 of가 남는 수동 — 옳으므로 고르면 ②·③.</w:t>
       </w:r>
     </w:p>
     <w:p>
@@ -4669,7 +4461,7 @@
           <w:sz w:val="14"/>
           <w:u w:val="none"/>
         </w:rPr>
-        <w:t xml:space="preserve"> 도우려 했지만 결국 상황을 </w:t>
+        <w:t xml:space="preserve"> </w:t>
       </w:r>
       <w:r>
         <w:rPr>
@@ -4678,7 +4470,7 @@
           <w:sz w:val="14"/>
           <w:u w:val="none"/>
         </w:rPr>
-        <w:t>더 나쁘게</w:t>
+        <w:t>④ [한 끗]</w:t>
       </w:r>
       <w:r>
         <w:rPr>
@@ -4687,7 +4479,25 @@
           <w:sz w:val="14"/>
           <w:u w:val="none"/>
         </w:rPr>
-        <w:t>(원문 worse) 만든 사람이 '그래도(still)' 선할 수 있다는 논리다. better이면 still의 양보가 성립하지 않는다. ① right, ③ effective, ④ relieve, ⑤ mixture는 프린트 A 표적 표현으로 적절.</w:t>
+        <w:t xml:space="preserve"> (A)(B)는 맞고 (C)만 Do — 동사원형은 주어가 될 수 없다(명령문이 되려면 should 불가). </w:t>
+      </w:r>
+      <w:r>
+        <w:rPr>
+          <w:rFonts w:ascii="맑은 고딕" w:hAnsi="맑은 고딕" w:eastAsia="맑은 고딕"/>
+          <w:b/>
+          <w:sz w:val="14"/>
+          <w:u w:val="none"/>
+        </w:rPr>
+        <w:t>(B) cause</w:t>
+      </w:r>
+      <w:r>
+        <w:rPr>
+          <w:rFonts w:ascii="맑은 고딕" w:hAnsi="맑은 고딕" w:eastAsia="맑은 고딕"/>
+          <w:b w:val="0"/>
+          <w:sz w:val="14"/>
+          <w:u w:val="none"/>
+        </w:rPr>
+        <w:t xml:space="preserve"> 늘 해악을 ‘일으키려’ 하는 사람은 의도 자체가 나빠 논지와 어긋난다.</w:t>
       </w:r>
     </w:p>
     <w:p>
@@ -4712,7 +4522,7 @@
           <w:sz w:val="14"/>
           <w:u w:val="none"/>
         </w:rPr>
-        <w:t xml:space="preserve"> being의 </w:t>
+        <w:t xml:space="preserve"> </w:t>
       </w:r>
       <w:r>
         <w:rPr>
@@ -4721,7 +4531,7 @@
           <w:sz w:val="14"/>
           <w:u w:val="none"/>
         </w:rPr>
-        <w:t>보어</w:t>
+        <w:t>③ [비교 반전]</w:t>
       </w:r>
       <w:r>
         <w:rPr>
@@ -4730,7 +4540,25 @@
           <w:sz w:val="14"/>
           <w:u w:val="none"/>
         </w:rPr>
-        <w:t>는 형용사 effective(프린트 A-2 표적). ① a matter of + 동명사, ② but으로 병렬된 두 번째 관계절의 who, ③ end up + 동명사, ④ depend on + 동명사는 옳다.</w:t>
+        <w:t xml:space="preserve"> may still be morally good까지만 읽고 판단하면 놓친다. </w:t>
+      </w:r>
+      <w:r>
+        <w:rPr>
+          <w:rFonts w:ascii="맑은 고딕" w:hAnsi="맑은 고딕" w:eastAsia="맑은 고딕"/>
+          <w:b/>
+          <w:sz w:val="14"/>
+          <w:u w:val="none"/>
+        </w:rPr>
+        <w:t>②</w:t>
+      </w:r>
+      <w:r>
+        <w:rPr>
+          <w:rFonts w:ascii="맑은 고딕" w:hAnsi="맑은 고딕" w:eastAsia="맑은 고딕"/>
+          <w:b w:val="0"/>
+          <w:sz w:val="14"/>
+          <w:u w:val="none"/>
+        </w:rPr>
+        <w:t xml:space="preserve"> 언뜻 결론(의도+결과)과 충돌해 보이지만 본문 그대로의 진술 — 참.</w:t>
       </w:r>
     </w:p>
     <w:p>
@@ -4755,7 +4583,7 @@
           <w:sz w:val="14"/>
           <w:u w:val="none"/>
         </w:rPr>
-        <w:t xml:space="preserve"> 대시 뒤가 '옳은 일을 하려 애쓸 것 + 어느 정도 해낼 것'의 </w:t>
+        <w:t xml:space="preserve"> </w:t>
       </w:r>
       <w:r>
         <w:rPr>
@@ -4764,7 +4592,7 @@
           <w:sz w:val="14"/>
           <w:u w:val="none"/>
         </w:rPr>
-        <w:t>두 조건</w:t>
+        <w:t>② [과잉 일반화]</w:t>
       </w:r>
       <w:r>
         <w:rPr>
@@ -4773,7 +4601,25 @@
           <w:sz w:val="14"/>
           <w:u w:val="none"/>
         </w:rPr>
-        <w:t>으로 2단계 재진술한다. ②·③는 각각 한 조건만 남긴 절대어(entirely·purely) 함정.</w:t>
+        <w:t xml:space="preserve"> 두 글 모두 ‘한 번’ 실패한 사람은 여전히 선할 수 있다고 한다 — 문제는 ‘결코’ 성공하지 못하는 경우. </w:t>
+      </w:r>
+      <w:r>
+        <w:rPr>
+          <w:rFonts w:ascii="맑은 고딕" w:hAnsi="맑은 고딕" w:eastAsia="맑은 고딕"/>
+          <w:b/>
+          <w:sz w:val="14"/>
+          <w:u w:val="none"/>
+        </w:rPr>
+        <w:t>①·③ [반쪽 함정]</w:t>
+      </w:r>
+      <w:r>
+        <w:rPr>
+          <w:rFonts w:ascii="맑은 고딕" w:hAnsi="맑은 고딕" w:eastAsia="맑은 고딕"/>
+          <w:b w:val="0"/>
+          <w:sz w:val="14"/>
+          <w:u w:val="none"/>
+        </w:rPr>
+        <w:t xml:space="preserve"> 한쪽 요소만 남긴 선지.</w:t>
       </w:r>
     </w:p>
     <w:p>
@@ -4798,7 +4644,7 @@
           <w:sz w:val="14"/>
           <w:u w:val="none"/>
         </w:rPr>
-        <w:t xml:space="preserve"> (A) 결과는 '</w:t>
+        <w:t xml:space="preserve"> </w:t>
       </w:r>
       <w:r>
         <w:rPr>
@@ -4807,7 +4653,7 @@
           <w:sz w:val="14"/>
           <w:u w:val="none"/>
         </w:rPr>
-        <w:t>어느 정도</w:t>
+        <w:t>⑤ [반쪽 함정]</w:t>
       </w:r>
       <w:r>
         <w:rPr>
@@ -4816,7 +4662,25 @@
           <w:sz w:val="14"/>
           <w:u w:val="none"/>
         </w:rPr>
-        <w:t>(in some measure)' → to some degree(프린트 A-6 표적). (B) 옳은 행동의 열매 → good. ③ above all은 결과를 의도보다 앞세워 본문의 우선순위(intention first)를 뒤집은 한 끗 오답.</w:t>
+        <w:t xml:space="preserve"> effort는 trying(의도)과 겹치지만 sacrifice는 결과가 아니다. </w:t>
+      </w:r>
+      <w:r>
+        <w:rPr>
+          <w:rFonts w:ascii="맑은 고딕" w:hAnsi="맑은 고딕" w:eastAsia="맑은 고딕"/>
+          <w:b/>
+          <w:sz w:val="14"/>
+          <w:u w:val="none"/>
+        </w:rPr>
+        <w:t>④</w:t>
+      </w:r>
+      <w:r>
+        <w:rPr>
+          <w:rFonts w:ascii="맑은 고딕" w:hAnsi="맑은 고딕" w:eastAsia="맑은 고딕"/>
+          <w:b w:val="0"/>
+          <w:sz w:val="14"/>
+          <w:u w:val="none"/>
+        </w:rPr>
+        <w:t xml:space="preserve"> success는 결과 쪽만 담았다. 빈칸 뒤 trying … but also getting things right가 두 축을 그대로 풀어 준다.</w:t>
       </w:r>
     </w:p>
     <w:p>
@@ -4841,7 +4705,25 @@
           <w:sz w:val="14"/>
           <w:u w:val="none"/>
         </w:rPr>
-        <w:t xml:space="preserve"> 프린트 T/F 4문 확장. ⓑ entirely: not of being effective. ⓓ 방향 반전: not generally thought of as good. ⓒ는 though not as good as를 정확히 읽어야 하는 한 끗 선지.</w:t>
+        <w:t xml:space="preserve"> </w:t>
+      </w:r>
+      <w:r>
+        <w:rPr>
+          <w:rFonts w:ascii="맑은 고딕" w:hAnsi="맑은 고딕" w:eastAsia="맑은 고딕"/>
+          <w:b/>
+          <w:sz w:val="14"/>
+          <w:u w:val="none"/>
+        </w:rPr>
+        <w:t>⑤ [소재어 재사용 함정]</w:t>
+      </w:r>
+      <w:r>
+        <w:rPr>
+          <w:rFonts w:ascii="맑은 고딕" w:hAnsi="맑은 고딕" w:eastAsia="맑은 고딕"/>
+          <w:b w:val="0"/>
+          <w:sz w:val="14"/>
+          <w:u w:val="none"/>
+        </w:rPr>
+        <w:t xml:space="preserve"> moral이라는 같은 단어로 자연스러워 보이지만 ‘개인의 선함’이 아니라 ‘사회 규범’ 이야기. ⑤를 빼면 ④의 never does → ‘결과로 이어져야 한다’가 바로 이어진다.</w:t>
       </w:r>
     </w:p>
     <w:p>
@@ -4857,7 +4739,7 @@
           <w:sz w:val="14"/>
           <w:u w:val="none"/>
         </w:rPr>
-        <w:t>39-8</w:t>
+        <w:t>39-서1</w:t>
       </w:r>
       <w:r>
         <w:rPr>
@@ -4866,25 +4748,7 @@
           <w:sz w:val="14"/>
           <w:u w:val="none"/>
         </w:rPr>
-        <w:t xml:space="preserve"> B는 '대부분의 사람은 그런 사람을 선하다고 부르지 </w:t>
-      </w:r>
-      <w:r>
-        <w:rPr>
-          <w:rFonts w:ascii="맑은 고딕" w:hAnsi="맑은 고딕" w:eastAsia="맑은 고딕"/>
-          <w:b/>
-          <w:sz w:val="14"/>
-          <w:u w:val="none"/>
-        </w:rPr>
-        <w:t>않을</w:t>
-      </w:r>
-      <w:r>
-        <w:rPr>
-          <w:rFonts w:ascii="맑은 고딕" w:hAnsi="맑은 고딕" w:eastAsia="맑은 고딕"/>
-          <w:b w:val="0"/>
-          <w:sz w:val="14"/>
-          <w:u w:val="none"/>
-        </w:rPr>
-        <w:t xml:space="preserve"> 것'이라 했다. ④은 부정을 제거한 방향 반전.</w:t>
+        <w:t xml:space="preserve"> (1) intention ✕ — 주어 we의 동사 자리. (2) success ✕ — 부사 partly의 수식을 받는 형용사 보어. (3) fail ✕ — 관사 a + 형용사 constant 뒤 명사. [채점] 각 1점.</w:t>
       </w:r>
     </w:p>
     <w:p>
@@ -4900,7 +4764,7 @@
           <w:sz w:val="14"/>
           <w:u w:val="none"/>
         </w:rPr>
-        <w:t>39-서1</w:t>
+        <w:t>39-서2</w:t>
       </w:r>
       <w:r>
         <w:rPr>
@@ -4909,7 +4773,7 @@
           <w:sz w:val="14"/>
           <w:u w:val="none"/>
         </w:rPr>
-        <w:t xml:space="preserve"> ⓑ 원급 비교 not </w:t>
+        <w:t xml:space="preserve"> </w:t>
       </w:r>
       <w:r>
         <w:rPr>
@@ -4918,7 +4782,7 @@
           <w:sz w:val="14"/>
           <w:u w:val="none"/>
         </w:rPr>
-        <w:t>as</w:t>
+        <w:t>think of as morally good a person …</w:t>
       </w:r>
       <w:r>
         <w:rPr>
@@ -4927,7 +4791,7 @@
           <w:sz w:val="14"/>
           <w:u w:val="none"/>
         </w:rPr>
-        <w:t xml:space="preserve"> good </w:t>
+        <w:t xml:space="preserve"> ✕ — 보기 조건상 A as B 어순 유지. </w:t>
       </w:r>
       <w:r>
         <w:rPr>
@@ -4936,7 +4800,7 @@
           <w:sz w:val="14"/>
           <w:u w:val="none"/>
         </w:rPr>
-        <w:t>as</w:t>
+        <w:t>People do not think generally</w:t>
       </w:r>
       <w:r>
         <w:rPr>
@@ -4945,25 +4809,7 @@
           <w:sz w:val="14"/>
           <w:u w:val="none"/>
         </w:rPr>
-        <w:t xml:space="preserve">. ⓓ a matter of + </w:t>
-      </w:r>
-      <w:r>
-        <w:rPr>
-          <w:rFonts w:ascii="맑은 고딕" w:hAnsi="맑은 고딕" w:eastAsia="맑은 고딕"/>
-          <w:b/>
-          <w:sz w:val="14"/>
-          <w:u w:val="none"/>
-        </w:rPr>
-        <w:t>동명사</w:t>
-      </w:r>
-      <w:r>
-        <w:rPr>
-          <w:rFonts w:ascii="맑은 고딕" w:hAnsi="맑은 고딕" w:eastAsia="맑은 고딕"/>
-          <w:b w:val="0"/>
-          <w:sz w:val="14"/>
-          <w:u w:val="none"/>
-        </w:rPr>
-        <w:t xml:space="preserve"> trying. ⓐ tries but fails 병렬(3인칭 단수), ⓒ 접속부사, ⓔ does = prevents harm(대동사), ⓕ 주어 A person 단수 → is는 옳다.</w:t>
+        <w:t xml:space="preserve"> ✕ — 부사 위치. [채점] 능동 구조 1.5 / think of A as B 1 / 단어 수·철자 0.5.</w:t>
       </w:r>
     </w:p>
     <w:p>
@@ -4979,7 +4825,7 @@
           <w:sz w:val="14"/>
           <w:u w:val="none"/>
         </w:rPr>
-        <w:t>39-추1</w:t>
+        <w:t>39-8</w:t>
       </w:r>
       <w:r>
         <w:rPr>
@@ -4988,7 +4834,7 @@
           <w:sz w:val="14"/>
           <w:u w:val="none"/>
         </w:rPr>
-        <w:t xml:space="preserve"> (A)(B) 주어 3인칭 단수 현재 → -s. (C) is not regarded as — </w:t>
+        <w:t xml:space="preserve"> </w:t>
       </w:r>
       <w:r>
         <w:rPr>
@@ -4997,7 +4843,7 @@
           <w:sz w:val="14"/>
           <w:u w:val="none"/>
         </w:rPr>
-        <w:t>과거분사</w:t>
+        <w:t>④ [한 끗]</w:t>
       </w:r>
       <w:r>
         <w:rPr>
@@ -5006,161 +4852,7 @@
           <w:sz w:val="14"/>
           <w:u w:val="none"/>
         </w:rPr>
-        <w:t xml:space="preserve">. (D) a + </w:t>
-      </w:r>
-      <w:r>
-        <w:rPr>
-          <w:rFonts w:ascii="맑은 고딕" w:hAnsi="맑은 고딕" w:eastAsia="맑은 고딕"/>
-          <w:b/>
-          <w:sz w:val="14"/>
-          <w:u w:val="none"/>
-        </w:rPr>
-        <w:t>명사</w:t>
-      </w:r>
-      <w:r>
-        <w:rPr>
-          <w:rFonts w:ascii="맑은 고딕" w:hAnsi="맑은 고딕" w:eastAsia="맑은 고딕"/>
-          <w:b w:val="0"/>
-          <w:sz w:val="14"/>
-          <w:u w:val="none"/>
-        </w:rPr>
-        <w:t xml:space="preserve"> mixture(mix → mixture 품사 전환, 프린트 A-5 표적). succeed·relieve는 프린트 요약 정답어 미끼.</w:t>
-      </w:r>
-    </w:p>
-    <w:p>
-      <w:pPr>
-        <w:spacing w:before="0" w:after="20" w:line="259" w:lineRule="auto"/>
-        <w:jc w:val="both"/>
-        <w:snapToGrid w:val="0"/>
-      </w:pPr>
-      <w:r>
-        <w:rPr>
-          <w:rFonts w:ascii="맑은 고딕" w:hAnsi="맑은 고딕" w:eastAsia="맑은 고딕"/>
-          <w:b/>
-          <w:sz w:val="14"/>
-          <w:u w:val="none"/>
-        </w:rPr>
-        <w:t>39-추2</w:t>
-      </w:r>
-      <w:r>
-        <w:rPr>
-          <w:rFonts w:ascii="맑은 고딕" w:hAnsi="맑은 고딕" w:eastAsia="맑은 고딕"/>
-          <w:b w:val="0"/>
-          <w:sz w:val="14"/>
-          <w:u w:val="none"/>
-        </w:rPr>
-        <w:t xml:space="preserve"> 프린트 A 표적 4행(1·3·4·6). (2) end up + 동명사. (4) to some degree = 어느 정도(= to some extent).</w:t>
-      </w:r>
-    </w:p>
-    <w:p>
-      <w:pPr>
-        <w:spacing w:before="0" w:after="20" w:line="259" w:lineRule="auto"/>
-        <w:jc w:val="both"/>
-        <w:snapToGrid w:val="0"/>
-      </w:pPr>
-      <w:r>
-        <w:rPr>
-          <w:rFonts w:ascii="맑은 고딕" w:hAnsi="맑은 고딕" w:eastAsia="맑은 고딕"/>
-          <w:b/>
-          <w:sz w:val="14"/>
-          <w:u w:val="none"/>
-        </w:rPr>
-        <w:t>39-추3</w:t>
-      </w:r>
-      <w:r>
-        <w:rPr>
-          <w:rFonts w:ascii="맑은 고딕" w:hAnsi="맑은 고딕" w:eastAsia="맑은 고딕"/>
-          <w:b w:val="0"/>
-          <w:sz w:val="14"/>
-          <w:u w:val="none"/>
-        </w:rPr>
-        <w:t xml:space="preserve"> </w:t>
-      </w:r>
-      <w:r>
-        <w:rPr>
-          <w:rFonts w:ascii="맑은 고딕" w:hAnsi="맑은 고딕" w:eastAsia="맑은 고딕"/>
-          <w:b/>
-          <w:sz w:val="14"/>
-          <w:u w:val="none"/>
-        </w:rPr>
-        <w:t>조성 지점 4곳</w:t>
-      </w:r>
-      <w:r>
-        <w:rPr>
-          <w:rFonts w:ascii="맑은 고딕" w:hAnsi="맑은 고딕" w:eastAsia="맑은 고딕"/>
-          <w:b w:val="0"/>
-          <w:sz w:val="14"/>
-          <w:u w:val="none"/>
-        </w:rPr>
-        <w:t xml:space="preserve"> — be → is(2회), try → trying(to do는 그대로), get → getting. also는 be동사 뒤.</w:t>
-      </w:r>
-    </w:p>
-    <w:p>
-      <w:pPr>
-        <w:spacing w:before="0" w:after="20" w:line="259" w:lineRule="auto"/>
-        <w:jc w:val="both"/>
-        <w:snapToGrid w:val="0"/>
-      </w:pPr>
-      <w:r>
-        <w:rPr>
-          <w:rFonts w:ascii="맑은 고딕" w:hAnsi="맑은 고딕" w:eastAsia="맑은 고딕"/>
-          <w:b/>
-          <w:sz w:val="14"/>
-          <w:u w:val="none"/>
-        </w:rPr>
-        <w:t>39-위치1</w:t>
-      </w:r>
-      <w:r>
-        <w:rPr>
-          <w:rFonts w:ascii="맑은 고딕" w:hAnsi="맑은 고딕" w:eastAsia="맑은 고딕"/>
-          <w:b w:val="0"/>
-          <w:sz w:val="14"/>
-          <w:u w:val="none"/>
-        </w:rPr>
-        <w:t xml:space="preserve"> Yet ... either는 앞의 '결과만이 아니다'에 이어 '</w:t>
-      </w:r>
-      <w:r>
-        <w:rPr>
-          <w:rFonts w:ascii="맑은 고딕" w:hAnsi="맑은 고딕" w:eastAsia="맑은 고딕"/>
-          <w:b/>
-          <w:sz w:val="14"/>
-          <w:u w:val="none"/>
-        </w:rPr>
-        <w:t>의도만도 아니다</w:t>
-      </w:r>
-      <w:r>
-        <w:rPr>
-          <w:rFonts w:ascii="맑은 고딕" w:hAnsi="맑은 고딕" w:eastAsia="맑은 고딕"/>
-          <w:b w:val="0"/>
-          <w:sz w:val="14"/>
-          <w:u w:val="none"/>
-        </w:rPr>
-        <w:t>'로 두 번째 부정을 시작하며, ③ 뒤 문장(늘 애쓰지만 못 막는 사람)이 그 근거다. ②은 아직 의도 옹호(실패해도 선함)가 끝나지 않았다.</w:t>
-      </w:r>
-    </w:p>
-    <w:p>
-      <w:pPr>
-        <w:spacing w:before="0" w:after="20" w:line="259" w:lineRule="auto"/>
-        <w:jc w:val="both"/>
-        <w:snapToGrid w:val="0"/>
-      </w:pPr>
-      <w:r>
-        <w:rPr>
-          <w:rFonts w:ascii="맑은 고딕" w:hAnsi="맑은 고딕" w:eastAsia="맑은 고딕"/>
-          <w:b/>
-          <w:sz w:val="14"/>
-          <w:u w:val="none"/>
-        </w:rPr>
-        <w:t>39-위치2</w:t>
-      </w:r>
-      <w:r>
-        <w:rPr>
-          <w:rFonts w:ascii="맑은 고딕" w:hAnsi="맑은 고딕" w:eastAsia="맑은 고딕"/>
-          <w:b w:val="0"/>
-          <w:sz w:val="14"/>
-          <w:u w:val="none"/>
-        </w:rPr>
-        <w:t xml:space="preserve"> 질문 → (B) 첫 부정(결과만이 아님) → (C) But ... either로 둘째 부정(의도만도 아님) → (A) Neither answer로 종합. (A)의 Neither는 (B)(C) 두 답이 있어야 성립.</w:t>
+        <w:t xml:space="preserve"> A person who … 예시 뒤에 두면 예시가 일반 진술보다 먼저 나와 Nevertheless의 전환이 늦어지고, Doing the right thing should …와의 연결도 어색해진다.</w:t>
       </w:r>
     </w:p>
     <w:p>

--- a/shinmok1/pack/2509/H1MOGO25-09_39_SET.docx
+++ b/shinmok1/pack/2509/H1MOGO25-09_39_SET.docx
@@ -107,19 +107,10 @@
     </w:p>
     <w:p>
       <w:pPr>
-        <w:spacing w:before="0" w:after="20" w:line="360" w:lineRule="auto"/>
+        <w:spacing w:before="0" w:after="20" w:line="300" w:lineRule="auto"/>
         <w:jc w:val="both"/>
         <w:snapToGrid w:val="0"/>
       </w:pPr>
-      <w:r>
-        <w:rPr>
-          <w:rFonts w:ascii="맑은 고딕" w:hAnsi="맑은 고딕" w:eastAsia="맑은 고딕"/>
-          <w:b w:val="0"/>
-          <w:sz w:val="17"/>
-          <w:u w:val="none"/>
-        </w:rPr>
-        <w:t xml:space="preserve">Being morally good </w:t>
-      </w:r>
       <w:r>
         <w:rPr>
           <w:rFonts w:ascii="맑은 고딕" w:hAnsi="맑은 고딕" w:eastAsia="맑은 고딕"/>
@@ -138,7 +129,7 @@
           <w:sz w:val="17"/>
           <w:u w:val="none"/>
         </w:rPr>
-        <w:t>[ is / are ]</w:t>
+        <w:t>[ Being / Be ]</w:t>
       </w:r>
       <w:r>
         <w:rPr>
@@ -147,7 +138,7 @@
           <w:sz w:val="17"/>
           <w:u w:val="none"/>
         </w:rPr>
-        <w:t xml:space="preserve"> not simply a matter of getting things right. Someone who </w:t>
+        <w:t xml:space="preserve"> morally good is not </w:t>
       </w:r>
       <w:r>
         <w:rPr>
@@ -167,7 +158,7 @@
           <w:sz w:val="17"/>
           <w:u w:val="none"/>
         </w:rPr>
-        <w:t>[ tries / try ]</w:t>
+        <w:t>[ simply / simple ]</w:t>
       </w:r>
       <w:r>
         <w:rPr>
@@ -176,7 +167,7 @@
           <w:sz w:val="17"/>
           <w:u w:val="none"/>
         </w:rPr>
-        <w:t xml:space="preserve"> to help others but who ends up </w:t>
+        <w:t xml:space="preserve"> a matter of </w:t>
       </w:r>
       <w:r>
         <w:rPr>
@@ -192,20 +183,11 @@
       <w:r>
         <w:rPr>
           <w:rFonts w:ascii="맑은 고딕" w:hAnsi="맑은 고딕" w:eastAsia="맑은 고딕"/>
-          <w:b/>
-          <w:sz w:val="17"/>
-          <w:u w:val="none"/>
-        </w:rPr>
-        <w:t>[ making / to make ]</w:t>
-      </w:r>
-      <w:r>
-        <w:rPr>
-          <w:rFonts w:ascii="맑은 고딕" w:hAnsi="맑은 고딕" w:eastAsia="맑은 고딕"/>
           <w:b w:val="0"/>
           <w:sz w:val="17"/>
           <w:u w:val="none"/>
         </w:rPr>
-        <w:t xml:space="preserve"> things </w:t>
+        <w:t xml:space="preserve">________(get) things right. Someone </w:t>
       </w:r>
       <w:r>
         <w:rPr>
@@ -225,7 +207,7 @@
           <w:sz w:val="17"/>
           <w:u w:val="none"/>
         </w:rPr>
-        <w:t>[ worse / better ]</w:t>
+        <w:t>[ who / which ]</w:t>
       </w:r>
       <w:r>
         <w:rPr>
@@ -234,7 +216,7 @@
           <w:sz w:val="17"/>
           <w:u w:val="none"/>
         </w:rPr>
-        <w:t xml:space="preserve"> for them, may still be </w:t>
+        <w:t xml:space="preserve"> tries to help others but who ends up </w:t>
       </w:r>
       <w:r>
         <w:rPr>
@@ -250,11 +232,20 @@
       <w:r>
         <w:rPr>
           <w:rFonts w:ascii="맑은 고딕" w:hAnsi="맑은 고딕" w:eastAsia="맑은 고딕"/>
+          <w:b/>
+          <w:sz w:val="17"/>
+          <w:u w:val="none"/>
+        </w:rPr>
+        <w:t>[ making / to make ]</w:t>
+      </w:r>
+      <w:r>
+        <w:rPr>
+          <w:rFonts w:ascii="맑은 고딕" w:hAnsi="맑은 고딕" w:eastAsia="맑은 고딕"/>
           <w:b w:val="0"/>
           <w:sz w:val="17"/>
           <w:u w:val="none"/>
         </w:rPr>
-        <w:t xml:space="preserve">________(moral) good. Being morally good is a matter of doing the right thing ‘because it is the right thing’ but it </w:t>
+        <w:t xml:space="preserve"> things </w:t>
       </w:r>
       <w:r>
         <w:rPr>
@@ -274,7 +265,7 @@
           <w:sz w:val="17"/>
           <w:u w:val="none"/>
         </w:rPr>
-        <w:t>[ does / do ]</w:t>
+        <w:t>[ worse / better ]</w:t>
       </w:r>
       <w:r>
         <w:rPr>
@@ -283,7 +274,7 @@
           <w:sz w:val="17"/>
           <w:u w:val="none"/>
         </w:rPr>
-        <w:t xml:space="preserve"> not depend on being </w:t>
+        <w:t xml:space="preserve"> for them, may still be morally good. Being morally good is a matter of doing the right thing ‘because it is the right thing’ but it does not </w:t>
       </w:r>
       <w:r>
         <w:rPr>
@@ -303,7 +294,7 @@
           <w:sz w:val="17"/>
           <w:u w:val="none"/>
         </w:rPr>
-        <w:t>[ effective / ineffective ]</w:t>
+        <w:t>[ depend / depends ]</w:t>
       </w:r>
       <w:r>
         <w:rPr>
@@ -312,7 +303,7 @@
           <w:sz w:val="17"/>
           <w:u w:val="none"/>
         </w:rPr>
-        <w:t xml:space="preserve">. Perhaps someone who tries but fails </w:t>
+        <w:t xml:space="preserve"> on being </w:t>
       </w:r>
       <w:r>
         <w:rPr>
@@ -328,20 +319,11 @@
       <w:r>
         <w:rPr>
           <w:rFonts w:ascii="맑은 고딕" w:hAnsi="맑은 고딕" w:eastAsia="맑은 고딕"/>
-          <w:b/>
-          <w:sz w:val="17"/>
-          <w:u w:val="none"/>
-        </w:rPr>
-        <w:t>[ to relieve / relieving ]</w:t>
-      </w:r>
-      <w:r>
-        <w:rPr>
-          <w:rFonts w:ascii="맑은 고딕" w:hAnsi="맑은 고딕" w:eastAsia="맑은 고딕"/>
           <w:b w:val="0"/>
           <w:sz w:val="17"/>
           <w:u w:val="none"/>
         </w:rPr>
-        <w:t xml:space="preserve"> pain may still be morally good, although not as </w:t>
+        <w:t xml:space="preserve">e________. Perhaps someone who tries but </w:t>
       </w:r>
       <w:r>
         <w:rPr>
@@ -357,20 +339,11 @@
       <w:r>
         <w:rPr>
           <w:rFonts w:ascii="맑은 고딕" w:hAnsi="맑은 고딕" w:eastAsia="맑은 고딕"/>
-          <w:b/>
-          <w:sz w:val="17"/>
-          <w:u w:val="none"/>
-        </w:rPr>
-        <w:t>[ good / bad ]</w:t>
-      </w:r>
-      <w:r>
-        <w:rPr>
-          <w:rFonts w:ascii="맑은 고딕" w:hAnsi="맑은 고딕" w:eastAsia="맑은 고딕"/>
           <w:b w:val="0"/>
           <w:sz w:val="17"/>
           <w:u w:val="none"/>
         </w:rPr>
-        <w:t xml:space="preserve"> as someone who </w:t>
+        <w:t xml:space="preserve">________(fail) to </w:t>
       </w:r>
       <w:r>
         <w:rPr>
@@ -386,20 +359,11 @@
       <w:r>
         <w:rPr>
           <w:rFonts w:ascii="맑은 고딕" w:hAnsi="맑은 고딕" w:eastAsia="맑은 고딕"/>
-          <w:b/>
-          <w:sz w:val="17"/>
-          <w:u w:val="none"/>
-        </w:rPr>
-        <w:t>[ has tried / tried ]</w:t>
-      </w:r>
-      <w:r>
-        <w:rPr>
-          <w:rFonts w:ascii="맑은 고딕" w:hAnsi="맑은 고딕" w:eastAsia="맑은 고딕"/>
           <w:b w:val="0"/>
           <w:sz w:val="17"/>
           <w:u w:val="none"/>
         </w:rPr>
-        <w:t xml:space="preserve"> and </w:t>
+        <w:t xml:space="preserve">r________ pain may still be morally good, although not as good as someone who </w:t>
       </w:r>
       <w:r>
         <w:rPr>
@@ -415,11 +379,20 @@
       <w:r>
         <w:rPr>
           <w:rFonts w:ascii="맑은 고딕" w:hAnsi="맑은 고딕" w:eastAsia="맑은 고딕"/>
+          <w:b/>
+          <w:sz w:val="17"/>
+          <w:u w:val="none"/>
+        </w:rPr>
+        <w:t>[ has tried / had tried ]</w:t>
+      </w:r>
+      <w:r>
+        <w:rPr>
+          <w:rFonts w:ascii="맑은 고딕" w:hAnsi="맑은 고딕" w:eastAsia="맑은 고딕"/>
           <w:b w:val="0"/>
           <w:sz w:val="17"/>
           <w:u w:val="none"/>
         </w:rPr>
-        <w:t xml:space="preserve">________(succeed). Nevertheless, being morally good is not simply a matter of </w:t>
+        <w:t xml:space="preserve"> and succeeded. </w:t>
       </w:r>
       <w:r>
         <w:rPr>
@@ -439,7 +412,7 @@
           <w:sz w:val="17"/>
           <w:u w:val="none"/>
         </w:rPr>
-        <w:t>[ trying / try ]</w:t>
+        <w:t>[ Nevertheless / Therefore ]</w:t>
       </w:r>
       <w:r>
         <w:rPr>
@@ -448,7 +421,7 @@
           <w:sz w:val="17"/>
           <w:u w:val="none"/>
         </w:rPr>
-        <w:t xml:space="preserve"> to do the right thing. A person who always tries to prevent </w:t>
+        <w:t xml:space="preserve">, being morally good is not simply a matter of </w:t>
       </w:r>
       <w:r>
         <w:rPr>
@@ -468,7 +441,7 @@
           <w:sz w:val="17"/>
           <w:u w:val="none"/>
         </w:rPr>
-        <w:t xml:space="preserve">h________ but never </w:t>
+        <w:t xml:space="preserve">________(try) to do the right thing. A person who always tries to </w:t>
       </w:r>
       <w:r>
         <w:rPr>
@@ -484,20 +457,11 @@
       <w:r>
         <w:rPr>
           <w:rFonts w:ascii="맑은 고딕" w:hAnsi="맑은 고딕" w:eastAsia="맑은 고딕"/>
-          <w:b/>
-          <w:sz w:val="17"/>
-          <w:u w:val="none"/>
-        </w:rPr>
-        <w:t>[ does / do ]</w:t>
-      </w:r>
-      <w:r>
-        <w:rPr>
-          <w:rFonts w:ascii="맑은 고딕" w:hAnsi="맑은 고딕" w:eastAsia="맑은 고딕"/>
           <w:b w:val="0"/>
           <w:sz w:val="17"/>
           <w:u w:val="none"/>
         </w:rPr>
-        <w:t xml:space="preserve">, is not generally </w:t>
+        <w:t xml:space="preserve">p________ harm but never </w:t>
       </w:r>
       <w:r>
         <w:rPr>
@@ -517,7 +481,7 @@
           <w:sz w:val="17"/>
           <w:u w:val="none"/>
         </w:rPr>
-        <w:t>[ thought / thinking ]</w:t>
+        <w:t>[ does / do ]</w:t>
       </w:r>
       <w:r>
         <w:rPr>
@@ -526,7 +490,7 @@
           <w:sz w:val="17"/>
           <w:u w:val="none"/>
         </w:rPr>
-        <w:t xml:space="preserve"> of as morally good. Doing the right thing should lead to some </w:t>
+        <w:t xml:space="preserve">, is not generally </w:t>
       </w:r>
       <w:r>
         <w:rPr>
@@ -542,11 +506,20 @@
       <w:r>
         <w:rPr>
           <w:rFonts w:ascii="맑은 고딕" w:hAnsi="맑은 고딕" w:eastAsia="맑은 고딕"/>
+          <w:b/>
+          <w:sz w:val="17"/>
+          <w:u w:val="none"/>
+        </w:rPr>
+        <w:t>[ thought / thinking ]</w:t>
+      </w:r>
+      <w:r>
+        <w:rPr>
+          <w:rFonts w:ascii="맑은 고딕" w:hAnsi="맑은 고딕" w:eastAsia="맑은 고딕"/>
           <w:b w:val="0"/>
           <w:sz w:val="17"/>
           <w:u w:val="none"/>
         </w:rPr>
-        <w:t xml:space="preserve">r________, at least </w:t>
+        <w:t xml:space="preserve"> of as morally good. Doing the right thing should </w:t>
       </w:r>
       <w:r>
         <w:rPr>
@@ -562,11 +535,20 @@
       <w:r>
         <w:rPr>
           <w:rFonts w:ascii="맑은 고딕" w:hAnsi="맑은 고딕" w:eastAsia="맑은 고딕"/>
+          <w:b/>
+          <w:sz w:val="17"/>
+          <w:u w:val="none"/>
+        </w:rPr>
+        <w:t>[ lead / leads ]</w:t>
+      </w:r>
+      <w:r>
+        <w:rPr>
+          <w:rFonts w:ascii="맑은 고딕" w:hAnsi="맑은 고딕" w:eastAsia="맑은 고딕"/>
           <w:b w:val="0"/>
           <w:sz w:val="17"/>
           <w:u w:val="none"/>
         </w:rPr>
-        <w:t xml:space="preserve">________(eventual). In short, moral goodness is a </w:t>
+        <w:t xml:space="preserve"> to some results, at least </w:t>
       </w:r>
       <w:r>
         <w:rPr>
@@ -582,11 +564,20 @@
       <w:r>
         <w:rPr>
           <w:rFonts w:ascii="맑은 고딕" w:hAnsi="맑은 고딕" w:eastAsia="맑은 고딕"/>
+          <w:b/>
+          <w:sz w:val="17"/>
+          <w:u w:val="none"/>
+        </w:rPr>
+        <w:t>[ eventually / immediately ]</w:t>
+      </w:r>
+      <w:r>
+        <w:rPr>
+          <w:rFonts w:ascii="맑은 고딕" w:hAnsi="맑은 고딕" w:eastAsia="맑은 고딕"/>
           <w:b w:val="0"/>
           <w:sz w:val="17"/>
           <w:u w:val="none"/>
         </w:rPr>
-        <w:t xml:space="preserve">m________ of </w:t>
+        <w:t xml:space="preserve">. In short, moral goodness is a </w:t>
       </w:r>
       <w:r>
         <w:rPr>
@@ -606,7 +597,7 @@
           <w:sz w:val="17"/>
           <w:u w:val="none"/>
         </w:rPr>
-        <w:t xml:space="preserve">i________ and effect. It is a matter of trying to do the right thing but it is also a matter of </w:t>
+        <w:t xml:space="preserve">m________ of </w:t>
       </w:r>
       <w:r>
         <w:rPr>
@@ -626,7 +617,7 @@
           <w:sz w:val="17"/>
           <w:u w:val="none"/>
         </w:rPr>
-        <w:t xml:space="preserve">________(get) things right to some </w:t>
+        <w:t xml:space="preserve">________(intend) and effect. It is a matter of trying to do the right thing but it is also a matter of getting things right to some </w:t>
       </w:r>
       <w:r>
         <w:rPr>
@@ -696,9 +687,62 @@
           <w:rFonts w:ascii="맑은 고딕" w:hAnsi="맑은 고딕" w:eastAsia="맑은 고딕"/>
           <w:b w:val="0"/>
           <w:sz w:val="17"/>
-          <w:u w:val="none"/>
-        </w:rPr>
-        <w:t xml:space="preserve">Someone who tries to help others but who ends up making things worse for them, may still be </w:t>
+          <w:u w:val="single"/>
+        </w:rPr>
+        <w:t>Someone who tries to help others</w:t>
+      </w:r>
+      <w:r>
+        <w:rPr>
+          <w:rFonts w:ascii="맑은 고딕" w:hAnsi="맑은 고딕" w:eastAsia="맑은 고딕"/>
+          <w:b w:val="0"/>
+          <w:sz w:val="17"/>
+          <w:u w:val="none"/>
+        </w:rPr>
+        <w:t xml:space="preserve"> but who ends up making things worse for them, may still be morally good.  → 제시 교정: </w:t>
+      </w:r>
+      <w:r>
+        <w:rPr>
+          <w:rFonts w:ascii="맑은 고딕" w:hAnsi="맑은 고딕" w:eastAsia="맑은 고딕"/>
+          <w:b/>
+          <w:sz w:val="17"/>
+          <w:u w:val="none"/>
+        </w:rPr>
+        <w:t>Someone trying to help others</w:t>
+      </w:r>
+      <w:r>
+        <w:rPr>
+          <w:rFonts w:ascii="맑은 고딕" w:hAnsi="맑은 고딕" w:eastAsia="맑은 고딕"/>
+          <w:b w:val="0"/>
+          <w:sz w:val="17"/>
+          <w:u w:val="none"/>
+        </w:rPr>
+        <w:t xml:space="preserve">  ( ○ / ✕ ) → ________</w:t>
+      </w:r>
+    </w:p>
+    <w:p>
+      <w:pPr>
+        <w:spacing w:before="0" w:after="20" w:line="276" w:lineRule="auto"/>
+        <w:snapToGrid w:val="0"/>
+      </w:pPr>
+      <w:r>
+        <w:rPr>
+          <w:rFonts w:ascii="맑은 고딕" w:hAnsi="맑은 고딕" w:eastAsia="맑은 고딕"/>
+          <w:b/>
+          <w:color w:val="C01F1F"/>
+          <w:sz w:val="17"/>
+          <w:u w:val="none"/>
+          <w:vertAlign w:val="superscript"/>
+        </w:rPr>
+        <w:t>23)</w:t>
+      </w:r>
+      <w:r>
+        <w:rPr>
+          <w:rFonts w:ascii="맑은 고딕" w:hAnsi="맑은 고딕" w:eastAsia="맑은 고딕"/>
+          <w:b w:val="0"/>
+          <w:sz w:val="17"/>
+          <w:u w:val="none"/>
+        </w:rPr>
+        <w:t xml:space="preserve">… may still be morally good, although </w:t>
       </w:r>
       <w:r>
         <w:rPr>
@@ -707,7 +751,7 @@
           <w:sz w:val="17"/>
           <w:u w:val="single"/>
         </w:rPr>
-        <w:t>morally good</w:t>
+        <w:t>not as good as</w:t>
       </w:r>
       <w:r>
         <w:rPr>
@@ -716,7 +760,7 @@
           <w:sz w:val="17"/>
           <w:u w:val="none"/>
         </w:rPr>
-        <w:t xml:space="preserve">.  → 제시 교정: </w:t>
+        <w:t xml:space="preserve"> someone who has tried and succeeded.  → 제시 교정: </w:t>
       </w:r>
       <w:r>
         <w:rPr>
@@ -725,7 +769,7 @@
           <w:sz w:val="17"/>
           <w:u w:val="none"/>
         </w:rPr>
-        <w:t>good in a moral sense</w:t>
+        <w:t>less good than</w:t>
       </w:r>
       <w:r>
         <w:rPr>
@@ -751,7 +795,7 @@
           <w:u w:val="none"/>
           <w:vertAlign w:val="superscript"/>
         </w:rPr>
-        <w:t>23)</w:t>
+        <w:t>24)</w:t>
       </w:r>
       <w:r>
         <w:rPr>
@@ -760,7 +804,7 @@
           <w:sz w:val="17"/>
           <w:u w:val="none"/>
         </w:rPr>
-        <w:t xml:space="preserve">… may still be morally good, </w:t>
+        <w:t xml:space="preserve">A person who always tries to prevent harm </w:t>
       </w:r>
       <w:r>
         <w:rPr>
@@ -769,7 +813,7 @@
           <w:sz w:val="17"/>
           <w:u w:val="single"/>
         </w:rPr>
-        <w:t>although</w:t>
+        <w:t>but never does</w:t>
       </w:r>
       <w:r>
         <w:rPr>
@@ -778,7 +822,7 @@
           <w:sz w:val="17"/>
           <w:u w:val="none"/>
         </w:rPr>
-        <w:t xml:space="preserve"> not as good as someone who has tried and succeeded.  → 제시 교정: </w:t>
+        <w:t xml:space="preserve">, is not generally thought of as morally good.  → 제시 교정: </w:t>
       </w:r>
       <w:r>
         <w:rPr>
@@ -787,69 +831,7 @@
           <w:sz w:val="17"/>
           <w:u w:val="none"/>
         </w:rPr>
-        <w:t>despite</w:t>
-      </w:r>
-      <w:r>
-        <w:rPr>
-          <w:rFonts w:ascii="맑은 고딕" w:hAnsi="맑은 고딕" w:eastAsia="맑은 고딕"/>
-          <w:b w:val="0"/>
-          <w:sz w:val="17"/>
-          <w:u w:val="none"/>
-        </w:rPr>
-        <w:t xml:space="preserve">  ( ○ / ✕ ) → ________</w:t>
-      </w:r>
-    </w:p>
-    <w:p>
-      <w:pPr>
-        <w:spacing w:before="0" w:after="20" w:line="276" w:lineRule="auto"/>
-        <w:snapToGrid w:val="0"/>
-      </w:pPr>
-      <w:r>
-        <w:rPr>
-          <w:rFonts w:ascii="맑은 고딕" w:hAnsi="맑은 고딕" w:eastAsia="맑은 고딕"/>
-          <w:b/>
-          <w:color w:val="C01F1F"/>
-          <w:sz w:val="17"/>
-          <w:u w:val="none"/>
-          <w:vertAlign w:val="superscript"/>
-        </w:rPr>
-        <w:t>24)</w:t>
-      </w:r>
-      <w:r>
-        <w:rPr>
-          <w:rFonts w:ascii="맑은 고딕" w:hAnsi="맑은 고딕" w:eastAsia="맑은 고딕"/>
-          <w:b w:val="0"/>
-          <w:sz w:val="17"/>
-          <w:u w:val="none"/>
-        </w:rPr>
-        <w:t xml:space="preserve">In short, moral goodness is a mixture of </w:t>
-      </w:r>
-      <w:r>
-        <w:rPr>
-          <w:rFonts w:ascii="맑은 고딕" w:hAnsi="맑은 고딕" w:eastAsia="맑은 고딕"/>
-          <w:b w:val="0"/>
-          <w:sz w:val="17"/>
-          <w:u w:val="single"/>
-        </w:rPr>
-        <w:t>intention and effect</w:t>
-      </w:r>
-      <w:r>
-        <w:rPr>
-          <w:rFonts w:ascii="맑은 고딕" w:hAnsi="맑은 고딕" w:eastAsia="맑은 고딕"/>
-          <w:b w:val="0"/>
-          <w:sz w:val="17"/>
-          <w:u w:val="none"/>
-        </w:rPr>
-        <w:t xml:space="preserve">.  → 제시 교정: </w:t>
-      </w:r>
-      <w:r>
-        <w:rPr>
-          <w:rFonts w:ascii="맑은 고딕" w:hAnsi="맑은 고딕" w:eastAsia="맑은 고딕"/>
-          <w:b/>
-          <w:sz w:val="17"/>
-          <w:u w:val="none"/>
-        </w:rPr>
-        <w:t>trying and succeeding</w:t>
+        <w:t>but never do</w:t>
       </w:r>
       <w:r>
         <w:rPr>
@@ -927,7 +909,7 @@
           <w:sz w:val="17"/>
           <w:u w:val="none"/>
         </w:rPr>
-        <w:t>be / morally good / is / not / simply / a matter / getting / things / right / simple</w:t>
+        <w:t>not / morally good / be / being / doing / simply / a matter / get / of / things right</w:t>
       </w:r>
     </w:p>
     <w:p>
@@ -962,7 +944,7 @@
           <w:sz w:val="17"/>
           <w:u w:val="none"/>
         </w:rPr>
-        <w:t>올바른 일을 하는 것은 적어도 결국에는 어떤 결과로 이어져야 한다.</w:t>
+        <w:t>항상 해악을 막으려 하지만 결코 막지 못하는 사람은 일반적으로 도덕적으로 선하다고 여겨지지 않는다.</w:t>
       </w:r>
     </w:p>
     <w:p>
@@ -979,7 +961,7 @@
           <w:sz w:val="17"/>
           <w:u w:val="none"/>
         </w:rPr>
-        <w:t>do / the right thing / should / lead / to / some results / at / eventually / eventual</w:t>
+        <w:t>who / a person / always / try / to prevent / does / but / never / harm / be / generally / not / think / as / which / of / morally good</w:t>
       </w:r>
     </w:p>
     <w:p>
@@ -1040,7 +1022,7 @@
           <w:sz w:val="17"/>
           <w:u w:val="none"/>
         </w:rPr>
-        <w:t>그것은 또한 어느 정도 일을 제대로 해내는 문제이기도 하다.</w:t>
+        <w:t>그것은 옳은 일을 하려고 애쓰는 문제이지만, 또한 어느 정도는 일을 제대로 해내는 문제이기도 하다.</w:t>
       </w:r>
     </w:p>
     <w:p>
@@ -1057,7 +1039,7 @@
           <w:sz w:val="17"/>
           <w:u w:val="none"/>
         </w:rPr>
-        <w:t>it / is / also / a matter of / get / things / right / to some degree</w:t>
+        <w:t>is / it / a matter / to do / the right thing / it / but / is also / getting things right / a matter / of / try / of / to some degree</w:t>
       </w:r>
     </w:p>
     <w:p>
@@ -1162,7 +1144,7 @@
           <w:sz w:val="17"/>
           <w:u w:val="none"/>
         </w:rPr>
-        <w:t xml:space="preserve">but </w:t>
+        <w:t xml:space="preserve">‘because </w:t>
       </w:r>
       <w:r>
         <w:rPr>
@@ -1180,7 +1162,7 @@
           <w:sz w:val="17"/>
           <w:u w:val="none"/>
         </w:rPr>
-        <w:t xml:space="preserve"> does not depend on being effective — it이 가리키는 말을 본문에서(3단어): ______________________</w:t>
+        <w:t xml:space="preserve"> is the right thing’ — it이 가리키는 말을 본문에서(3단어): ______________________</w:t>
       </w:r>
     </w:p>
     <w:p>
@@ -1206,7 +1188,7 @@
           <w:sz w:val="17"/>
           <w:u w:val="none"/>
         </w:rPr>
-        <w:t xml:space="preserve">tries to prevent harm but never </w:t>
+        <w:t xml:space="preserve">but never </w:t>
       </w:r>
       <w:r>
         <w:rPr>
@@ -1224,7 +1206,7 @@
           <w:sz w:val="17"/>
           <w:u w:val="none"/>
         </w:rPr>
-        <w:t xml:space="preserve"> — does가 대신하는 말(2단어): ______________</w:t>
+        <w:t xml:space="preserve"> — does가 대신하는 말을 본문 표현으로(2단어): ______________________</w:t>
       </w:r>
     </w:p>
     <w:p>
@@ -1246,47 +1228,20 @@
       <w:r>
         <w:rPr>
           <w:rFonts w:ascii="맑은 고딕" w:hAnsi="맑은 고딕" w:eastAsia="맑은 고딕"/>
+          <w:b/>
+          <w:sz w:val="17"/>
+          <w:u w:val="none"/>
+        </w:rPr>
+        <w:t>It</w:t>
+      </w:r>
+      <w:r>
+        <w:rPr>
+          <w:rFonts w:ascii="맑은 고딕" w:hAnsi="맑은 고딕" w:eastAsia="맑은 고딕"/>
           <w:b w:val="0"/>
           <w:sz w:val="17"/>
           <w:u w:val="none"/>
         </w:rPr>
-        <w:t xml:space="preserve">a mixture of </w:t>
-      </w:r>
-      <w:r>
-        <w:rPr>
-          <w:rFonts w:ascii="맑은 고딕" w:hAnsi="맑은 고딕" w:eastAsia="맑은 고딕"/>
-          <w:b/>
-          <w:sz w:val="17"/>
-          <w:u w:val="none"/>
-        </w:rPr>
-        <w:t>intention</w:t>
-      </w:r>
-      <w:r>
-        <w:rPr>
-          <w:rFonts w:ascii="맑은 고딕" w:hAnsi="맑은 고딕" w:eastAsia="맑은 고딕"/>
-          <w:b w:val="0"/>
-          <w:sz w:val="17"/>
-          <w:u w:val="none"/>
-        </w:rPr>
-        <w:t xml:space="preserve"> and </w:t>
-      </w:r>
-      <w:r>
-        <w:rPr>
-          <w:rFonts w:ascii="맑은 고딕" w:hAnsi="맑은 고딕" w:eastAsia="맑은 고딕"/>
-          <w:b/>
-          <w:sz w:val="17"/>
-          <w:u w:val="none"/>
-        </w:rPr>
-        <w:t>effect</w:t>
-      </w:r>
-      <w:r>
-        <w:rPr>
-          <w:rFonts w:ascii="맑은 고딕" w:hAnsi="맑은 고딕" w:eastAsia="맑은 고딕"/>
-          <w:b w:val="0"/>
-          <w:sz w:val="17"/>
-          <w:u w:val="none"/>
-        </w:rPr>
-        <w:t xml:space="preserve"> — 각각에 해당하는 표현을 마지막 문장에서: ______________________ / ______________________</w:t>
+        <w:t xml:space="preserve"> is a matter of trying to do the right thing — It이 가리키는 말(2단어): ______________</w:t>
       </w:r>
     </w:p>
     <w:p>
@@ -1317,7 +1272,7 @@
     </w:p>
     <w:p>
       <w:pPr>
-        <w:spacing w:before="0" w:after="20" w:line="360" w:lineRule="auto"/>
+        <w:spacing w:before="0" w:after="20" w:line="300" w:lineRule="auto"/>
         <w:jc w:val="both"/>
         <w:snapToGrid w:val="0"/>
       </w:pPr>
@@ -1328,7 +1283,7 @@
           <w:sz w:val="17"/>
           <w:u w:val="none"/>
         </w:rPr>
-        <w:t xml:space="preserve">A good doctor is judged in a similar way. A doctor who </w:t>
+        <w:t xml:space="preserve">A similar balance applies to being a good teacher. A teacher who prepares every lesson with care but whose students learn nothing from them </w:t>
       </w:r>
       <w:r>
         <w:rPr>
@@ -1348,7 +1303,7 @@
           <w:sz w:val="17"/>
           <w:u w:val="none"/>
         </w:rPr>
-        <w:t>[ cares / care ]</w:t>
+        <w:t>[ is / are ]</w:t>
       </w:r>
       <w:r>
         <w:rPr>
@@ -1357,7 +1312,7 @@
           <w:sz w:val="17"/>
           <w:u w:val="none"/>
         </w:rPr>
-        <w:t xml:space="preserve"> deeply but keeps giving the wrong treatment is not considered a good doctor, however kind she is. Yet a doctor </w:t>
+        <w:t xml:space="preserve"> hard to call a good teacher, however sincere the effort. Yet a teacher whose students happen to do well without any effort on her part </w:t>
       </w:r>
       <w:r>
         <w:rPr>
@@ -1377,7 +1332,7 @@
           <w:sz w:val="17"/>
           <w:u w:val="none"/>
         </w:rPr>
-        <w:t>[ whose / who ]</w:t>
+        <w:t>[ deserves / deserving ]</w:t>
       </w:r>
       <w:r>
         <w:rPr>
@@ -1386,7 +1341,7 @@
           <w:sz w:val="17"/>
           <w:u w:val="none"/>
         </w:rPr>
-        <w:t xml:space="preserve"> treatments happen to work while she ignores her patients is not admired either. Good medicine, like good character, </w:t>
+        <w:t xml:space="preserve"> little credit either. Good teaching, like moral goodness, lies somewhere in between: it requires real intention, and it requires </w:t>
       </w:r>
       <w:r>
         <w:rPr>
@@ -1406,7 +1361,7 @@
           <w:sz w:val="17"/>
           <w:u w:val="none"/>
         </w:rPr>
-        <w:t>[ needs / need ]</w:t>
+        <w:t>[ that / what ]</w:t>
       </w:r>
       <w:r>
         <w:rPr>
@@ -1415,7 +1370,7 @@
           <w:sz w:val="17"/>
           <w:u w:val="none"/>
         </w:rPr>
-        <w:t xml:space="preserve"> both the will to help and the skill to succeed.</w:t>
+        <w:t xml:space="preserve"> the intention leads to something.</w:t>
       </w:r>
     </w:p>
     <w:p>
@@ -1467,7 +1422,7 @@
           <w:sz w:val="17"/>
           <w:u w:val="none"/>
         </w:rPr>
-        <w:t>Moral goodness requires both good i____________ and some real success.</w:t>
+        <w:t>Moral goodness requires both good i____________ and, at least to some degree, good results.</w:t>
       </w:r>
     </w:p>
     <w:p>
@@ -1551,43 +1506,7 @@
           <w:sz w:val="17"/>
           <w:u w:val="none"/>
         </w:rPr>
-        <w:t>Being morally good is not simply a matter of getting things right. Someone who tries to help others but who ends up making things worse for them, may still be morally good. Being morally good is a matter of doing the right thing ‘because it is the right thing’ but it does not depend on being ⓐ</w:t>
-      </w:r>
-      <w:r>
-        <w:rPr>
-          <w:rFonts w:ascii="맑은 고딕" w:hAnsi="맑은 고딕" w:eastAsia="맑은 고딕"/>
-          <w:b w:val="0"/>
-          <w:sz w:val="17"/>
-          <w:u w:val="single"/>
-        </w:rPr>
-        <w:t>effective</w:t>
-      </w:r>
-      <w:r>
-        <w:rPr>
-          <w:rFonts w:ascii="맑은 고딕" w:hAnsi="맑은 고딕" w:eastAsia="맑은 고딕"/>
-          <w:b w:val="0"/>
-          <w:sz w:val="17"/>
-          <w:u w:val="none"/>
-        </w:rPr>
-        <w:t>. Perhaps someone who tries but fails to relieve pain may still be morally good, although not as good as someone who has tried and succeeded. (A) ________, being morally good is not simply a matter of trying to do the right thing. A person who always tries to prevent harm but never does, is not generally thought of as morally good. Doing the right thing should lead to some results, at least ⓑ</w:t>
-      </w:r>
-      <w:r>
-        <w:rPr>
-          <w:rFonts w:ascii="맑은 고딕" w:hAnsi="맑은 고딕" w:eastAsia="맑은 고딕"/>
-          <w:b w:val="0"/>
-          <w:sz w:val="17"/>
-          <w:u w:val="single"/>
-        </w:rPr>
-        <w:t>eventually</w:t>
-      </w:r>
-      <w:r>
-        <w:rPr>
-          <w:rFonts w:ascii="맑은 고딕" w:hAnsi="맑은 고딕" w:eastAsia="맑은 고딕"/>
-          <w:b w:val="0"/>
-          <w:sz w:val="17"/>
-          <w:u w:val="none"/>
-        </w:rPr>
-        <w:t>. In short, moral goodness is a mixture of intention and effect. It is a matter of trying to do the right thing but it is also a matter of getting things right to some degree.</w:t>
+        <w:t>To be morally good is not merely to produce the correct outcome. A person who sets out to help others and yet leaves them worse off can still be a good person. Goodness consists in doing what is right for the reason that it is right, and it does not hinge on being (ⓐ) [effective / effectively]. Someone who attempts to ease another's pain and fails may well remain good, if not quite as good as someone whose attempt worked. Even so, goodness cannot be reduced to the attempt alone. Nobody would normally describe as morally good a person who keeps trying to prevent harm yet never manages to. Right action ought to bring about some result, sooner or later. Put briefly, being morally good blends what one intends with what one brings about: it involves trying to act rightly, but it also involves, to a certain extent, actually making things turn out right.</w:t>
       </w:r>
     </w:p>
     <w:p>
@@ -1633,7 +1552,7 @@
           <w:sz w:val="17"/>
           <w:u w:val="none"/>
         </w:rPr>
-        <w:t>(a) The writer argues that both good intentions and some results are needed for moral goodness.</w:t>
+        <w:t>(A) The person who tries to help but leaves others worse off is given as an example of someone who can still count as morally good.</w:t>
       </w:r>
     </w:p>
     <w:p>
@@ -1656,7 +1575,7 @@
           <w:sz w:val="17"/>
           <w:u w:val="none"/>
         </w:rPr>
-        <w:t>(b) The appropriate expression for (A) is ‘Therefore’.</w:t>
+        <w:t>(B) ‘effectively’ is the right choice for (ⓐ), because it modifies the verb ‘hinge’.</w:t>
       </w:r>
     </w:p>
     <w:p>
@@ -1679,7 +1598,1081 @@
           <w:sz w:val="17"/>
           <w:u w:val="none"/>
         </w:rPr>
-        <w:t>(c) ⓐ ‘effective’ means ‘producing the intended result’.</w:t>
+        <w:t>(C) The sentence ‘Even so, goodness cannot be reduced to the attempt alone.’ means that trying is all that moral goodness requires.</w:t>
+      </w:r>
+    </w:p>
+    <w:p>
+      <w:pPr>
+        <w:spacing w:before="0" w:after="60" w:line="288" w:lineRule="auto"/>
+        <w:ind w:left="40"/>
+        <w:snapToGrid w:val="0"/>
+        <w:pBdr>
+          <w:top w:val="single" w:sz="4" w:space="2" w:color="9B6BD0"/>
+          <w:left w:val="single" w:sz="4" w:space="2" w:color="9B6BD0"/>
+          <w:bottom w:val="single" w:sz="4" w:space="2" w:color="9B6BD0"/>
+          <w:right w:val="single" w:sz="4" w:space="2" w:color="9B6BD0"/>
+        </w:pBdr>
+        <w:shd w:val="clear" w:color="auto" w:fill="FAF5FF"/>
+      </w:pPr>
+      <w:r>
+        <w:rPr>
+          <w:rFonts w:ascii="맑은 고딕" w:hAnsi="맑은 고딕" w:eastAsia="맑은 고딕"/>
+          <w:b w:val="0"/>
+          <w:sz w:val="17"/>
+          <w:u w:val="none"/>
+        </w:rPr>
+        <w:t>(D) In the summary ‘Neither good intentions alone nor good results alone make a person morally good’, the verb ‘make’ agrees with its subject.</w:t>
+      </w:r>
+    </w:p>
+    <w:p>
+      <w:pPr>
+        <w:spacing w:before="0" w:after="20" w:line="276" w:lineRule="auto"/>
+        <w:ind w:left="80"/>
+        <w:snapToGrid w:val="0"/>
+      </w:pPr>
+      <w:r>
+        <w:rPr>
+          <w:rFonts w:ascii="맑은 고딕" w:hAnsi="맑은 고딕" w:eastAsia="맑은 고딕"/>
+          <w:b w:val="0"/>
+          <w:sz w:val="17"/>
+          <w:u w:val="none"/>
+        </w:rPr>
+        <w:t>① (A), (D)    ② (B), (D)    ③ (A), (B)    ④ (C), (D)    ⑤ (B), (C)</w:t>
+      </w:r>
+    </w:p>
+    <w:p>
+      <w:pPr>
+        <w:keepNext/>
+        <w:spacing w:before="80" w:after="20" w:line="276" w:lineRule="auto"/>
+        <w:snapToGrid w:val="0"/>
+      </w:pPr>
+      <w:r>
+        <w:rPr>
+          <w:rFonts w:ascii="맑은 고딕" w:hAnsi="맑은 고딕" w:eastAsia="맑은 고딕"/>
+          <w:b/>
+          <w:sz w:val="17"/>
+          <w:u w:val="none"/>
+        </w:rPr>
+        <w:t>39-2.</w:t>
+      </w:r>
+      <w:r>
+        <w:rPr>
+          <w:rFonts w:ascii="맑은 고딕" w:hAnsi="맑은 고딕" w:eastAsia="맑은 고딕"/>
+          <w:b w:val="0"/>
+          <w:sz w:val="17"/>
+          <w:u w:val="none"/>
+        </w:rPr>
+        <w:t xml:space="preserve"> 윗글의 밑줄 친 </w:t>
+      </w:r>
+      <w:r>
+        <w:rPr>
+          <w:rFonts w:ascii="맑은 고딕" w:hAnsi="맑은 고딕" w:eastAsia="맑은 고딕"/>
+          <w:b w:val="0"/>
+          <w:sz w:val="17"/>
+          <w:u w:val="single"/>
+        </w:rPr>
+        <w:t>a mixture of intention and effect</w:t>
+      </w:r>
+      <w:r>
+        <w:rPr>
+          <w:rFonts w:ascii="맑은 고딕" w:hAnsi="맑은 고딕" w:eastAsia="맑은 고딕"/>
+          <w:b w:val="0"/>
+          <w:sz w:val="17"/>
+          <w:u w:val="none"/>
+        </w:rPr>
+        <w:t>가 의미하는 바로 가장 적절한 것은? [2.9점]</w:t>
+      </w:r>
+    </w:p>
+    <w:p>
+      <w:pPr>
+        <w:spacing w:before="0" w:after="60" w:line="288" w:lineRule="auto"/>
+        <w:ind w:left="40"/>
+        <w:snapToGrid w:val="0"/>
+        <w:pBdr>
+          <w:top w:val="single" w:sz="4" w:space="2" w:color="999999"/>
+          <w:left w:val="single" w:sz="4" w:space="2" w:color="999999"/>
+          <w:bottom w:val="single" w:sz="4" w:space="2" w:color="999999"/>
+          <w:right w:val="single" w:sz="4" w:space="2" w:color="999999"/>
+        </w:pBdr>
+        <w:shd w:val="clear" w:color="auto" w:fill="F6F3EA"/>
+      </w:pPr>
+      <w:r>
+        <w:rPr>
+          <w:rFonts w:ascii="맑은 고딕" w:hAnsi="맑은 고딕" w:eastAsia="맑은 고딕"/>
+          <w:b w:val="0"/>
+          <w:sz w:val="17"/>
+          <w:u w:val="none"/>
+        </w:rPr>
+        <w:t xml:space="preserve">Doing the right thing should lead to some results, at least eventually. In short, moral goodness is </w:t>
+      </w:r>
+      <w:r>
+        <w:rPr>
+          <w:rFonts w:ascii="맑은 고딕" w:hAnsi="맑은 고딕" w:eastAsia="맑은 고딕"/>
+          <w:b w:val="0"/>
+          <w:sz w:val="17"/>
+          <w:u w:val="single"/>
+        </w:rPr>
+        <w:t>a mixture of intention and effect</w:t>
+      </w:r>
+      <w:r>
+        <w:rPr>
+          <w:rFonts w:ascii="맑은 고딕" w:hAnsi="맑은 고딕" w:eastAsia="맑은 고딕"/>
+          <w:b w:val="0"/>
+          <w:sz w:val="17"/>
+          <w:u w:val="none"/>
+        </w:rPr>
+        <w:t>. It is a matter of trying to do the right thing but it is also a matter of getting things right to some degree.</w:t>
+      </w:r>
+    </w:p>
+    <w:p>
+      <w:pPr>
+        <w:spacing w:before="0" w:after="0" w:line="269" w:lineRule="auto"/>
+        <w:ind w:left="180" w:hanging="180"/>
+        <w:snapToGrid w:val="0"/>
+      </w:pPr>
+      <w:r>
+        <w:rPr>
+          <w:rFonts w:ascii="맑은 고딕" w:hAnsi="맑은 고딕" w:eastAsia="맑은 고딕"/>
+          <w:b w:val="0"/>
+          <w:sz w:val="17"/>
+          <w:u w:val="none"/>
+        </w:rPr>
+        <w:t>① doing good only when it is certain to produce good results</w:t>
+      </w:r>
+    </w:p>
+    <w:p>
+      <w:pPr>
+        <w:spacing w:before="0" w:after="0" w:line="269" w:lineRule="auto"/>
+        <w:ind w:left="180" w:hanging="180"/>
+        <w:snapToGrid w:val="0"/>
+      </w:pPr>
+      <w:r>
+        <w:rPr>
+          <w:rFonts w:ascii="맑은 고딕" w:hAnsi="맑은 고딕" w:eastAsia="맑은 고딕"/>
+          <w:b w:val="0"/>
+          <w:sz w:val="17"/>
+          <w:u w:val="none"/>
+        </w:rPr>
+        <w:t>② wanting to do right regardless of whether anything comes of it</w:t>
+      </w:r>
+    </w:p>
+    <w:p>
+      <w:pPr>
+        <w:spacing w:before="0" w:after="0" w:line="269" w:lineRule="auto"/>
+        <w:ind w:left="180" w:hanging="180"/>
+        <w:snapToGrid w:val="0"/>
+      </w:pPr>
+      <w:r>
+        <w:rPr>
+          <w:rFonts w:ascii="맑은 고딕" w:hAnsi="맑은 고딕" w:eastAsia="맑은 고딕"/>
+          <w:b w:val="0"/>
+          <w:sz w:val="17"/>
+          <w:u w:val="none"/>
+        </w:rPr>
+        <w:t>③ always succeeding in whatever one sets out to do</w:t>
+      </w:r>
+    </w:p>
+    <w:p>
+      <w:pPr>
+        <w:spacing w:before="0" w:after="0" w:line="269" w:lineRule="auto"/>
+        <w:ind w:left="180" w:hanging="180"/>
+        <w:snapToGrid w:val="0"/>
+      </w:pPr>
+      <w:r>
+        <w:rPr>
+          <w:rFonts w:ascii="맑은 고딕" w:hAnsi="맑은 고딕" w:eastAsia="맑은 고딕"/>
+          <w:b w:val="0"/>
+          <w:sz w:val="17"/>
+          <w:u w:val="none"/>
+        </w:rPr>
+        <w:t>④ both wanting to do right and, to some extent, actually achieving it</w:t>
+      </w:r>
+    </w:p>
+    <w:p>
+      <w:pPr>
+        <w:spacing w:before="0" w:after="0" w:line="269" w:lineRule="auto"/>
+        <w:ind w:left="180" w:hanging="180"/>
+        <w:snapToGrid w:val="0"/>
+      </w:pPr>
+      <w:r>
+        <w:rPr>
+          <w:rFonts w:ascii="맑은 고딕" w:hAnsi="맑은 고딕" w:eastAsia="맑은 고딕"/>
+          <w:b w:val="0"/>
+          <w:sz w:val="17"/>
+          <w:u w:val="none"/>
+        </w:rPr>
+        <w:t>⑤ letting other people judge whether one's actions were good</w:t>
+      </w:r>
+    </w:p>
+    <w:p>
+      <w:pPr>
+        <w:keepNext/>
+        <w:spacing w:before="80" w:after="20" w:line="276" w:lineRule="auto"/>
+        <w:snapToGrid w:val="0"/>
+      </w:pPr>
+      <w:r>
+        <w:rPr>
+          <w:rFonts w:ascii="맑은 고딕" w:hAnsi="맑은 고딕" w:eastAsia="맑은 고딕"/>
+          <w:b/>
+          <w:sz w:val="17"/>
+          <w:u w:val="none"/>
+        </w:rPr>
+        <w:t>39-3.</w:t>
+      </w:r>
+      <w:r>
+        <w:rPr>
+          <w:rFonts w:ascii="맑은 고딕" w:hAnsi="맑은 고딕" w:eastAsia="맑은 고딕"/>
+          <w:b w:val="0"/>
+          <w:sz w:val="17"/>
+          <w:u w:val="none"/>
+        </w:rPr>
+        <w:t xml:space="preserve"> 다음 글의 빈칸 (A), (B)에 들어갈 말로 가장 적절한 것은? [3.2점]</w:t>
+      </w:r>
+    </w:p>
+    <w:p>
+      <w:pPr>
+        <w:spacing w:before="0" w:after="60" w:line="288" w:lineRule="auto"/>
+        <w:ind w:left="40"/>
+        <w:snapToGrid w:val="0"/>
+        <w:pBdr>
+          <w:top w:val="single" w:sz="4" w:space="2" w:color="999999"/>
+          <w:left w:val="single" w:sz="4" w:space="2" w:color="999999"/>
+          <w:bottom w:val="single" w:sz="4" w:space="2" w:color="999999"/>
+          <w:right w:val="single" w:sz="4" w:space="2" w:color="999999"/>
+        </w:pBdr>
+        <w:shd w:val="clear" w:color="auto" w:fill="F6F3EA"/>
+      </w:pPr>
+      <w:r>
+        <w:rPr>
+          <w:rFonts w:ascii="맑은 고딕" w:hAnsi="맑은 고딕" w:eastAsia="맑은 고딕"/>
+          <w:b w:val="0"/>
+          <w:sz w:val="17"/>
+          <w:u w:val="none"/>
+        </w:rPr>
+        <w:t>To be morally good is not merely to produce the correct outcome. In other words, (A) ______________________. A person who sets out to help others and yet leaves them worse off can still be a good person. Goodness consists in doing what is right for the reason that it is right, and it does not hinge on whether one succeeds. Someone who attempts to ease another's pain and fails may well remain good, if not quite as good as someone whose attempt worked. Even so, goodness cannot be reduced to the attempt alone. (B) ______________________. Nobody would normally describe as morally good a person who keeps trying to prevent harm yet never manages to. Right action ought to bring about some result, sooner or later. Put briefly, being morally good blends what one intends with what one brings about: it involves trying to act rightly, but it also involves, to a certain extent, actually making things turn out right.</w:t>
+      </w:r>
+    </w:p>
+    <w:p>
+      <w:pPr>
+        <w:spacing w:before="0" w:after="0" w:line="269" w:lineRule="auto"/>
+        <w:ind w:left="180" w:hanging="180"/>
+        <w:snapToGrid w:val="0"/>
+      </w:pPr>
+      <w:r>
+        <w:rPr>
+          <w:rFonts w:ascii="맑은 고딕" w:hAnsi="맑은 고딕" w:eastAsia="맑은 고딕"/>
+          <w:b w:val="0"/>
+          <w:sz w:val="17"/>
+          <w:u w:val="none"/>
+        </w:rPr>
+        <w:t>① (A) a good result by itself does not make a person good  (B) Good intentions that never bear any fruit begin to look like empty gestures</w:t>
+      </w:r>
+    </w:p>
+    <w:p>
+      <w:pPr>
+        <w:spacing w:before="0" w:after="0" w:line="269" w:lineRule="auto"/>
+        <w:ind w:left="180" w:hanging="180"/>
+        <w:snapToGrid w:val="0"/>
+      </w:pPr>
+      <w:r>
+        <w:rPr>
+          <w:rFonts w:ascii="맑은 고딕" w:hAnsi="맑은 고딕" w:eastAsia="맑은 고딕"/>
+          <w:b w:val="0"/>
+          <w:sz w:val="17"/>
+          <w:u w:val="none"/>
+        </w:rPr>
+        <w:t>② (A) a good result by itself does not make a person good  (B) The more often a person fails, the more we admire the effort</w:t>
+      </w:r>
+    </w:p>
+    <w:p>
+      <w:pPr>
+        <w:spacing w:before="0" w:after="0" w:line="269" w:lineRule="auto"/>
+        <w:ind w:left="180" w:hanging="180"/>
+        <w:snapToGrid w:val="0"/>
+      </w:pPr>
+      <w:r>
+        <w:rPr>
+          <w:rFonts w:ascii="맑은 고딕" w:hAnsi="맑은 고딕" w:eastAsia="맑은 고딕"/>
+          <w:b w:val="0"/>
+          <w:sz w:val="17"/>
+          <w:u w:val="none"/>
+        </w:rPr>
+        <w:t>③ (A) a person is good only when things turn out well  (B) Good intentions that never bear any fruit begin to look like empty gestures</w:t>
+      </w:r>
+    </w:p>
+    <w:p>
+      <w:pPr>
+        <w:spacing w:before="0" w:after="0" w:line="269" w:lineRule="auto"/>
+        <w:ind w:left="180" w:hanging="180"/>
+        <w:snapToGrid w:val="0"/>
+      </w:pPr>
+      <w:r>
+        <w:rPr>
+          <w:rFonts w:ascii="맑은 고딕" w:hAnsi="맑은 고딕" w:eastAsia="맑은 고딕"/>
+          <w:b w:val="0"/>
+          <w:sz w:val="17"/>
+          <w:u w:val="none"/>
+        </w:rPr>
+        <w:t>④ (A) a person who fails cannot be blamed for anything  (B) Good intentions that never bear any fruit begin to look like empty gestures</w:t>
+      </w:r>
+    </w:p>
+    <w:p>
+      <w:pPr>
+        <w:spacing w:before="0" w:after="0" w:line="269" w:lineRule="auto"/>
+        <w:ind w:left="180" w:hanging="180"/>
+        <w:snapToGrid w:val="0"/>
+      </w:pPr>
+      <w:r>
+        <w:rPr>
+          <w:rFonts w:ascii="맑은 고딕" w:hAnsi="맑은 고딕" w:eastAsia="맑은 고딕"/>
+          <w:b w:val="0"/>
+          <w:sz w:val="17"/>
+          <w:u w:val="none"/>
+        </w:rPr>
+        <w:t>⑤ (A) a good result by itself does not make a person good  (B) Results matter so little that we should never judge actions by them</w:t>
+      </w:r>
+    </w:p>
+    <w:p>
+      <w:pPr>
+        <w:keepNext/>
+        <w:spacing w:before="80" w:after="20" w:line="276" w:lineRule="auto"/>
+        <w:snapToGrid w:val="0"/>
+      </w:pPr>
+      <w:r>
+        <w:rPr>
+          <w:rFonts w:ascii="맑은 고딕" w:hAnsi="맑은 고딕" w:eastAsia="맑은 고딕"/>
+          <w:b/>
+          <w:sz w:val="17"/>
+          <w:u w:val="none"/>
+        </w:rPr>
+        <w:t>39-4.</w:t>
+      </w:r>
+      <w:r>
+        <w:rPr>
+          <w:rFonts w:ascii="맑은 고딕" w:hAnsi="맑은 고딕" w:eastAsia="맑은 고딕"/>
+          <w:b w:val="0"/>
+          <w:sz w:val="17"/>
+          <w:u w:val="none"/>
+        </w:rPr>
+        <w:t xml:space="preserve"> 다음 글의 밑줄 친 ⓐ ~ ⓕ 중, 어법상 </w:t>
+      </w:r>
+      <w:r>
+        <w:rPr>
+          <w:rFonts w:ascii="맑은 고딕" w:hAnsi="맑은 고딕" w:eastAsia="맑은 고딕"/>
+          <w:b w:val="0"/>
+          <w:sz w:val="17"/>
+          <w:u w:val="single"/>
+        </w:rPr>
+        <w:t>틀린</w:t>
+      </w:r>
+      <w:r>
+        <w:rPr>
+          <w:rFonts w:ascii="맑은 고딕" w:hAnsi="맑은 고딕" w:eastAsia="맑은 고딕"/>
+          <w:b w:val="0"/>
+          <w:sz w:val="17"/>
+          <w:u w:val="none"/>
+        </w:rPr>
+        <w:t xml:space="preserve"> 것을 모두 고른 것은? [3.1점]</w:t>
+      </w:r>
+    </w:p>
+    <w:p>
+      <w:pPr>
+        <w:spacing w:before="0" w:after="60" w:line="288" w:lineRule="auto"/>
+        <w:ind w:left="40"/>
+        <w:snapToGrid w:val="0"/>
+        <w:pBdr>
+          <w:top w:val="single" w:sz="4" w:space="2" w:color="999999"/>
+          <w:left w:val="single" w:sz="4" w:space="2" w:color="999999"/>
+          <w:bottom w:val="single" w:sz="4" w:space="2" w:color="999999"/>
+          <w:right w:val="single" w:sz="4" w:space="2" w:color="999999"/>
+        </w:pBdr>
+        <w:shd w:val="clear" w:color="auto" w:fill="F6F3EA"/>
+      </w:pPr>
+      <w:r>
+        <w:rPr>
+          <w:rFonts w:ascii="맑은 고딕" w:hAnsi="맑은 고딕" w:eastAsia="맑은 고딕"/>
+          <w:b w:val="0"/>
+          <w:sz w:val="17"/>
+          <w:u w:val="none"/>
+        </w:rPr>
+        <w:t>ⓐ</w:t>
+      </w:r>
+      <w:r>
+        <w:rPr>
+          <w:rFonts w:ascii="맑은 고딕" w:hAnsi="맑은 고딕" w:eastAsia="맑은 고딕"/>
+          <w:b w:val="0"/>
+          <w:sz w:val="17"/>
+          <w:u w:val="single"/>
+        </w:rPr>
+        <w:t>Being</w:t>
+      </w:r>
+      <w:r>
+        <w:rPr>
+          <w:rFonts w:ascii="맑은 고딕" w:hAnsi="맑은 고딕" w:eastAsia="맑은 고딕"/>
+          <w:b w:val="0"/>
+          <w:sz w:val="17"/>
+          <w:u w:val="none"/>
+        </w:rPr>
+        <w:t xml:space="preserve"> morally good is not simply a matter of getting things right. Someone who tries to help others but who ends up ⓑ</w:t>
+      </w:r>
+      <w:r>
+        <w:rPr>
+          <w:rFonts w:ascii="맑은 고딕" w:hAnsi="맑은 고딕" w:eastAsia="맑은 고딕"/>
+          <w:b w:val="0"/>
+          <w:sz w:val="17"/>
+          <w:u w:val="single"/>
+        </w:rPr>
+        <w:t>to make</w:t>
+      </w:r>
+      <w:r>
+        <w:rPr>
+          <w:rFonts w:ascii="맑은 고딕" w:hAnsi="맑은 고딕" w:eastAsia="맑은 고딕"/>
+          <w:b w:val="0"/>
+          <w:sz w:val="17"/>
+          <w:u w:val="none"/>
+        </w:rPr>
+        <w:t xml:space="preserve"> things worse for them, may still be morally good. Being morally good is a matter of doing the right thing ‘because it is the right thing’ but it does not depend on being effective. Perhaps someone who tries but fails to relieve pain may still be morally good, although not as good as someone who ⓒ</w:t>
+      </w:r>
+      <w:r>
+        <w:rPr>
+          <w:rFonts w:ascii="맑은 고딕" w:hAnsi="맑은 고딕" w:eastAsia="맑은 고딕"/>
+          <w:b w:val="0"/>
+          <w:sz w:val="17"/>
+          <w:u w:val="single"/>
+        </w:rPr>
+        <w:t>has tried</w:t>
+      </w:r>
+      <w:r>
+        <w:rPr>
+          <w:rFonts w:ascii="맑은 고딕" w:hAnsi="맑은 고딕" w:eastAsia="맑은 고딕"/>
+          <w:b w:val="0"/>
+          <w:sz w:val="17"/>
+          <w:u w:val="none"/>
+        </w:rPr>
+        <w:t xml:space="preserve"> and succeeded. Nevertheless, being morally good is not simply a matter of trying to do the right thing. A person who always tries to prevent harm but never ⓓ</w:t>
+      </w:r>
+      <w:r>
+        <w:rPr>
+          <w:rFonts w:ascii="맑은 고딕" w:hAnsi="맑은 고딕" w:eastAsia="맑은 고딕"/>
+          <w:b w:val="0"/>
+          <w:sz w:val="17"/>
+          <w:u w:val="single"/>
+        </w:rPr>
+        <w:t>does</w:t>
+      </w:r>
+      <w:r>
+        <w:rPr>
+          <w:rFonts w:ascii="맑은 고딕" w:hAnsi="맑은 고딕" w:eastAsia="맑은 고딕"/>
+          <w:b w:val="0"/>
+          <w:sz w:val="17"/>
+          <w:u w:val="none"/>
+        </w:rPr>
+        <w:t>, is not generally ⓔ</w:t>
+      </w:r>
+      <w:r>
+        <w:rPr>
+          <w:rFonts w:ascii="맑은 고딕" w:hAnsi="맑은 고딕" w:eastAsia="맑은 고딕"/>
+          <w:b w:val="0"/>
+          <w:sz w:val="17"/>
+          <w:u w:val="single"/>
+        </w:rPr>
+        <w:t>thinking</w:t>
+      </w:r>
+      <w:r>
+        <w:rPr>
+          <w:rFonts w:ascii="맑은 고딕" w:hAnsi="맑은 고딕" w:eastAsia="맑은 고딕"/>
+          <w:b w:val="0"/>
+          <w:sz w:val="17"/>
+          <w:u w:val="none"/>
+        </w:rPr>
+        <w:t xml:space="preserve"> of as morally good. Doing the right thing ⓕ</w:t>
+      </w:r>
+      <w:r>
+        <w:rPr>
+          <w:rFonts w:ascii="맑은 고딕" w:hAnsi="맑은 고딕" w:eastAsia="맑은 고딕"/>
+          <w:b w:val="0"/>
+          <w:sz w:val="17"/>
+          <w:u w:val="single"/>
+        </w:rPr>
+        <w:t>should leads</w:t>
+      </w:r>
+      <w:r>
+        <w:rPr>
+          <w:rFonts w:ascii="맑은 고딕" w:hAnsi="맑은 고딕" w:eastAsia="맑은 고딕"/>
+          <w:b w:val="0"/>
+          <w:sz w:val="17"/>
+          <w:u w:val="none"/>
+        </w:rPr>
+        <w:t xml:space="preserve"> to some results, at least eventually. In short, moral goodness is a mixture of intention and effect. It is a matter of trying to do the right thing but it is also a matter of getting things right to some degree.</w:t>
+      </w:r>
+    </w:p>
+    <w:p>
+      <w:pPr>
+        <w:spacing w:before="0" w:after="20" w:line="276" w:lineRule="auto"/>
+        <w:ind w:left="80"/>
+        <w:snapToGrid w:val="0"/>
+      </w:pPr>
+      <w:r>
+        <w:rPr>
+          <w:rFonts w:ascii="맑은 고딕" w:hAnsi="맑은 고딕" w:eastAsia="맑은 고딕"/>
+          <w:b w:val="0"/>
+          <w:sz w:val="17"/>
+          <w:u w:val="none"/>
+        </w:rPr>
+        <w:t>① ⓐ, ⓒ    ② ⓑ, ⓔ, ⓕ    ③ ⓑ, ⓓ    ④ ⓒ, ⓔ, ⓕ    ⑤ ⓐ, ⓓ, ⓔ</w:t>
+      </w:r>
+    </w:p>
+    <w:p>
+      <w:pPr>
+        <w:keepNext/>
+        <w:spacing w:before="80" w:after="20" w:line="276" w:lineRule="auto"/>
+        <w:snapToGrid w:val="0"/>
+      </w:pPr>
+      <w:r>
+        <w:rPr>
+          <w:rFonts w:ascii="맑은 고딕" w:hAnsi="맑은 고딕" w:eastAsia="맑은 고딕"/>
+          <w:b/>
+          <w:sz w:val="17"/>
+          <w:u w:val="none"/>
+        </w:rPr>
+        <w:t>39-5.</w:t>
+      </w:r>
+      <w:r>
+        <w:rPr>
+          <w:rFonts w:ascii="맑은 고딕" w:hAnsi="맑은 고딕" w:eastAsia="맑은 고딕"/>
+          <w:b w:val="0"/>
+          <w:sz w:val="17"/>
+          <w:u w:val="none"/>
+        </w:rPr>
+        <w:t xml:space="preserve"> According to the passage, which of the following is </w:t>
+      </w:r>
+      <w:r>
+        <w:rPr>
+          <w:rFonts w:ascii="맑은 고딕" w:hAnsi="맑은 고딕" w:eastAsia="맑은 고딕"/>
+          <w:b w:val="0"/>
+          <w:sz w:val="17"/>
+          <w:u w:val="single"/>
+        </w:rPr>
+        <w:t>NOT</w:t>
+      </w:r>
+      <w:r>
+        <w:rPr>
+          <w:rFonts w:ascii="맑은 고딕" w:hAnsi="맑은 고딕" w:eastAsia="맑은 고딕"/>
+          <w:b w:val="0"/>
+          <w:sz w:val="17"/>
+          <w:u w:val="none"/>
+        </w:rPr>
+        <w:t xml:space="preserve"> true? [2.9점]</w:t>
+      </w:r>
+    </w:p>
+    <w:p>
+      <w:pPr>
+        <w:spacing w:before="0" w:after="60" w:line="288" w:lineRule="auto"/>
+        <w:ind w:left="40"/>
+        <w:snapToGrid w:val="0"/>
+        <w:pBdr>
+          <w:top w:val="single" w:sz="4" w:space="2" w:color="999999"/>
+          <w:left w:val="single" w:sz="4" w:space="2" w:color="999999"/>
+          <w:bottom w:val="single" w:sz="4" w:space="2" w:color="999999"/>
+          <w:right w:val="single" w:sz="4" w:space="2" w:color="999999"/>
+        </w:pBdr>
+        <w:shd w:val="clear" w:color="auto" w:fill="F6F3EA"/>
+      </w:pPr>
+      <w:r>
+        <w:rPr>
+          <w:rFonts w:ascii="맑은 고딕" w:hAnsi="맑은 고딕" w:eastAsia="맑은 고딕"/>
+          <w:b w:val="0"/>
+          <w:sz w:val="17"/>
+          <w:u w:val="none"/>
+        </w:rPr>
+        <w:t>To be morally good is not merely to produce the correct outcome. A person who sets out to help others and yet leaves them worse off can still be a good person. Goodness consists in doing what is right for the reason that it is right, and it does not hinge on whether one succeeds. Someone who attempts to ease another's pain and fails may well remain good, if not quite as good as someone whose attempt worked. Even so, goodness cannot be reduced to the attempt alone. Nobody would normally describe as morally good a person who keeps trying to prevent harm yet never manages to. Right action ought to bring about some result, sooner or later. Put briefly, being morally good blends what one intends with what one brings about: it involves trying to act rightly, but it also involves, to a certain extent, actually making things turn out right.</w:t>
+      </w:r>
+    </w:p>
+    <w:p>
+      <w:pPr>
+        <w:spacing w:before="0" w:after="0" w:line="269" w:lineRule="auto"/>
+        <w:ind w:left="180" w:hanging="180"/>
+        <w:snapToGrid w:val="0"/>
+      </w:pPr>
+      <w:r>
+        <w:rPr>
+          <w:rFonts w:ascii="맑은 고딕" w:hAnsi="맑은 고딕" w:eastAsia="맑은 고딕"/>
+          <w:b w:val="0"/>
+          <w:sz w:val="17"/>
+          <w:u w:val="none"/>
+        </w:rPr>
+        <w:t>① A person whose efforts to prevent harm never succeed is still generally regarded as morally good.</w:t>
+      </w:r>
+    </w:p>
+    <w:p>
+      <w:pPr>
+        <w:spacing w:before="0" w:after="0" w:line="269" w:lineRule="auto"/>
+        <w:ind w:left="180" w:hanging="180"/>
+        <w:snapToGrid w:val="0"/>
+      </w:pPr>
+      <w:r>
+        <w:rPr>
+          <w:rFonts w:ascii="맑은 고딕" w:hAnsi="맑은 고딕" w:eastAsia="맑은 고딕"/>
+          <w:b w:val="0"/>
+          <w:sz w:val="17"/>
+          <w:u w:val="none"/>
+        </w:rPr>
+        <w:t>② Trying to help and making things worse does not by itself rule out being a good person.</w:t>
+      </w:r>
+    </w:p>
+    <w:p>
+      <w:pPr>
+        <w:spacing w:before="0" w:after="0" w:line="269" w:lineRule="auto"/>
+        <w:ind w:left="180" w:hanging="180"/>
+        <w:snapToGrid w:val="0"/>
+      </w:pPr>
+      <w:r>
+        <w:rPr>
+          <w:rFonts w:ascii="맑은 고딕" w:hAnsi="맑은 고딕" w:eastAsia="맑은 고딕"/>
+          <w:b w:val="0"/>
+          <w:sz w:val="17"/>
+          <w:u w:val="none"/>
+        </w:rPr>
+        <w:t>③ Doing right for its own sake is central to moral goodness.</w:t>
+      </w:r>
+    </w:p>
+    <w:p>
+      <w:pPr>
+        <w:spacing w:before="0" w:after="0" w:line="269" w:lineRule="auto"/>
+        <w:ind w:left="180" w:hanging="180"/>
+        <w:snapToGrid w:val="0"/>
+      </w:pPr>
+      <w:r>
+        <w:rPr>
+          <w:rFonts w:ascii="맑은 고딕" w:hAnsi="맑은 고딕" w:eastAsia="맑은 고딕"/>
+          <w:b w:val="0"/>
+          <w:sz w:val="17"/>
+          <w:u w:val="none"/>
+        </w:rPr>
+        <w:t>④ Someone who tries and fails is slightly less good than someone who tries and succeeds.</w:t>
+      </w:r>
+    </w:p>
+    <w:p>
+      <w:pPr>
+        <w:spacing w:before="0" w:after="0" w:line="269" w:lineRule="auto"/>
+        <w:ind w:left="180" w:hanging="180"/>
+        <w:snapToGrid w:val="0"/>
+      </w:pPr>
+      <w:r>
+        <w:rPr>
+          <w:rFonts w:ascii="맑은 고딕" w:hAnsi="맑은 고딕" w:eastAsia="맑은 고딕"/>
+          <w:b w:val="0"/>
+          <w:sz w:val="17"/>
+          <w:u w:val="none"/>
+        </w:rPr>
+        <w:t>⑤ The writer thinks right action should eventually produce some result.</w:t>
+      </w:r>
+    </w:p>
+    <w:p>
+      <w:pPr>
+        <w:keepNext/>
+        <w:spacing w:before="80" w:after="20" w:line="276" w:lineRule="auto"/>
+        <w:snapToGrid w:val="0"/>
+      </w:pPr>
+      <w:r>
+        <w:rPr>
+          <w:rFonts w:ascii="맑은 고딕" w:hAnsi="맑은 고딕" w:eastAsia="맑은 고딕"/>
+          <w:b/>
+          <w:sz w:val="17"/>
+          <w:u w:val="none"/>
+        </w:rPr>
+        <w:t>39-6.</w:t>
+      </w:r>
+      <w:r>
+        <w:rPr>
+          <w:rFonts w:ascii="맑은 고딕" w:hAnsi="맑은 고딕" w:eastAsia="맑은 고딕"/>
+          <w:b w:val="0"/>
+          <w:sz w:val="17"/>
+          <w:u w:val="none"/>
+        </w:rPr>
+        <w:t xml:space="preserve"> What is the main point of the passage? [2.8점]</w:t>
+      </w:r>
+    </w:p>
+    <w:p>
+      <w:pPr>
+        <w:spacing w:before="0" w:after="60" w:line="288" w:lineRule="auto"/>
+        <w:ind w:left="40"/>
+        <w:snapToGrid w:val="0"/>
+        <w:pBdr>
+          <w:top w:val="single" w:sz="4" w:space="2" w:color="999999"/>
+          <w:left w:val="single" w:sz="4" w:space="2" w:color="999999"/>
+          <w:bottom w:val="single" w:sz="4" w:space="2" w:color="999999"/>
+          <w:right w:val="single" w:sz="4" w:space="2" w:color="999999"/>
+        </w:pBdr>
+        <w:shd w:val="clear" w:color="auto" w:fill="F6F3EA"/>
+      </w:pPr>
+      <w:r>
+        <w:rPr>
+          <w:rFonts w:ascii="맑은 고딕" w:hAnsi="맑은 고딕" w:eastAsia="맑은 고딕"/>
+          <w:b w:val="0"/>
+          <w:sz w:val="17"/>
+          <w:u w:val="none"/>
+        </w:rPr>
+        <w:t>To be morally good is not merely to produce the correct outcome. A person who sets out to help others and yet leaves them worse off can still be a good person. Goodness consists in doing what is right for the reason that it is right, and it does not hinge on whether one succeeds. Someone who attempts to ease another's pain and fails may well remain good, if not quite as good as someone whose attempt worked. Even so, goodness cannot be reduced to the attempt alone. Nobody would normally describe as morally good a person who keeps trying to prevent harm yet never manages to. Right action ought to bring about some result, sooner or later. Put briefly, being morally good blends what one intends with what one brings about: it involves trying to act rightly, but it also involves, to a certain extent, actually making things turn out right.</w:t>
+      </w:r>
+    </w:p>
+    <w:p>
+      <w:pPr>
+        <w:spacing w:before="0" w:after="0" w:line="269" w:lineRule="auto"/>
+        <w:ind w:left="180" w:hanging="180"/>
+        <w:snapToGrid w:val="0"/>
+      </w:pPr>
+      <w:r>
+        <w:rPr>
+          <w:rFonts w:ascii="맑은 고딕" w:hAnsi="맑은 고딕" w:eastAsia="맑은 고딕"/>
+          <w:b w:val="0"/>
+          <w:sz w:val="17"/>
+          <w:u w:val="none"/>
+        </w:rPr>
+        <w:t>① What matters morally is the result of an action, not the motive behind it.</w:t>
+      </w:r>
+    </w:p>
+    <w:p>
+      <w:pPr>
+        <w:spacing w:before="0" w:after="0" w:line="269" w:lineRule="auto"/>
+        <w:ind w:left="180" w:hanging="180"/>
+        <w:snapToGrid w:val="0"/>
+      </w:pPr>
+      <w:r>
+        <w:rPr>
+          <w:rFonts w:ascii="맑은 고딕" w:hAnsi="맑은 고딕" w:eastAsia="맑은 고딕"/>
+          <w:b w:val="0"/>
+          <w:sz w:val="17"/>
+          <w:u w:val="none"/>
+        </w:rPr>
+        <w:t>② A person is morally good as long as he or she means well.</w:t>
+      </w:r>
+    </w:p>
+    <w:p>
+      <w:pPr>
+        <w:spacing w:before="0" w:after="0" w:line="269" w:lineRule="auto"/>
+        <w:ind w:left="180" w:hanging="180"/>
+        <w:snapToGrid w:val="0"/>
+      </w:pPr>
+      <w:r>
+        <w:rPr>
+          <w:rFonts w:ascii="맑은 고딕" w:hAnsi="맑은 고딕" w:eastAsia="맑은 고딕"/>
+          <w:b w:val="0"/>
+          <w:sz w:val="17"/>
+          <w:u w:val="none"/>
+        </w:rPr>
+        <w:t>③ Only people who always succeed in doing good can be called morally good.</w:t>
+      </w:r>
+    </w:p>
+    <w:p>
+      <w:pPr>
+        <w:spacing w:before="0" w:after="0" w:line="269" w:lineRule="auto"/>
+        <w:ind w:left="180" w:hanging="180"/>
+        <w:snapToGrid w:val="0"/>
+      </w:pPr>
+      <w:r>
+        <w:rPr>
+          <w:rFonts w:ascii="맑은 고딕" w:hAnsi="맑은 고딕" w:eastAsia="맑은 고딕"/>
+          <w:b w:val="0"/>
+          <w:sz w:val="17"/>
+          <w:u w:val="none"/>
+        </w:rPr>
+        <w:t>④ Moral goodness is impossible to judge because we cannot see other people's intentions.</w:t>
+      </w:r>
+    </w:p>
+    <w:p>
+      <w:pPr>
+        <w:spacing w:before="0" w:after="0" w:line="269" w:lineRule="auto"/>
+        <w:ind w:left="180" w:hanging="180"/>
+        <w:snapToGrid w:val="0"/>
+      </w:pPr>
+      <w:r>
+        <w:rPr>
+          <w:rFonts w:ascii="맑은 고딕" w:hAnsi="맑은 고딕" w:eastAsia="맑은 고딕"/>
+          <w:b w:val="0"/>
+          <w:sz w:val="17"/>
+          <w:u w:val="none"/>
+        </w:rPr>
+        <w:t>⑤ Moral goodness requires both the intention to do right and, to some degree, actual good results.</w:t>
+      </w:r>
+    </w:p>
+    <w:p>
+      <w:pPr>
+        <w:keepNext/>
+        <w:spacing w:before="80" w:after="20" w:line="276" w:lineRule="auto"/>
+        <w:snapToGrid w:val="0"/>
+      </w:pPr>
+      <w:r>
+        <w:rPr>
+          <w:rFonts w:ascii="맑은 고딕" w:hAnsi="맑은 고딕" w:eastAsia="맑은 고딕"/>
+          <w:b/>
+          <w:sz w:val="17"/>
+          <w:u w:val="none"/>
+        </w:rPr>
+        <w:t>39-7.</w:t>
+      </w:r>
+      <w:r>
+        <w:rPr>
+          <w:rFonts w:ascii="맑은 고딕" w:hAnsi="맑은 고딕" w:eastAsia="맑은 고딕"/>
+          <w:b w:val="0"/>
+          <w:sz w:val="17"/>
+          <w:u w:val="none"/>
+        </w:rPr>
+        <w:t xml:space="preserve"> 다음 글의 밑줄 친 부분 중, 문맥상 낱말의 쓰임이 적절하지 </w:t>
+      </w:r>
+      <w:r>
+        <w:rPr>
+          <w:rFonts w:ascii="맑은 고딕" w:hAnsi="맑은 고딕" w:eastAsia="맑은 고딕"/>
+          <w:b w:val="0"/>
+          <w:sz w:val="17"/>
+          <w:u w:val="single"/>
+        </w:rPr>
+        <w:t>않은</w:t>
+      </w:r>
+      <w:r>
+        <w:rPr>
+          <w:rFonts w:ascii="맑은 고딕" w:hAnsi="맑은 고딕" w:eastAsia="맑은 고딕"/>
+          <w:b w:val="0"/>
+          <w:sz w:val="17"/>
+          <w:u w:val="none"/>
+        </w:rPr>
+        <w:t xml:space="preserve"> 것은? [3.0점]</w:t>
+      </w:r>
+    </w:p>
+    <w:p>
+      <w:pPr>
+        <w:spacing w:before="0" w:after="60" w:line="288" w:lineRule="auto"/>
+        <w:ind w:left="40"/>
+        <w:snapToGrid w:val="0"/>
+        <w:pBdr>
+          <w:top w:val="single" w:sz="4" w:space="2" w:color="999999"/>
+          <w:left w:val="single" w:sz="4" w:space="2" w:color="999999"/>
+          <w:bottom w:val="single" w:sz="4" w:space="2" w:color="999999"/>
+          <w:right w:val="single" w:sz="4" w:space="2" w:color="999999"/>
+        </w:pBdr>
+        <w:shd w:val="clear" w:color="auto" w:fill="F6F3EA"/>
+      </w:pPr>
+      <w:r>
+        <w:rPr>
+          <w:rFonts w:ascii="맑은 고딕" w:hAnsi="맑은 고딕" w:eastAsia="맑은 고딕"/>
+          <w:b w:val="0"/>
+          <w:sz w:val="17"/>
+          <w:u w:val="none"/>
+        </w:rPr>
+        <w:t>Being morally good is not simply a matter of getting things right. Someone who tries to help others but who ends up making things ①</w:t>
+      </w:r>
+      <w:r>
+        <w:rPr>
+          <w:rFonts w:ascii="맑은 고딕" w:hAnsi="맑은 고딕" w:eastAsia="맑은 고딕"/>
+          <w:b w:val="0"/>
+          <w:sz w:val="17"/>
+          <w:u w:val="single"/>
+        </w:rPr>
+        <w:t>worse</w:t>
+      </w:r>
+      <w:r>
+        <w:rPr>
+          <w:rFonts w:ascii="맑은 고딕" w:hAnsi="맑은 고딕" w:eastAsia="맑은 고딕"/>
+          <w:b w:val="0"/>
+          <w:sz w:val="17"/>
+          <w:u w:val="none"/>
+        </w:rPr>
+        <w:t xml:space="preserve"> for them, may still be morally good. Being morally good is a matter of doing the right thing ‘because it is the right thing’ but it does not depend on being ②</w:t>
+      </w:r>
+      <w:r>
+        <w:rPr>
+          <w:rFonts w:ascii="맑은 고딕" w:hAnsi="맑은 고딕" w:eastAsia="맑은 고딕"/>
+          <w:b w:val="0"/>
+          <w:sz w:val="17"/>
+          <w:u w:val="single"/>
+        </w:rPr>
+        <w:t>effective</w:t>
+      </w:r>
+      <w:r>
+        <w:rPr>
+          <w:rFonts w:ascii="맑은 고딕" w:hAnsi="맑은 고딕" w:eastAsia="맑은 고딕"/>
+          <w:b w:val="0"/>
+          <w:sz w:val="17"/>
+          <w:u w:val="none"/>
+        </w:rPr>
+        <w:t>. Perhaps someone who tries but fails to relieve pain may still be morally good, although not as good as someone who has tried and ③</w:t>
+      </w:r>
+      <w:r>
+        <w:rPr>
+          <w:rFonts w:ascii="맑은 고딕" w:hAnsi="맑은 고딕" w:eastAsia="맑은 고딕"/>
+          <w:b w:val="0"/>
+          <w:sz w:val="17"/>
+          <w:u w:val="single"/>
+        </w:rPr>
+        <w:t>failed</w:t>
+      </w:r>
+      <w:r>
+        <w:rPr>
+          <w:rFonts w:ascii="맑은 고딕" w:hAnsi="맑은 고딕" w:eastAsia="맑은 고딕"/>
+          <w:b w:val="0"/>
+          <w:sz w:val="17"/>
+          <w:u w:val="none"/>
+        </w:rPr>
+        <w:t>. Nevertheless, being morally good is not simply a matter of trying to do the right thing. Nobody would normally describe as morally good a person who keeps trying to prevent harm yet never manages to. Doing the right thing should lead to some results, at least ④</w:t>
+      </w:r>
+      <w:r>
+        <w:rPr>
+          <w:rFonts w:ascii="맑은 고딕" w:hAnsi="맑은 고딕" w:eastAsia="맑은 고딕"/>
+          <w:b w:val="0"/>
+          <w:sz w:val="17"/>
+          <w:u w:val="single"/>
+        </w:rPr>
+        <w:t>eventually</w:t>
+      </w:r>
+      <w:r>
+        <w:rPr>
+          <w:rFonts w:ascii="맑은 고딕" w:hAnsi="맑은 고딕" w:eastAsia="맑은 고딕"/>
+          <w:b w:val="0"/>
+          <w:sz w:val="17"/>
+          <w:u w:val="none"/>
+        </w:rPr>
+        <w:t>. In short, moral goodness is a ⑤</w:t>
+      </w:r>
+      <w:r>
+        <w:rPr>
+          <w:rFonts w:ascii="맑은 고딕" w:hAnsi="맑은 고딕" w:eastAsia="맑은 고딕"/>
+          <w:b w:val="0"/>
+          <w:sz w:val="17"/>
+          <w:u w:val="single"/>
+        </w:rPr>
+        <w:t>mixture</w:t>
+      </w:r>
+      <w:r>
+        <w:rPr>
+          <w:rFonts w:ascii="맑은 고딕" w:hAnsi="맑은 고딕" w:eastAsia="맑은 고딕"/>
+          <w:b w:val="0"/>
+          <w:sz w:val="17"/>
+          <w:u w:val="none"/>
+        </w:rPr>
+        <w:t xml:space="preserve"> of intention and effect. It is a matter of trying to do the right thing but it is also a matter of getting things right to some degree.</w:t>
+      </w:r>
+    </w:p>
+    <w:p>
+      <w:pPr>
+        <w:spacing w:before="0" w:after="20" w:line="276" w:lineRule="auto"/>
+        <w:ind w:left="80"/>
+        <w:snapToGrid w:val="0"/>
+      </w:pPr>
+      <w:r>
+        <w:rPr>
+          <w:rFonts w:ascii="맑은 고딕" w:hAnsi="맑은 고딕" w:eastAsia="맑은 고딕"/>
+          <w:b w:val="0"/>
+          <w:sz w:val="17"/>
+          <w:u w:val="none"/>
+        </w:rPr>
+        <w:t>① ①    ② ②    ③ ③    ④ ④    ⑤ ⑤</w:t>
+      </w:r>
+    </w:p>
+    <w:p>
+      <w:pPr>
+        <w:keepNext/>
+        <w:spacing w:before="80" w:after="40" w:line="276" w:lineRule="auto"/>
+        <w:snapToGrid w:val="0"/>
+        <w:shd w:val="clear" w:color="auto" w:fill="8A3A12"/>
+      </w:pPr>
+      <w:r>
+        <w:rPr>
+          <w:rFonts w:ascii="맑은 고딕" w:hAnsi="맑은 고딕" w:eastAsia="맑은 고딕"/>
+          <w:b/>
+          <w:color w:val="FFFFFF"/>
+          <w:sz w:val="17"/>
+          <w:u w:val="none"/>
+        </w:rPr>
+        <w:t>서답형  39-서1 ~ 39-서2</w:t>
+      </w:r>
+    </w:p>
+    <w:p>
+      <w:pPr>
+        <w:keepNext/>
+        <w:spacing w:before="80" w:after="20" w:line="276" w:lineRule="auto"/>
+        <w:snapToGrid w:val="0"/>
+      </w:pPr>
+      <w:r>
+        <w:rPr>
+          <w:rFonts w:ascii="맑은 고딕" w:hAnsi="맑은 고딕" w:eastAsia="맑은 고딕"/>
+          <w:b/>
+          <w:sz w:val="17"/>
+          <w:u w:val="none"/>
+        </w:rPr>
+        <w:t>39-서1.</w:t>
+      </w:r>
+      <w:r>
+        <w:rPr>
+          <w:rFonts w:ascii="맑은 고딕" w:hAnsi="맑은 고딕" w:eastAsia="맑은 고딕"/>
+          <w:b w:val="0"/>
+          <w:sz w:val="17"/>
+          <w:u w:val="none"/>
+        </w:rPr>
+        <w:t xml:space="preserve"> 다음 글의 밑줄 친 문장과 같은 뜻이 되도록 &lt;보기&gt;의 표현을 모두 사용하여 &lt;조건&gt;에 맞게 영작하시오. [3점] [3.0점]</w:t>
+      </w:r>
+    </w:p>
+    <w:p>
+      <w:pPr>
+        <w:spacing w:before="0" w:after="60" w:line="288" w:lineRule="auto"/>
+        <w:ind w:left="40"/>
+        <w:snapToGrid w:val="0"/>
+        <w:pBdr>
+          <w:top w:val="single" w:sz="4" w:space="2" w:color="999999"/>
+          <w:left w:val="single" w:sz="4" w:space="2" w:color="999999"/>
+          <w:bottom w:val="single" w:sz="4" w:space="2" w:color="999999"/>
+          <w:right w:val="single" w:sz="4" w:space="2" w:color="999999"/>
+        </w:pBdr>
+        <w:shd w:val="clear" w:color="auto" w:fill="F6F3EA"/>
+      </w:pPr>
+      <w:r>
+        <w:rPr>
+          <w:rFonts w:ascii="맑은 고딕" w:hAnsi="맑은 고딕" w:eastAsia="맑은 고딕"/>
+          <w:b w:val="0"/>
+          <w:sz w:val="17"/>
+          <w:u w:val="none"/>
+        </w:rPr>
+        <w:t xml:space="preserve">Nevertheless, being morally good is not simply a matter of trying to do the right thing. </w:t>
+      </w:r>
+      <w:r>
+        <w:rPr>
+          <w:rFonts w:ascii="맑은 고딕" w:hAnsi="맑은 고딕" w:eastAsia="맑은 고딕"/>
+          <w:b w:val="0"/>
+          <w:sz w:val="17"/>
+          <w:u w:val="single"/>
+        </w:rPr>
+        <w:t>A person who always tries to prevent harm but never does, is not generally thought of as morally good.</w:t>
+      </w:r>
+    </w:p>
+    <w:p>
+      <w:pPr>
+        <w:spacing w:before="0" w:after="60" w:line="288" w:lineRule="auto"/>
+        <w:ind w:left="40"/>
+        <w:snapToGrid w:val="0"/>
+        <w:pBdr>
+          <w:top w:val="single" w:sz="4" w:space="2" w:color="9B6BD0"/>
+          <w:left w:val="single" w:sz="4" w:space="2" w:color="9B6BD0"/>
+          <w:bottom w:val="single" w:sz="4" w:space="2" w:color="9B6BD0"/>
+          <w:right w:val="single" w:sz="4" w:space="2" w:color="9B6BD0"/>
+        </w:pBdr>
+        <w:shd w:val="clear" w:color="auto" w:fill="FAF5FF"/>
+      </w:pPr>
+      <w:r>
+        <w:rPr>
+          <w:rFonts w:ascii="맑은 고딕" w:hAnsi="맑은 고딕" w:eastAsia="맑은 고딕"/>
+          <w:b/>
+          <w:sz w:val="17"/>
+          <w:u w:val="none"/>
+        </w:rPr>
+        <w:t>&lt;보 기&gt;</w:t>
+      </w:r>
+      <w:r>
+        <w:rPr>
+          <w:rFonts w:ascii="맑은 고딕" w:hAnsi="맑은 고딕" w:eastAsia="맑은 고딕"/>
+          <w:b w:val="0"/>
+          <w:sz w:val="17"/>
+          <w:u w:val="none"/>
+        </w:rPr>
+        <w:t xml:space="preserve"> people / do not / generally / think of / a person / who / always tries / to prevent harm / but never does / as / morally good</w:t>
       </w:r>
     </w:p>
     <w:p>
@@ -1698,11 +2691,103 @@
       <w:r>
         <w:rPr>
           <w:rFonts w:ascii="맑은 고딕" w:hAnsi="맑은 고딕" w:eastAsia="맑은 고딕"/>
+          <w:b/>
+          <w:sz w:val="17"/>
+          <w:u w:val="none"/>
+        </w:rPr>
+        <w:t>&lt;조 건&gt;</w:t>
+      </w:r>
+    </w:p>
+    <w:p>
+      <w:pPr>
+        <w:spacing w:before="0" w:after="0" w:line="288" w:lineRule="auto"/>
+        <w:ind w:left="40"/>
+        <w:snapToGrid w:val="0"/>
+        <w:pBdr>
+          <w:top w:val="single" w:sz="4" w:space="2" w:color="9B6BD0"/>
+          <w:left w:val="single" w:sz="4" w:space="2" w:color="9B6BD0"/>
+          <w:bottom w:val="single" w:sz="4" w:space="2" w:color="9B6BD0"/>
+          <w:right w:val="single" w:sz="4" w:space="2" w:color="9B6BD0"/>
+        </w:pBdr>
+        <w:shd w:val="clear" w:color="auto" w:fill="FAF5FF"/>
+      </w:pPr>
+      <w:r>
+        <w:rPr>
+          <w:rFonts w:ascii="맑은 고딕" w:hAnsi="맑은 고딕" w:eastAsia="맑은 고딕"/>
           <w:b w:val="0"/>
           <w:sz w:val="17"/>
           <w:u w:val="none"/>
         </w:rPr>
-        <w:t>(d) ⓑ ‘eventually’ can be replaced by ‘immediately’.</w:t>
+        <w:t>1. Use ALL the expressions in the box, each only once.</w:t>
+      </w:r>
+    </w:p>
+    <w:p>
+      <w:pPr>
+        <w:spacing w:before="0" w:after="0" w:line="288" w:lineRule="auto"/>
+        <w:ind w:left="40"/>
+        <w:snapToGrid w:val="0"/>
+        <w:pBdr>
+          <w:top w:val="single" w:sz="4" w:space="2" w:color="9B6BD0"/>
+          <w:left w:val="single" w:sz="4" w:space="2" w:color="9B6BD0"/>
+          <w:bottom w:val="single" w:sz="4" w:space="2" w:color="9B6BD0"/>
+          <w:right w:val="single" w:sz="4" w:space="2" w:color="9B6BD0"/>
+        </w:pBdr>
+        <w:shd w:val="clear" w:color="auto" w:fill="FAF5FF"/>
+      </w:pPr>
+      <w:r>
+        <w:rPr>
+          <w:rFonts w:ascii="맑은 고딕" w:hAnsi="맑은 고딕" w:eastAsia="맑은 고딕"/>
+          <w:b w:val="0"/>
+          <w:sz w:val="17"/>
+          <w:u w:val="none"/>
+        </w:rPr>
+        <w:t>2. Do NOT change the form of any word, and do NOT add any other words.</w:t>
+      </w:r>
+    </w:p>
+    <w:p>
+      <w:pPr>
+        <w:spacing w:before="0" w:after="0" w:line="288" w:lineRule="auto"/>
+        <w:ind w:left="40"/>
+        <w:snapToGrid w:val="0"/>
+        <w:pBdr>
+          <w:top w:val="single" w:sz="4" w:space="2" w:color="9B6BD0"/>
+          <w:left w:val="single" w:sz="4" w:space="2" w:color="9B6BD0"/>
+          <w:bottom w:val="single" w:sz="4" w:space="2" w:color="9B6BD0"/>
+          <w:right w:val="single" w:sz="4" w:space="2" w:color="9B6BD0"/>
+        </w:pBdr>
+        <w:shd w:val="clear" w:color="auto" w:fill="FAF5FF"/>
+      </w:pPr>
+      <w:r>
+        <w:rPr>
+          <w:rFonts w:ascii="맑은 고딕" w:hAnsi="맑은 고딕" w:eastAsia="맑은 고딕"/>
+          <w:b w:val="0"/>
+          <w:sz w:val="17"/>
+          <w:u w:val="none"/>
+        </w:rPr>
+        <w:t>3. Rewrite the passive sentence in the active voice, beginning with ‘People’, using the pattern ‘think of A as B’.</w:t>
+      </w:r>
+    </w:p>
+    <w:p>
+      <w:pPr>
+        <w:spacing w:before="0" w:after="0" w:line="288" w:lineRule="auto"/>
+        <w:ind w:left="40"/>
+        <w:snapToGrid w:val="0"/>
+        <w:pBdr>
+          <w:top w:val="single" w:sz="4" w:space="2" w:color="9B6BD0"/>
+          <w:left w:val="single" w:sz="4" w:space="2" w:color="9B6BD0"/>
+          <w:bottom w:val="single" w:sz="4" w:space="2" w:color="9B6BD0"/>
+          <w:right w:val="single" w:sz="4" w:space="2" w:color="9B6BD0"/>
+        </w:pBdr>
+        <w:shd w:val="clear" w:color="auto" w:fill="FAF5FF"/>
+      </w:pPr>
+      <w:r>
+        <w:rPr>
+          <w:rFonts w:ascii="맑은 고딕" w:hAnsi="맑은 고딕" w:eastAsia="맑은 고딕"/>
+          <w:b w:val="0"/>
+          <w:sz w:val="17"/>
+          <w:u w:val="none"/>
+        </w:rPr>
+        <w:t>4. Write 18 words in total (count “think of” as two words and “but never does” as three words).</w:t>
       </w:r>
     </w:p>
     <w:p>
@@ -1725,13 +2810,12 @@
           <w:sz w:val="17"/>
           <w:u w:val="none"/>
         </w:rPr>
-        <w:t>(e) According to the writer, someone who tries but fails is just as good as someone who succeeds.</w:t>
+        <w:t>5. 답안지에 소문항 번호를 정확하게 기입할 것</w:t>
       </w:r>
     </w:p>
     <w:p>
       <w:pPr>
-        <w:spacing w:before="0" w:after="20" w:line="276" w:lineRule="auto"/>
-        <w:ind w:left="80"/>
+        <w:spacing w:before="0" w:after="40" w:line="360" w:lineRule="auto"/>
         <w:snapToGrid w:val="0"/>
       </w:pPr>
       <w:r>
@@ -1741,7 +2825,7 @@
           <w:sz w:val="17"/>
           <w:u w:val="none"/>
         </w:rPr>
-        <w:t>① (b), (d), (e)    ② (a), (c)    ③ (b), (e)    ④ (c), (d), (e)    ⑤ (a), (b), (d)</w:t>
+        <w:t>⇒ People ________________________________________________________________________ .</w:t>
       </w:r>
     </w:p>
     <w:p>
@@ -1757,7 +2841,7 @@
           <w:sz w:val="17"/>
           <w:u w:val="none"/>
         </w:rPr>
-        <w:t>39-2.</w:t>
+        <w:t>39-서2.</w:t>
       </w:r>
       <w:r>
         <w:rPr>
@@ -1766,7 +2850,7 @@
           <w:sz w:val="17"/>
           <w:u w:val="none"/>
         </w:rPr>
-        <w:t xml:space="preserve"> 다음 글의 밑줄 친 ⓐ ~ ⓕ 중, 어법상 </w:t>
+        <w:t xml:space="preserve"> 다음 글의 요약문을 완성하시오. 빈칸 (1)~(4)에 &lt;보기&gt;에서 알맞은 단어를 골라 </w:t>
       </w:r>
       <w:r>
         <w:rPr>
@@ -1775,7 +2859,7 @@
           <w:sz w:val="17"/>
           <w:u w:val="single"/>
         </w:rPr>
-        <w:t>틀린</w:t>
+        <w:t>필요하면 어형을 바꾸어</w:t>
       </w:r>
       <w:r>
         <w:rPr>
@@ -1784,7 +2868,7 @@
           <w:sz w:val="17"/>
           <w:u w:val="none"/>
         </w:rPr>
-        <w:t xml:space="preserve"> 것을 모두 고른 것은? [3.1점]</w:t>
+        <w:t xml:space="preserve"> 쓰시오. (한 칸에 한 단어, 중복 사용 불가) [각 0.75점, 총 3점] [3.0점]</w:t>
       </w:r>
     </w:p>
     <w:p>
@@ -1807,16 +2891,53 @@
           <w:sz w:val="17"/>
           <w:u w:val="none"/>
         </w:rPr>
-        <w:t>Being morally good is not simply a matter of getting things right. Someone who tries to help others but who ends up ⓐ</w:t>
-      </w:r>
+        <w:t>To be morally good is not merely to produce the correct outcome. A person who sets out to help others and yet leaves them worse off can still be a good person. Goodness consists in doing what is right for the reason that it is right, and it does not hinge on whether one succeeds. Someone who attempts to ease another's pain and fails may well remain good, if not quite as good as someone whose attempt worked. Even so, goodness cannot be reduced to the attempt alone. Nobody would normally describe as morally good a person who keeps trying to prevent harm yet never manages to. Right action ought to bring about some result, sooner or later. Put briefly, being morally good blends what one intends with what one brings about: it involves trying to act rightly, but it also involves, to a certain extent, actually making things turn out right.</w:t>
+      </w:r>
+    </w:p>
+    <w:p>
+      <w:pPr>
+        <w:spacing w:before="0" w:after="60" w:line="288" w:lineRule="auto"/>
+        <w:ind w:left="40"/>
+        <w:snapToGrid w:val="0"/>
+        <w:pBdr>
+          <w:top w:val="single" w:sz="4" w:space="2" w:color="C99B4E"/>
+          <w:left w:val="single" w:sz="4" w:space="2" w:color="C99B4E"/>
+          <w:bottom w:val="single" w:sz="4" w:space="2" w:color="C99B4E"/>
+          <w:right w:val="single" w:sz="4" w:space="2" w:color="C99B4E"/>
+        </w:pBdr>
+        <w:shd w:val="clear" w:color="auto" w:fill="FFF8E1"/>
+      </w:pPr>
       <w:r>
         <w:rPr>
           <w:rFonts w:ascii="맑은 고딕" w:hAnsi="맑은 고딕" w:eastAsia="맑은 고딕"/>
           <w:b w:val="0"/>
           <w:sz w:val="17"/>
-          <w:u w:val="single"/>
-        </w:rPr>
-        <w:t>to make</w:t>
+          <w:u w:val="none"/>
+        </w:rPr>
+        <w:t>A person who (1) ________ to do good but makes things worse may still be good, since goodness does not (2) ________ on being effective; yet someone whose efforts never (3) ________ is not usually called good, because moral goodness (4) ________ intention with effect.</w:t>
+      </w:r>
+    </w:p>
+    <w:p>
+      <w:pPr>
+        <w:spacing w:before="0" w:after="60" w:line="288" w:lineRule="auto"/>
+        <w:ind w:left="40"/>
+        <w:snapToGrid w:val="0"/>
+        <w:pBdr>
+          <w:top w:val="single" w:sz="4" w:space="2" w:color="9B6BD0"/>
+          <w:left w:val="single" w:sz="4" w:space="2" w:color="9B6BD0"/>
+          <w:bottom w:val="single" w:sz="4" w:space="2" w:color="9B6BD0"/>
+          <w:right w:val="single" w:sz="4" w:space="2" w:color="9B6BD0"/>
+        </w:pBdr>
+        <w:shd w:val="clear" w:color="auto" w:fill="FAF5FF"/>
+      </w:pPr>
+      <w:r>
+        <w:rPr>
+          <w:rFonts w:ascii="맑은 고딕" w:hAnsi="맑은 고딕" w:eastAsia="맑은 고딕"/>
+          <w:b/>
+          <w:sz w:val="17"/>
+          <w:u w:val="none"/>
+        </w:rPr>
+        <w:t>&lt;보 기&gt;</w:t>
       </w:r>
       <w:r>
         <w:rPr>
@@ -1825,17 +2946,68 @@
           <w:sz w:val="17"/>
           <w:u w:val="none"/>
         </w:rPr>
-        <w:t xml:space="preserve"> things worse for them, may still be morally good. Being morally good is a matter of doing the right thing ‘because it is the right thing’ but it does not depend on ⓑ</w:t>
-      </w:r>
+        <w:t xml:space="preserve"> intend / depend / succeed / combine / fail / effective / result / separate / prevent / purpose</w:t>
+      </w:r>
+    </w:p>
+    <w:p>
+      <w:pPr>
+        <w:spacing w:before="0" w:after="0" w:line="288" w:lineRule="auto"/>
+        <w:ind w:left="40"/>
+        <w:snapToGrid w:val="0"/>
+        <w:pBdr>
+          <w:top w:val="single" w:sz="4" w:space="2" w:color="9B6BD0"/>
+          <w:left w:val="single" w:sz="4" w:space="2" w:color="9B6BD0"/>
+          <w:bottom w:val="single" w:sz="4" w:space="2" w:color="9B6BD0"/>
+          <w:right w:val="single" w:sz="4" w:space="2" w:color="9B6BD0"/>
+        </w:pBdr>
+        <w:shd w:val="clear" w:color="auto" w:fill="FAF5FF"/>
+      </w:pPr>
+      <w:r>
+        <w:rPr>
+          <w:rFonts w:ascii="맑은 고딕" w:hAnsi="맑은 고딕" w:eastAsia="맑은 고딕"/>
+          <w:b/>
+          <w:sz w:val="17"/>
+          <w:u w:val="none"/>
+        </w:rPr>
+        <w:t>&lt;조 건&gt;</w:t>
+      </w:r>
+    </w:p>
+    <w:p>
+      <w:pPr>
+        <w:spacing w:before="0" w:after="0" w:line="288" w:lineRule="auto"/>
+        <w:ind w:left="40"/>
+        <w:snapToGrid w:val="0"/>
+        <w:pBdr>
+          <w:top w:val="single" w:sz="4" w:space="2" w:color="9B6BD0"/>
+          <w:left w:val="single" w:sz="4" w:space="2" w:color="9B6BD0"/>
+          <w:bottom w:val="single" w:sz="4" w:space="2" w:color="9B6BD0"/>
+          <w:right w:val="single" w:sz="4" w:space="2" w:color="9B6BD0"/>
+        </w:pBdr>
+        <w:shd w:val="clear" w:color="auto" w:fill="FAF5FF"/>
+      </w:pPr>
       <w:r>
         <w:rPr>
           <w:rFonts w:ascii="맑은 고딕" w:hAnsi="맑은 고딕" w:eastAsia="맑은 고딕"/>
           <w:b w:val="0"/>
           <w:sz w:val="17"/>
-          <w:u w:val="single"/>
-        </w:rPr>
-        <w:t>being</w:t>
-      </w:r>
+          <w:u w:val="none"/>
+        </w:rPr>
+        <w:t>1. &lt;보기&gt;의 단어를 골라 필요하면 어형(품사·시제·태)을 바꾸어 쓸 것</w:t>
+      </w:r>
+    </w:p>
+    <w:p>
+      <w:pPr>
+        <w:spacing w:before="0" w:after="60" w:line="288" w:lineRule="auto"/>
+        <w:ind w:left="40"/>
+        <w:snapToGrid w:val="0"/>
+        <w:pBdr>
+          <w:top w:val="single" w:sz="4" w:space="2" w:color="9B6BD0"/>
+          <w:left w:val="single" w:sz="4" w:space="2" w:color="9B6BD0"/>
+          <w:bottom w:val="single" w:sz="4" w:space="2" w:color="9B6BD0"/>
+          <w:right w:val="single" w:sz="4" w:space="2" w:color="9B6BD0"/>
+        </w:pBdr>
+        <w:shd w:val="clear" w:color="auto" w:fill="FAF5FF"/>
+      </w:pPr>
       <w:r>
         <w:rPr>
           <w:rFonts w:ascii="맑은 고딕" w:hAnsi="맑은 고딕" w:eastAsia="맑은 고딕"/>
@@ -1843,95 +3015,40 @@
           <w:sz w:val="17"/>
           <w:u w:val="none"/>
         </w:rPr>
-        <w:t xml:space="preserve"> effective. Perhaps someone who tries but fails ⓒ</w:t>
-      </w:r>
+        <w:t>2. 답안지에 소문항 번호를 정확하게 기입할 것  예) 2-(1) 2-(2)</w:t>
+      </w:r>
+    </w:p>
+    <w:p>
+      <w:pPr>
+        <w:spacing w:before="0" w:after="40" w:line="360" w:lineRule="auto"/>
+        <w:snapToGrid w:val="0"/>
+      </w:pPr>
       <w:r>
         <w:rPr>
           <w:rFonts w:ascii="맑은 고딕" w:hAnsi="맑은 고딕" w:eastAsia="맑은 고딕"/>
           <w:b w:val="0"/>
           <w:sz w:val="17"/>
-          <w:u w:val="single"/>
-        </w:rPr>
-        <w:t>to relieve</w:t>
-      </w:r>
-      <w:r>
-        <w:rPr>
-          <w:rFonts w:ascii="맑은 고딕" w:hAnsi="맑은 고딕" w:eastAsia="맑은 고딕"/>
-          <w:b w:val="0"/>
-          <w:sz w:val="17"/>
-          <w:u w:val="none"/>
-        </w:rPr>
-        <w:t xml:space="preserve"> pain may still be morally good, although not as ⓓ</w:t>
-      </w:r>
-      <w:r>
-        <w:rPr>
-          <w:rFonts w:ascii="맑은 고딕" w:hAnsi="맑은 고딕" w:eastAsia="맑은 고딕"/>
-          <w:b w:val="0"/>
-          <w:sz w:val="17"/>
-          <w:u w:val="single"/>
-        </w:rPr>
-        <w:t>better</w:t>
-      </w:r>
-      <w:r>
-        <w:rPr>
-          <w:rFonts w:ascii="맑은 고딕" w:hAnsi="맑은 고딕" w:eastAsia="맑은 고딕"/>
-          <w:b w:val="0"/>
-          <w:sz w:val="17"/>
-          <w:u w:val="none"/>
-        </w:rPr>
-        <w:t xml:space="preserve"> as someone who has tried and succeeded. Nevertheless, being morally good is not simply a matter of trying to do the right thing. A person who always tries to prevent harm but never does, is not generally ⓔ</w:t>
-      </w:r>
-      <w:r>
-        <w:rPr>
-          <w:rFonts w:ascii="맑은 고딕" w:hAnsi="맑은 고딕" w:eastAsia="맑은 고딕"/>
-          <w:b w:val="0"/>
-          <w:sz w:val="17"/>
-          <w:u w:val="single"/>
-        </w:rPr>
-        <w:t>thought of</w:t>
-      </w:r>
-      <w:r>
-        <w:rPr>
-          <w:rFonts w:ascii="맑은 고딕" w:hAnsi="맑은 고딕" w:eastAsia="맑은 고딕"/>
-          <w:b w:val="0"/>
-          <w:sz w:val="17"/>
-          <w:u w:val="none"/>
-        </w:rPr>
-        <w:t xml:space="preserve"> as morally good. Doing the right thing should ⓕ</w:t>
-      </w:r>
-      <w:r>
-        <w:rPr>
-          <w:rFonts w:ascii="맑은 고딕" w:hAnsi="맑은 고딕" w:eastAsia="맑은 고딕"/>
-          <w:b w:val="0"/>
-          <w:sz w:val="17"/>
-          <w:u w:val="single"/>
-        </w:rPr>
-        <w:t>leads</w:t>
-      </w:r>
-      <w:r>
-        <w:rPr>
-          <w:rFonts w:ascii="맑은 고딕" w:hAnsi="맑은 고딕" w:eastAsia="맑은 고딕"/>
-          <w:b w:val="0"/>
-          <w:sz w:val="17"/>
-          <w:u w:val="none"/>
-        </w:rPr>
-        <w:t xml:space="preserve"> to some results, at least eventually. In short, moral goodness is a mixture of intention and effect. It is a matter of trying to do the right thing but it is also a matter of getting things right to some degree.</w:t>
+          <w:u w:val="none"/>
+        </w:rPr>
+        <w:t>(1) ______________  (2) ______________  (3) ______________  (4) ______________</w:t>
       </w:r>
     </w:p>
     <w:p>
       <w:pPr>
-        <w:spacing w:before="0" w:after="20" w:line="276" w:lineRule="auto"/>
-        <w:ind w:left="80"/>
+        <w:keepNext/>
+        <w:spacing w:before="80" w:after="40" w:line="276" w:lineRule="auto"/>
         <w:snapToGrid w:val="0"/>
-      </w:pPr>
-      <w:r>
-        <w:rPr>
-          <w:rFonts w:ascii="맑은 고딕" w:hAnsi="맑은 고딕" w:eastAsia="맑은 고딕"/>
-          <w:b w:val="0"/>
+        <w:shd w:val="clear" w:color="auto" w:fill="6B21A8"/>
+      </w:pPr>
+      <w:r>
+        <w:rPr>
+          <w:rFonts w:ascii="맑은 고딕" w:hAnsi="맑은 고딕" w:eastAsia="맑은 고딕"/>
+          <w:b/>
+          <w:color w:val="FFFFFF"/>
           <w:sz w:val="17"/>
           <w:u w:val="none"/>
         </w:rPr>
-        <w:t>① ⓑ, ⓒ    ② ⓐ, ⓔ    ③ ⓒ, ⓓ, ⓔ    ④ ⓐ, ⓓ    ⑤ ⓐ, ⓓ, ⓕ</w:t>
+        <w:t>[지문 구조]  ※ 앞 문항을 모두 푼 뒤에 풀 것</w:t>
       </w:r>
     </w:p>
     <w:p>
@@ -1947,7 +3064,7 @@
           <w:sz w:val="17"/>
           <w:u w:val="none"/>
         </w:rPr>
-        <w:t>39-3.</w:t>
+        <w:t>39-8.</w:t>
       </w:r>
       <w:r>
         <w:rPr>
@@ -1956,7 +3073,76 @@
           <w:sz w:val="17"/>
           <w:u w:val="none"/>
         </w:rPr>
-        <w:t xml:space="preserve"> 다음 글의 (A), (B), (C)의 각 괄호 안에서 문맥과 어법에 맞는 표현으로 가장 적절한 것은? [2.8점]</w:t>
+        <w:t xml:space="preserve"> 주어진 글 다음에 이어질 글의 순서로 가장 적절한 것은? [2.8점]</w:t>
+      </w:r>
+    </w:p>
+    <w:p>
+      <w:pPr>
+        <w:spacing w:before="0" w:after="60" w:line="288" w:lineRule="auto"/>
+        <w:ind w:left="40"/>
+        <w:snapToGrid w:val="0"/>
+        <w:pBdr>
+          <w:top w:val="single" w:sz="4" w:space="2" w:color="C99B4E"/>
+          <w:left w:val="single" w:sz="4" w:space="2" w:color="C99B4E"/>
+          <w:bottom w:val="single" w:sz="4" w:space="2" w:color="C99B4E"/>
+          <w:right w:val="single" w:sz="4" w:space="2" w:color="C99B4E"/>
+        </w:pBdr>
+        <w:shd w:val="clear" w:color="auto" w:fill="FFF8E1"/>
+      </w:pPr>
+      <w:r>
+        <w:rPr>
+          <w:rFonts w:ascii="맑은 고딕" w:hAnsi="맑은 고딕" w:eastAsia="맑은 고딕"/>
+          <w:b w:val="0"/>
+          <w:sz w:val="17"/>
+          <w:u w:val="none"/>
+        </w:rPr>
+        <w:t>Being morally good is not simply a matter of getting things right.</w:t>
+      </w:r>
+    </w:p>
+    <w:p>
+      <w:pPr>
+        <w:spacing w:before="0" w:after="0" w:line="288" w:lineRule="auto"/>
+        <w:ind w:left="40"/>
+        <w:snapToGrid w:val="0"/>
+        <w:pBdr>
+          <w:top w:val="single" w:sz="4" w:space="2" w:color="999999"/>
+          <w:left w:val="single" w:sz="4" w:space="2" w:color="999999"/>
+          <w:bottom w:val="single" w:sz="4" w:space="2" w:color="999999"/>
+          <w:right w:val="single" w:sz="4" w:space="2" w:color="999999"/>
+        </w:pBdr>
+        <w:shd w:val="clear" w:color="auto" w:fill="F6F3EA"/>
+      </w:pPr>
+      <w:r>
+        <w:rPr>
+          <w:rFonts w:ascii="맑은 고딕" w:hAnsi="맑은 고딕" w:eastAsia="맑은 고딕"/>
+          <w:b w:val="0"/>
+          <w:sz w:val="17"/>
+          <w:u w:val="none"/>
+        </w:rPr>
+        <w:t>(A) Nevertheless, being morally good is not simply a matter of trying to do the right thing. A person who always tries to prevent harm but never does, is not generally thought of as morally good. Doing the right thing should lead to some results, at least eventually.</w:t>
+      </w:r>
+    </w:p>
+    <w:p>
+      <w:pPr>
+        <w:spacing w:before="0" w:after="0" w:line="288" w:lineRule="auto"/>
+        <w:ind w:left="40"/>
+        <w:snapToGrid w:val="0"/>
+        <w:pBdr>
+          <w:top w:val="single" w:sz="4" w:space="2" w:color="999999"/>
+          <w:left w:val="single" w:sz="4" w:space="2" w:color="999999"/>
+          <w:bottom w:val="single" w:sz="4" w:space="2" w:color="999999"/>
+          <w:right w:val="single" w:sz="4" w:space="2" w:color="999999"/>
+        </w:pBdr>
+        <w:shd w:val="clear" w:color="auto" w:fill="F6F3EA"/>
+      </w:pPr>
+      <w:r>
+        <w:rPr>
+          <w:rFonts w:ascii="맑은 고딕" w:hAnsi="맑은 고딕" w:eastAsia="맑은 고딕"/>
+          <w:b w:val="0"/>
+          <w:sz w:val="17"/>
+          <w:u w:val="none"/>
+        </w:rPr>
+        <w:t>(B) Someone who tries to help others but who ends up making things worse for them, may still be morally good. Being morally good is a matter of doing the right thing ‘because it is the right thing’ but it does not depend on being effective. Perhaps someone who tries but fails to relieve pain may still be morally good, although not as good as someone who has tried and succeeded.</w:t>
       </w:r>
     </w:p>
     <w:p>
@@ -1979,7 +3165,7 @@
           <w:sz w:val="17"/>
           <w:u w:val="none"/>
         </w:rPr>
-        <w:t>Being morally good is not simply a matter of getting things right. Someone who tries to help others but who ends up making things (A) [worse / better] for them, may still be morally good. Being morally good is a matter of doing the right thing ‘because it is the right thing’ but it does not depend on being effective. Perhaps someone who tries but fails to relieve pain may still be morally good, although not as good as someone who has tried and succeeded. Nevertheless, being morally good is not simply a matter of trying to do the right thing. A person who always tries to (B) [prevent / cause] harm but never does, is not generally thought of as morally good. (C) [Doing / Do] the right thing should lead to some results, at least eventually. In short, moral goodness is a mixture of intention and effect. It is a matter of trying to do the right thing but it is also a matter of getting things right to some degree.</w:t>
+        <w:t>(C) In short, moral goodness is a mixture of intention and effect. It is a matter of trying to do the right thing but it is also a matter of getting things right to some degree.</w:t>
       </w:r>
     </w:p>
     <w:p>
@@ -1995,7 +3181,7 @@
           <w:sz w:val="17"/>
           <w:u w:val="none"/>
         </w:rPr>
-        <w:t>① (A) better  (B) prevent  (C) Doing</w:t>
+        <w:t>① (A) - (B) - (C)</w:t>
       </w:r>
     </w:p>
     <w:p>
@@ -2011,7 +3197,7 @@
           <w:sz w:val="17"/>
           <w:u w:val="none"/>
         </w:rPr>
-        <w:t>② (A) worse  (B) prevent  (C) Doing</w:t>
+        <w:t>② (A) - (C) - (B)</w:t>
       </w:r>
     </w:p>
     <w:p>
@@ -2027,7 +3213,7 @@
           <w:sz w:val="17"/>
           <w:u w:val="none"/>
         </w:rPr>
-        <w:t>③ (A) worse  (B) cause  (C) Do</w:t>
+        <w:t>③ (B) - (A) - (C)</w:t>
       </w:r>
     </w:p>
     <w:p>
@@ -2043,7 +3229,7 @@
           <w:sz w:val="17"/>
           <w:u w:val="none"/>
         </w:rPr>
-        <w:t>④ (A) worse  (B) prevent  (C) Do</w:t>
+        <w:t>④ (B) - (C) - (A)</w:t>
       </w:r>
     </w:p>
     <w:p>
@@ -2059,1052 +3245,7 @@
           <w:sz w:val="17"/>
           <w:u w:val="none"/>
         </w:rPr>
-        <w:t>⑤ (A) better  (B) cause  (C) Doing</w:t>
-      </w:r>
-    </w:p>
-    <w:p>
-      <w:pPr>
-        <w:keepNext/>
-        <w:spacing w:before="80" w:after="20" w:line="276" w:lineRule="auto"/>
-        <w:snapToGrid w:val="0"/>
-      </w:pPr>
-      <w:r>
-        <w:rPr>
-          <w:rFonts w:ascii="맑은 고딕" w:hAnsi="맑은 고딕" w:eastAsia="맑은 고딕"/>
-          <w:b/>
-          <w:sz w:val="17"/>
-          <w:u w:val="none"/>
-        </w:rPr>
-        <w:t>39-4.</w:t>
-      </w:r>
-      <w:r>
-        <w:rPr>
-          <w:rFonts w:ascii="맑은 고딕" w:hAnsi="맑은 고딕" w:eastAsia="맑은 고딕"/>
-          <w:b w:val="0"/>
-          <w:sz w:val="17"/>
-          <w:u w:val="none"/>
-        </w:rPr>
-        <w:t xml:space="preserve"> 윗글의 내용과 일치하지 </w:t>
-      </w:r>
-      <w:r>
-        <w:rPr>
-          <w:rFonts w:ascii="맑은 고딕" w:hAnsi="맑은 고딕" w:eastAsia="맑은 고딕"/>
-          <w:b w:val="0"/>
-          <w:sz w:val="17"/>
-          <w:u w:val="single"/>
-        </w:rPr>
-        <w:t>않는</w:t>
-      </w:r>
-      <w:r>
-        <w:rPr>
-          <w:rFonts w:ascii="맑은 고딕" w:hAnsi="맑은 고딕" w:eastAsia="맑은 고딕"/>
-          <w:b w:val="0"/>
-          <w:sz w:val="17"/>
-          <w:u w:val="none"/>
-        </w:rPr>
-        <w:t xml:space="preserve"> 것은? [2.6점]</w:t>
-      </w:r>
-    </w:p>
-    <w:p>
-      <w:pPr>
-        <w:spacing w:before="0" w:after="60" w:line="288" w:lineRule="auto"/>
-        <w:ind w:left="40"/>
-        <w:snapToGrid w:val="0"/>
-        <w:pBdr>
-          <w:top w:val="single" w:sz="4" w:space="2" w:color="999999"/>
-          <w:left w:val="single" w:sz="4" w:space="2" w:color="999999"/>
-          <w:bottom w:val="single" w:sz="4" w:space="2" w:color="999999"/>
-          <w:right w:val="single" w:sz="4" w:space="2" w:color="999999"/>
-        </w:pBdr>
-        <w:shd w:val="clear" w:color="auto" w:fill="F6F3EA"/>
-      </w:pPr>
-      <w:r>
-        <w:rPr>
-          <w:rFonts w:ascii="맑은 고딕" w:hAnsi="맑은 고딕" w:eastAsia="맑은 고딕"/>
-          <w:b w:val="0"/>
-          <w:sz w:val="17"/>
-          <w:u w:val="none"/>
-        </w:rPr>
-        <w:t>Being morally good is not simply a matter of getting things right. Someone who tries to help others but who ends up making things worse for them, may still be morally good. Being morally good is a matter of doing the right thing ‘because it is the right thing’ but it does not depend on being effective. Perhaps someone who tries but fails to relieve pain may still be morally good, although not as good as someone who has tried and succeeded. Nevertheless, being morally good is not simply a matter of trying to do the right thing. A person who always tries to prevent harm but never does, is not generally thought of as morally good. Doing the right thing should lead to some results, at least eventually. In short, moral goodness is a mixture of intention and effect. It is a matter of trying to do the right thing but it is also a matter of getting things right to some degree.</w:t>
-      </w:r>
-    </w:p>
-    <w:p>
-      <w:pPr>
-        <w:spacing w:before="0" w:after="0" w:line="269" w:lineRule="auto"/>
-        <w:ind w:left="180" w:hanging="180"/>
-        <w:snapToGrid w:val="0"/>
-      </w:pPr>
-      <w:r>
-        <w:rPr>
-          <w:rFonts w:ascii="맑은 고딕" w:hAnsi="맑은 고딕" w:eastAsia="맑은 고딕"/>
-          <w:b w:val="0"/>
-          <w:sz w:val="17"/>
-          <w:u w:val="none"/>
-        </w:rPr>
-        <w:t>① 남을 도우려다 상황을 악화시킨 사람도 도덕적으로 선할 수 있다.</w:t>
-      </w:r>
-    </w:p>
-    <w:p>
-      <w:pPr>
-        <w:spacing w:before="0" w:after="0" w:line="269" w:lineRule="auto"/>
-        <w:ind w:left="180" w:hanging="180"/>
-        <w:snapToGrid w:val="0"/>
-      </w:pPr>
-      <w:r>
-        <w:rPr>
-          <w:rFonts w:ascii="맑은 고딕" w:hAnsi="맑은 고딕" w:eastAsia="맑은 고딕"/>
-          <w:b w:val="0"/>
-          <w:sz w:val="17"/>
-          <w:u w:val="none"/>
-        </w:rPr>
-        <w:t>② 도덕적으로 선한 것은 효과적인지 여부에 달려 있지 않다.</w:t>
-      </w:r>
-    </w:p>
-    <w:p>
-      <w:pPr>
-        <w:spacing w:before="0" w:after="0" w:line="269" w:lineRule="auto"/>
-        <w:ind w:left="180" w:hanging="180"/>
-        <w:snapToGrid w:val="0"/>
-      </w:pPr>
-      <w:r>
-        <w:rPr>
-          <w:rFonts w:ascii="맑은 고딕" w:hAnsi="맑은 고딕" w:eastAsia="맑은 고딕"/>
-          <w:b w:val="0"/>
-          <w:sz w:val="17"/>
-          <w:u w:val="none"/>
-        </w:rPr>
-        <w:t>③ 고통을 덜어 주려다 실패한 사람은 성공한 사람과 똑같이 선하다.</w:t>
-      </w:r>
-    </w:p>
-    <w:p>
-      <w:pPr>
-        <w:spacing w:before="0" w:after="0" w:line="269" w:lineRule="auto"/>
-        <w:ind w:left="180" w:hanging="180"/>
-        <w:snapToGrid w:val="0"/>
-      </w:pPr>
-      <w:r>
-        <w:rPr>
-          <w:rFonts w:ascii="맑은 고딕" w:hAnsi="맑은 고딕" w:eastAsia="맑은 고딕"/>
-          <w:b w:val="0"/>
-          <w:sz w:val="17"/>
-          <w:u w:val="none"/>
-        </w:rPr>
-        <w:t>④ 해악을 막으려 하지만 결코 막지 못하는 사람은 대개 선하다고 여겨지지 않는다.</w:t>
-      </w:r>
-    </w:p>
-    <w:p>
-      <w:pPr>
-        <w:spacing w:before="0" w:after="0" w:line="269" w:lineRule="auto"/>
-        <w:ind w:left="180" w:hanging="180"/>
-        <w:snapToGrid w:val="0"/>
-      </w:pPr>
-      <w:r>
-        <w:rPr>
-          <w:rFonts w:ascii="맑은 고딕" w:hAnsi="맑은 고딕" w:eastAsia="맑은 고딕"/>
-          <w:b w:val="0"/>
-          <w:sz w:val="17"/>
-          <w:u w:val="none"/>
-        </w:rPr>
-        <w:t>⑤ 옳은 일을 하는 것은 적어도 결국에는 어떤 결과로 이어져야 한다.</w:t>
-      </w:r>
-    </w:p>
-    <w:p>
-      <w:pPr>
-        <w:keepNext/>
-        <w:spacing w:before="80" w:after="20" w:line="276" w:lineRule="auto"/>
-        <w:snapToGrid w:val="0"/>
-      </w:pPr>
-      <w:r>
-        <w:rPr>
-          <w:rFonts w:ascii="맑은 고딕" w:hAnsi="맑은 고딕" w:eastAsia="맑은 고딕"/>
-          <w:b/>
-          <w:sz w:val="17"/>
-          <w:u w:val="none"/>
-        </w:rPr>
-        <w:t>39-5.</w:t>
-      </w:r>
-      <w:r>
-        <w:rPr>
-          <w:rFonts w:ascii="맑은 고딕" w:hAnsi="맑은 고딕" w:eastAsia="맑은 고딕"/>
-          <w:b w:val="0"/>
-          <w:sz w:val="17"/>
-          <w:u w:val="none"/>
-        </w:rPr>
-        <w:t xml:space="preserve"> [A]와 [B]를 읽고 이해한 것으로 가장 적절한 것은? [3.2점]</w:t>
-      </w:r>
-    </w:p>
-    <w:p>
-      <w:pPr>
-        <w:spacing w:before="0" w:after="60" w:line="288" w:lineRule="auto"/>
-        <w:ind w:left="40"/>
-        <w:snapToGrid w:val="0"/>
-        <w:pBdr>
-          <w:top w:val="single" w:sz="4" w:space="2" w:color="999999"/>
-          <w:left w:val="single" w:sz="4" w:space="2" w:color="999999"/>
-          <w:bottom w:val="single" w:sz="4" w:space="2" w:color="999999"/>
-          <w:right w:val="single" w:sz="4" w:space="2" w:color="999999"/>
-        </w:pBdr>
-        <w:shd w:val="clear" w:color="auto" w:fill="F6F3EA"/>
-      </w:pPr>
-      <w:r>
-        <w:rPr>
-          <w:rFonts w:ascii="맑은 고딕" w:hAnsi="맑은 고딕" w:eastAsia="맑은 고딕"/>
-          <w:b w:val="0"/>
-          <w:sz w:val="17"/>
-          <w:u w:val="none"/>
-        </w:rPr>
-        <w:t>[A] Being morally good is not simply a matter of getting things right. Someone who tries to help others but who ends up making things worse for them, may still be morally good. Being morally good is a matter of doing the right thing ‘because it is the right thing’ but it does not depend on being effective. Perhaps someone who tries but fails to relieve pain may still be morally good, although not as good as someone who has tried and succeeded. Nevertheless, being morally good is not simply a matter of trying to do the right thing. A person who always tries to prevent harm but never does, is not generally thought of as morally good. Doing the right thing should lead to some results, at least eventually. In short, moral goodness is a mixture of intention and effect. It is a matter of trying to do the right thing but it is also a matter of getting things right to some degree.</w:t>
-      </w:r>
-    </w:p>
-    <w:p>
-      <w:pPr>
-        <w:spacing w:before="0" w:after="60" w:line="288" w:lineRule="auto"/>
-        <w:ind w:left="40"/>
-        <w:snapToGrid w:val="0"/>
-        <w:pBdr>
-          <w:top w:val="single" w:sz="4" w:space="2" w:color="6B7FB8"/>
-          <w:left w:val="single" w:sz="4" w:space="2" w:color="6B7FB8"/>
-          <w:bottom w:val="single" w:sz="4" w:space="2" w:color="6B7FB8"/>
-          <w:right w:val="single" w:sz="4" w:space="2" w:color="6B7FB8"/>
-        </w:pBdr>
-        <w:shd w:val="clear" w:color="auto" w:fill="EEF2FF"/>
-      </w:pPr>
-      <w:r>
-        <w:rPr>
-          <w:rFonts w:ascii="맑은 고딕" w:hAnsi="맑은 고딕" w:eastAsia="맑은 고딕"/>
-          <w:b w:val="0"/>
-          <w:sz w:val="17"/>
-          <w:u w:val="none"/>
-        </w:rPr>
-        <w:t>[B] A good doctor is judged in a similar way. A doctor who works hard for a patient but makes a mistake may still be a caring doctor. However, a doctor who always means well but never helps anyone get better would not be called a good doctor. Being a good doctor requires both care and some success in healing.</w:t>
-      </w:r>
-    </w:p>
-    <w:p>
-      <w:pPr>
-        <w:spacing w:before="0" w:after="0" w:line="269" w:lineRule="auto"/>
-        <w:ind w:left="180" w:hanging="180"/>
-        <w:snapToGrid w:val="0"/>
-      </w:pPr>
-      <w:r>
-        <w:rPr>
-          <w:rFonts w:ascii="맑은 고딕" w:hAnsi="맑은 고딕" w:eastAsia="맑은 고딕"/>
-          <w:b w:val="0"/>
-          <w:sz w:val="17"/>
-          <w:u w:val="none"/>
-        </w:rPr>
-        <w:t>① [A] values results only, while [B] values intentions only.</w:t>
-      </w:r>
-    </w:p>
-    <w:p>
-      <w:pPr>
-        <w:spacing w:before="0" w:after="0" w:line="269" w:lineRule="auto"/>
-        <w:ind w:left="180" w:hanging="180"/>
-        <w:snapToGrid w:val="0"/>
-      </w:pPr>
-      <w:r>
-        <w:rPr>
-          <w:rFonts w:ascii="맑은 고딕" w:hAnsi="맑은 고딕" w:eastAsia="맑은 고딕"/>
-          <w:b w:val="0"/>
-          <w:sz w:val="17"/>
-          <w:u w:val="none"/>
-        </w:rPr>
-        <w:t>② Both texts claim that a single failure makes a person bad.</w:t>
-      </w:r>
-    </w:p>
-    <w:p>
-      <w:pPr>
-        <w:spacing w:before="0" w:after="0" w:line="269" w:lineRule="auto"/>
-        <w:ind w:left="180" w:hanging="180"/>
-        <w:snapToGrid w:val="0"/>
-      </w:pPr>
-      <w:r>
-        <w:rPr>
-          <w:rFonts w:ascii="맑은 고딕" w:hAnsi="맑은 고딕" w:eastAsia="맑은 고딕"/>
-          <w:b w:val="0"/>
-          <w:sz w:val="17"/>
-          <w:u w:val="none"/>
-        </w:rPr>
-        <w:t>③ [B] argues that a doctor’s intentions do not matter at all.</w:t>
-      </w:r>
-    </w:p>
-    <w:p>
-      <w:pPr>
-        <w:spacing w:before="0" w:after="0" w:line="269" w:lineRule="auto"/>
-        <w:ind w:left="180" w:hanging="180"/>
-        <w:snapToGrid w:val="0"/>
-      </w:pPr>
-      <w:r>
-        <w:rPr>
-          <w:rFonts w:ascii="맑은 고딕" w:hAnsi="맑은 고딕" w:eastAsia="맑은 고딕"/>
-          <w:b w:val="0"/>
-          <w:sz w:val="17"/>
-          <w:u w:val="none"/>
-        </w:rPr>
-        <w:t>④ Both texts suggest that goodness requires both a sincere effort and at least some success.</w:t>
-      </w:r>
-    </w:p>
-    <w:p>
-      <w:pPr>
-        <w:spacing w:before="0" w:after="0" w:line="269" w:lineRule="auto"/>
-        <w:ind w:left="180" w:hanging="180"/>
-        <w:snapToGrid w:val="0"/>
-      </w:pPr>
-      <w:r>
-        <w:rPr>
-          <w:rFonts w:ascii="맑은 고딕" w:hAnsi="맑은 고딕" w:eastAsia="맑은 고딕"/>
-          <w:b w:val="0"/>
-          <w:sz w:val="17"/>
-          <w:u w:val="none"/>
-        </w:rPr>
-        <w:t>⑤ [A] is about doctors, while [B] is about moral philosophy.</w:t>
-      </w:r>
-    </w:p>
-    <w:p>
-      <w:pPr>
-        <w:keepNext/>
-        <w:spacing w:before="80" w:after="20" w:line="276" w:lineRule="auto"/>
-        <w:snapToGrid w:val="0"/>
-      </w:pPr>
-      <w:r>
-        <w:rPr>
-          <w:rFonts w:ascii="맑은 고딕" w:hAnsi="맑은 고딕" w:eastAsia="맑은 고딕"/>
-          <w:b/>
-          <w:sz w:val="17"/>
-          <w:u w:val="none"/>
-        </w:rPr>
-        <w:t>39-6.</w:t>
-      </w:r>
-      <w:r>
-        <w:rPr>
-          <w:rFonts w:ascii="맑은 고딕" w:hAnsi="맑은 고딕" w:eastAsia="맑은 고딕"/>
-          <w:b w:val="0"/>
-          <w:sz w:val="17"/>
-          <w:u w:val="none"/>
-        </w:rPr>
-        <w:t xml:space="preserve"> 다음 빈칸에 들어갈 말로 가장 적절한 것은? [3.0점]</w:t>
-      </w:r>
-    </w:p>
-    <w:p>
-      <w:pPr>
-        <w:spacing w:before="0" w:after="60" w:line="288" w:lineRule="auto"/>
-        <w:ind w:left="40"/>
-        <w:snapToGrid w:val="0"/>
-        <w:pBdr>
-          <w:top w:val="single" w:sz="4" w:space="2" w:color="999999"/>
-          <w:left w:val="single" w:sz="4" w:space="2" w:color="999999"/>
-          <w:bottom w:val="single" w:sz="4" w:space="2" w:color="999999"/>
-          <w:right w:val="single" w:sz="4" w:space="2" w:color="999999"/>
-        </w:pBdr>
-        <w:shd w:val="clear" w:color="auto" w:fill="F6F3EA"/>
-      </w:pPr>
-      <w:r>
-        <w:rPr>
-          <w:rFonts w:ascii="맑은 고딕" w:hAnsi="맑은 고딕" w:eastAsia="맑은 고딕"/>
-          <w:b w:val="0"/>
-          <w:sz w:val="17"/>
-          <w:u w:val="none"/>
-        </w:rPr>
-        <w:t>Being morally good is not simply a matter of getting things right. Someone who tries to help others but who ends up making things worse for them, may still be morally good. Being morally good is a matter of doing the right thing ‘because it is the right thing’ but it does not depend on being effective. Perhaps someone who tries but fails to relieve pain may still be morally good, although not as good as someone who has tried and succeeded. Nevertheless, being morally good is not simply a matter of trying to do the right thing. A person who always tries to prevent harm but never does, is not generally thought of as morally good. Doing the right thing should lead to some results, at least eventually. In short, moral goodness is a mixture of ________________. It is a matter of trying to do the right thing but it is also a matter of getting things right to some degree.</w:t>
-      </w:r>
-    </w:p>
-    <w:p>
-      <w:pPr>
-        <w:spacing w:before="0" w:after="0" w:line="269" w:lineRule="auto"/>
-        <w:ind w:left="180" w:hanging="180"/>
-        <w:snapToGrid w:val="0"/>
-      </w:pPr>
-      <w:r>
-        <w:rPr>
-          <w:rFonts w:ascii="맑은 고딕" w:hAnsi="맑은 고딕" w:eastAsia="맑은 고딕"/>
-          <w:b w:val="0"/>
-          <w:sz w:val="17"/>
-          <w:u w:val="none"/>
-        </w:rPr>
-        <w:t>① luck and talent</w:t>
-      </w:r>
-    </w:p>
-    <w:p>
-      <w:pPr>
-        <w:spacing w:before="0" w:after="0" w:line="269" w:lineRule="auto"/>
-        <w:ind w:left="180" w:hanging="180"/>
-        <w:snapToGrid w:val="0"/>
-      </w:pPr>
-      <w:r>
-        <w:rPr>
-          <w:rFonts w:ascii="맑은 고딕" w:hAnsi="맑은 고딕" w:eastAsia="맑은 고딕"/>
-          <w:b w:val="0"/>
-          <w:sz w:val="17"/>
-          <w:u w:val="none"/>
-        </w:rPr>
-        <w:t>② intention and effect</w:t>
-      </w:r>
-    </w:p>
-    <w:p>
-      <w:pPr>
-        <w:spacing w:before="0" w:after="0" w:line="269" w:lineRule="auto"/>
-        <w:ind w:left="180" w:hanging="180"/>
-        <w:snapToGrid w:val="0"/>
-      </w:pPr>
-      <w:r>
-        <w:rPr>
-          <w:rFonts w:ascii="맑은 고딕" w:hAnsi="맑은 고딕" w:eastAsia="맑은 고딕"/>
-          <w:b w:val="0"/>
-          <w:sz w:val="17"/>
-          <w:u w:val="none"/>
-        </w:rPr>
-        <w:t>③ rules and punishment</w:t>
-      </w:r>
-    </w:p>
-    <w:p>
-      <w:pPr>
-        <w:spacing w:before="0" w:after="0" w:line="269" w:lineRule="auto"/>
-        <w:ind w:left="180" w:hanging="180"/>
-        <w:snapToGrid w:val="0"/>
-      </w:pPr>
-      <w:r>
-        <w:rPr>
-          <w:rFonts w:ascii="맑은 고딕" w:hAnsi="맑은 고딕" w:eastAsia="맑은 고딕"/>
-          <w:b w:val="0"/>
-          <w:sz w:val="17"/>
-          <w:u w:val="none"/>
-        </w:rPr>
-        <w:t>④ success and fame</w:t>
-      </w:r>
-    </w:p>
-    <w:p>
-      <w:pPr>
-        <w:spacing w:before="0" w:after="0" w:line="269" w:lineRule="auto"/>
-        <w:ind w:left="180" w:hanging="180"/>
-        <w:snapToGrid w:val="0"/>
-      </w:pPr>
-      <w:r>
-        <w:rPr>
-          <w:rFonts w:ascii="맑은 고딕" w:hAnsi="맑은 고딕" w:eastAsia="맑은 고딕"/>
-          <w:b w:val="0"/>
-          <w:sz w:val="17"/>
-          <w:u w:val="none"/>
-        </w:rPr>
-        <w:t>⑤ effort and sacrifice</w:t>
-      </w:r>
-    </w:p>
-    <w:p>
-      <w:pPr>
-        <w:keepNext/>
-        <w:spacing w:before="80" w:after="20" w:line="276" w:lineRule="auto"/>
-        <w:snapToGrid w:val="0"/>
-      </w:pPr>
-      <w:r>
-        <w:rPr>
-          <w:rFonts w:ascii="맑은 고딕" w:hAnsi="맑은 고딕" w:eastAsia="맑은 고딕"/>
-          <w:b/>
-          <w:sz w:val="17"/>
-          <w:u w:val="none"/>
-        </w:rPr>
-        <w:t>39-7.</w:t>
-      </w:r>
-      <w:r>
-        <w:rPr>
-          <w:rFonts w:ascii="맑은 고딕" w:hAnsi="맑은 고딕" w:eastAsia="맑은 고딕"/>
-          <w:b w:val="0"/>
-          <w:sz w:val="17"/>
-          <w:u w:val="none"/>
-        </w:rPr>
-        <w:t xml:space="preserve"> 다음 글에서 전체 흐름과 관계 </w:t>
-      </w:r>
-      <w:r>
-        <w:rPr>
-          <w:rFonts w:ascii="맑은 고딕" w:hAnsi="맑은 고딕" w:eastAsia="맑은 고딕"/>
-          <w:b w:val="0"/>
-          <w:sz w:val="17"/>
-          <w:u w:val="single"/>
-        </w:rPr>
-        <w:t>없는</w:t>
-      </w:r>
-      <w:r>
-        <w:rPr>
-          <w:rFonts w:ascii="맑은 고딕" w:hAnsi="맑은 고딕" w:eastAsia="맑은 고딕"/>
-          <w:b w:val="0"/>
-          <w:sz w:val="17"/>
-          <w:u w:val="none"/>
-        </w:rPr>
-        <w:t xml:space="preserve"> 문장은? [2.9점]</w:t>
-      </w:r>
-    </w:p>
-    <w:p>
-      <w:pPr>
-        <w:spacing w:before="0" w:after="60" w:line="288" w:lineRule="auto"/>
-        <w:ind w:left="40"/>
-        <w:snapToGrid w:val="0"/>
-        <w:pBdr>
-          <w:top w:val="single" w:sz="4" w:space="2" w:color="999999"/>
-          <w:left w:val="single" w:sz="4" w:space="2" w:color="999999"/>
-          <w:bottom w:val="single" w:sz="4" w:space="2" w:color="999999"/>
-          <w:right w:val="single" w:sz="4" w:space="2" w:color="999999"/>
-        </w:pBdr>
-        <w:shd w:val="clear" w:color="auto" w:fill="F6F3EA"/>
-      </w:pPr>
-      <w:r>
-        <w:rPr>
-          <w:rFonts w:ascii="맑은 고딕" w:hAnsi="맑은 고딕" w:eastAsia="맑은 고딕"/>
-          <w:b w:val="0"/>
-          <w:sz w:val="17"/>
-          <w:u w:val="none"/>
-        </w:rPr>
-        <w:t>Being morally good is not simply a matter of getting things right. ① Someone who tries to help others but who ends up making things worse for them, may still be morally good. Being morally good is a matter of doing the right thing ‘because it is the right thing’ but it does not depend on being effective. ② Perhaps someone who tries but fails to relieve pain may still be morally good, although not as good as someone who has tried and succeeded. ③ Nevertheless, being morally good is not simply a matter of trying to do the right thing. ④ A person who always tries to prevent harm but never does, is not generally thought of as morally good. ⑤ Moral rules also differ greatly from one culture to another. Doing the right thing should lead to some results, at least eventually. In short, moral goodness is a mixture of intention and effect. It is a matter of trying to do the right thing but it is also a matter of getting things right to some degree.</w:t>
-      </w:r>
-    </w:p>
-    <w:p>
-      <w:pPr>
-        <w:spacing w:before="0" w:after="20" w:line="276" w:lineRule="auto"/>
-        <w:ind w:left="80"/>
-        <w:snapToGrid w:val="0"/>
-      </w:pPr>
-      <w:r>
-        <w:rPr>
-          <w:rFonts w:ascii="맑은 고딕" w:hAnsi="맑은 고딕" w:eastAsia="맑은 고딕"/>
-          <w:b w:val="0"/>
-          <w:sz w:val="17"/>
-          <w:u w:val="none"/>
-        </w:rPr>
-        <w:t>① ①    ② ②    ③ ③    ④ ④    ⑤ ⑤</w:t>
-      </w:r>
-    </w:p>
-    <w:p>
-      <w:pPr>
-        <w:keepNext/>
-        <w:spacing w:before="80" w:after="40" w:line="276" w:lineRule="auto"/>
-        <w:snapToGrid w:val="0"/>
-        <w:shd w:val="clear" w:color="auto" w:fill="8A3A12"/>
-      </w:pPr>
-      <w:r>
-        <w:rPr>
-          <w:rFonts w:ascii="맑은 고딕" w:hAnsi="맑은 고딕" w:eastAsia="맑은 고딕"/>
-          <w:b/>
-          <w:color w:val="FFFFFF"/>
-          <w:sz w:val="17"/>
-          <w:u w:val="none"/>
-        </w:rPr>
-        <w:t>서답형  39-서1 ~ 39-서2</w:t>
-      </w:r>
-    </w:p>
-    <w:p>
-      <w:pPr>
-        <w:keepNext/>
-        <w:spacing w:before="80" w:after="20" w:line="276" w:lineRule="auto"/>
-        <w:snapToGrid w:val="0"/>
-      </w:pPr>
-      <w:r>
-        <w:rPr>
-          <w:rFonts w:ascii="맑은 고딕" w:hAnsi="맑은 고딕" w:eastAsia="맑은 고딕"/>
-          <w:b/>
-          <w:sz w:val="17"/>
-          <w:u w:val="none"/>
-        </w:rPr>
-        <w:t>39-서1.</w:t>
-      </w:r>
-      <w:r>
-        <w:rPr>
-          <w:rFonts w:ascii="맑은 고딕" w:hAnsi="맑은 고딕" w:eastAsia="맑은 고딕"/>
-          <w:b w:val="0"/>
-          <w:sz w:val="17"/>
-          <w:u w:val="none"/>
-        </w:rPr>
-        <w:t xml:space="preserve"> 다음 글의 내용을 요약하고자 한다. 빈칸 (1)~(3)에 들어갈 말을 본문에서 찾아 </w:t>
-      </w:r>
-      <w:r>
-        <w:rPr>
-          <w:rFonts w:ascii="맑은 고딕" w:hAnsi="맑은 고딕" w:eastAsia="맑은 고딕"/>
-          <w:b w:val="0"/>
-          <w:sz w:val="17"/>
-          <w:u w:val="single"/>
-        </w:rPr>
-        <w:t>반드시 변형하여</w:t>
-      </w:r>
-      <w:r>
-        <w:rPr>
-          <w:rFonts w:ascii="맑은 고딕" w:hAnsi="맑은 고딕" w:eastAsia="맑은 고딕"/>
-          <w:b w:val="0"/>
-          <w:sz w:val="17"/>
-          <w:u w:val="none"/>
-        </w:rPr>
-        <w:t xml:space="preserve"> 쓰시오. (한 칸에 한 단어) [각 1점, 총 3점] [3.0점]</w:t>
-      </w:r>
-    </w:p>
-    <w:p>
-      <w:pPr>
-        <w:spacing w:before="0" w:after="60" w:line="288" w:lineRule="auto"/>
-        <w:ind w:left="40"/>
-        <w:snapToGrid w:val="0"/>
-        <w:pBdr>
-          <w:top w:val="single" w:sz="4" w:space="2" w:color="999999"/>
-          <w:left w:val="single" w:sz="4" w:space="2" w:color="999999"/>
-          <w:bottom w:val="single" w:sz="4" w:space="2" w:color="999999"/>
-          <w:right w:val="single" w:sz="4" w:space="2" w:color="999999"/>
-        </w:pBdr>
-        <w:shd w:val="clear" w:color="auto" w:fill="F6F3EA"/>
-      </w:pPr>
-      <w:r>
-        <w:rPr>
-          <w:rFonts w:ascii="맑은 고딕" w:hAnsi="맑은 고딕" w:eastAsia="맑은 고딕"/>
-          <w:b w:val="0"/>
-          <w:sz w:val="17"/>
-          <w:u w:val="none"/>
-        </w:rPr>
-        <w:t>Being morally good is not simply a matter of getting things right. Someone who tries to help others but who ends up making things worse for them, may still be morally good. Being morally good is a matter of doing the right thing ‘because it is the right thing’ but it does not depend on being effective. Perhaps someone who tries but fails to relieve pain may still be morally good, although not as good as someone who has tried and succeeded. Nevertheless, being morally good is not simply a matter of trying to do the right thing. A person who always tries to prevent harm but never does, is not generally thought of as morally good. Doing the right thing should lead to some results, at least eventually. In short, moral goodness is a mixture of intention and effect. It is a matter of trying to do the right thing but it is also a matter of getting things right to some degree.</w:t>
-      </w:r>
-    </w:p>
-    <w:p>
-      <w:pPr>
-        <w:spacing w:before="0" w:after="60" w:line="288" w:lineRule="auto"/>
-        <w:ind w:left="40"/>
-        <w:snapToGrid w:val="0"/>
-        <w:pBdr>
-          <w:top w:val="single" w:sz="4" w:space="2" w:color="C99B4E"/>
-          <w:left w:val="single" w:sz="4" w:space="2" w:color="C99B4E"/>
-          <w:bottom w:val="single" w:sz="4" w:space="2" w:color="C99B4E"/>
-          <w:right w:val="single" w:sz="4" w:space="2" w:color="C99B4E"/>
-        </w:pBdr>
-        <w:shd w:val="clear" w:color="auto" w:fill="FFF8E1"/>
-      </w:pPr>
-      <w:r>
-        <w:rPr>
-          <w:rFonts w:ascii="맑은 고딕" w:hAnsi="맑은 고딕" w:eastAsia="맑은 고딕"/>
-          <w:b w:val="0"/>
-          <w:sz w:val="17"/>
-          <w:u w:val="none"/>
-        </w:rPr>
-        <w:t>Moral goodness depends not only on what we (1) ________ to do but also on being at least partly (2) ________; a constant (3) ________ to achieve any result is not considered morally good.</w:t>
-      </w:r>
-    </w:p>
-    <w:p>
-      <w:pPr>
-        <w:spacing w:before="0" w:after="0" w:line="288" w:lineRule="auto"/>
-        <w:ind w:left="40"/>
-        <w:snapToGrid w:val="0"/>
-        <w:pBdr>
-          <w:top w:val="single" w:sz="4" w:space="2" w:color="9B6BD0"/>
-          <w:left w:val="single" w:sz="4" w:space="2" w:color="9B6BD0"/>
-          <w:bottom w:val="single" w:sz="4" w:space="2" w:color="9B6BD0"/>
-          <w:right w:val="single" w:sz="4" w:space="2" w:color="9B6BD0"/>
-        </w:pBdr>
-        <w:shd w:val="clear" w:color="auto" w:fill="FAF5FF"/>
-      </w:pPr>
-      <w:r>
-        <w:rPr>
-          <w:rFonts w:ascii="맑은 고딕" w:hAnsi="맑은 고딕" w:eastAsia="맑은 고딕"/>
-          <w:b/>
-          <w:sz w:val="17"/>
-          <w:u w:val="none"/>
-        </w:rPr>
-        <w:t>&lt;조 건&gt;</w:t>
-      </w:r>
-    </w:p>
-    <w:p>
-      <w:pPr>
-        <w:spacing w:before="0" w:after="0" w:line="288" w:lineRule="auto"/>
-        <w:ind w:left="40"/>
-        <w:snapToGrid w:val="0"/>
-        <w:pBdr>
-          <w:top w:val="single" w:sz="4" w:space="2" w:color="9B6BD0"/>
-          <w:left w:val="single" w:sz="4" w:space="2" w:color="9B6BD0"/>
-          <w:bottom w:val="single" w:sz="4" w:space="2" w:color="9B6BD0"/>
-          <w:right w:val="single" w:sz="4" w:space="2" w:color="9B6BD0"/>
-        </w:pBdr>
-        <w:shd w:val="clear" w:color="auto" w:fill="FAF5FF"/>
-      </w:pPr>
-      <w:r>
-        <w:rPr>
-          <w:rFonts w:ascii="맑은 고딕" w:hAnsi="맑은 고딕" w:eastAsia="맑은 고딕"/>
-          <w:b w:val="0"/>
-          <w:sz w:val="17"/>
-          <w:u w:val="none"/>
-        </w:rPr>
-        <w:t>1. 본문의 단어를 반드시 변형(품사·어형)하여 쓸 것 — 본문 형태 그대로 쓰면 0점</w:t>
-      </w:r>
-    </w:p>
-    <w:p>
-      <w:pPr>
-        <w:spacing w:before="0" w:after="60" w:line="288" w:lineRule="auto"/>
-        <w:ind w:left="40"/>
-        <w:snapToGrid w:val="0"/>
-        <w:pBdr>
-          <w:top w:val="single" w:sz="4" w:space="2" w:color="9B6BD0"/>
-          <w:left w:val="single" w:sz="4" w:space="2" w:color="9B6BD0"/>
-          <w:bottom w:val="single" w:sz="4" w:space="2" w:color="9B6BD0"/>
-          <w:right w:val="single" w:sz="4" w:space="2" w:color="9B6BD0"/>
-        </w:pBdr>
-        <w:shd w:val="clear" w:color="auto" w:fill="FAF5FF"/>
-      </w:pPr>
-      <w:r>
-        <w:rPr>
-          <w:rFonts w:ascii="맑은 고딕" w:hAnsi="맑은 고딕" w:eastAsia="맑은 고딕"/>
-          <w:b w:val="0"/>
-          <w:sz w:val="17"/>
-          <w:u w:val="none"/>
-        </w:rPr>
-        <w:t>2. 답안지에 소문항 번호를 정확하게 기입할 것  예) 1-(1) 1-(2) 1-(3)</w:t>
-      </w:r>
-    </w:p>
-    <w:p>
-      <w:pPr>
-        <w:spacing w:before="0" w:after="40" w:line="360" w:lineRule="auto"/>
-        <w:snapToGrid w:val="0"/>
-      </w:pPr>
-      <w:r>
-        <w:rPr>
-          <w:rFonts w:ascii="맑은 고딕" w:hAnsi="맑은 고딕" w:eastAsia="맑은 고딕"/>
-          <w:b w:val="0"/>
-          <w:sz w:val="17"/>
-          <w:u w:val="none"/>
-        </w:rPr>
-        <w:t>(1) ______________   (2) ______________   (3) ______________</w:t>
-      </w:r>
-    </w:p>
-    <w:p>
-      <w:pPr>
-        <w:keepNext/>
-        <w:spacing w:before="80" w:after="20" w:line="276" w:lineRule="auto"/>
-        <w:snapToGrid w:val="0"/>
-      </w:pPr>
-      <w:r>
-        <w:rPr>
-          <w:rFonts w:ascii="맑은 고딕" w:hAnsi="맑은 고딕" w:eastAsia="맑은 고딕"/>
-          <w:b/>
-          <w:sz w:val="17"/>
-          <w:u w:val="none"/>
-        </w:rPr>
-        <w:t>39-서2.</w:t>
-      </w:r>
-      <w:r>
-        <w:rPr>
-          <w:rFonts w:ascii="맑은 고딕" w:hAnsi="맑은 고딕" w:eastAsia="맑은 고딕"/>
-          <w:b w:val="0"/>
-          <w:sz w:val="17"/>
-          <w:u w:val="none"/>
-        </w:rPr>
-        <w:t xml:space="preserve"> 다음 글의 밑줄 친 문장과 같은 뜻이 되도록 &lt;보기&gt;의 표현을 모두 사용하여 &lt;조건&gt;에 맞게 영작하시오. [3점] [3.0점]</w:t>
-      </w:r>
-    </w:p>
-    <w:p>
-      <w:pPr>
-        <w:spacing w:before="0" w:after="60" w:line="288" w:lineRule="auto"/>
-        <w:ind w:left="40"/>
-        <w:snapToGrid w:val="0"/>
-        <w:pBdr>
-          <w:top w:val="single" w:sz="4" w:space="2" w:color="999999"/>
-          <w:left w:val="single" w:sz="4" w:space="2" w:color="999999"/>
-          <w:bottom w:val="single" w:sz="4" w:space="2" w:color="999999"/>
-          <w:right w:val="single" w:sz="4" w:space="2" w:color="999999"/>
-        </w:pBdr>
-        <w:shd w:val="clear" w:color="auto" w:fill="F6F3EA"/>
-      </w:pPr>
-      <w:r>
-        <w:rPr>
-          <w:rFonts w:ascii="맑은 고딕" w:hAnsi="맑은 고딕" w:eastAsia="맑은 고딕"/>
-          <w:b w:val="0"/>
-          <w:sz w:val="17"/>
-          <w:u w:val="none"/>
-        </w:rPr>
-        <w:t xml:space="preserve">Nevertheless, being morally good is not simply a matter of trying to do the right thing. </w:t>
-      </w:r>
-      <w:r>
-        <w:rPr>
-          <w:rFonts w:ascii="맑은 고딕" w:hAnsi="맑은 고딕" w:eastAsia="맑은 고딕"/>
-          <w:b w:val="0"/>
-          <w:sz w:val="17"/>
-          <w:u w:val="single"/>
-        </w:rPr>
-        <w:t>A person who always tries to prevent harm but never does, is not generally thought of as morally good.</w:t>
-      </w:r>
-    </w:p>
-    <w:p>
-      <w:pPr>
-        <w:spacing w:before="0" w:after="60" w:line="288" w:lineRule="auto"/>
-        <w:ind w:left="40"/>
-        <w:snapToGrid w:val="0"/>
-        <w:pBdr>
-          <w:top w:val="single" w:sz="4" w:space="2" w:color="9B6BD0"/>
-          <w:left w:val="single" w:sz="4" w:space="2" w:color="9B6BD0"/>
-          <w:bottom w:val="single" w:sz="4" w:space="2" w:color="9B6BD0"/>
-          <w:right w:val="single" w:sz="4" w:space="2" w:color="9B6BD0"/>
-        </w:pBdr>
-        <w:shd w:val="clear" w:color="auto" w:fill="FAF5FF"/>
-      </w:pPr>
-      <w:r>
-        <w:rPr>
-          <w:rFonts w:ascii="맑은 고딕" w:hAnsi="맑은 고딕" w:eastAsia="맑은 고딕"/>
-          <w:b/>
-          <w:sz w:val="17"/>
-          <w:u w:val="none"/>
-        </w:rPr>
-        <w:t>&lt;보 기&gt;</w:t>
-      </w:r>
-      <w:r>
-        <w:rPr>
-          <w:rFonts w:ascii="맑은 고딕" w:hAnsi="맑은 고딕" w:eastAsia="맑은 고딕"/>
-          <w:b w:val="0"/>
-          <w:sz w:val="17"/>
-          <w:u w:val="none"/>
-        </w:rPr>
-        <w:t xml:space="preserve"> people / do not / generally / think of / a person who always tries to prevent harm but never does / as / morally good</w:t>
-      </w:r>
-    </w:p>
-    <w:p>
-      <w:pPr>
-        <w:spacing w:before="0" w:after="0" w:line="288" w:lineRule="auto"/>
-        <w:ind w:left="40"/>
-        <w:snapToGrid w:val="0"/>
-        <w:pBdr>
-          <w:top w:val="single" w:sz="4" w:space="2" w:color="9B6BD0"/>
-          <w:left w:val="single" w:sz="4" w:space="2" w:color="9B6BD0"/>
-          <w:bottom w:val="single" w:sz="4" w:space="2" w:color="9B6BD0"/>
-          <w:right w:val="single" w:sz="4" w:space="2" w:color="9B6BD0"/>
-        </w:pBdr>
-        <w:shd w:val="clear" w:color="auto" w:fill="FAF5FF"/>
-      </w:pPr>
-      <w:r>
-        <w:rPr>
-          <w:rFonts w:ascii="맑은 고딕" w:hAnsi="맑은 고딕" w:eastAsia="맑은 고딕"/>
-          <w:b/>
-          <w:sz w:val="17"/>
-          <w:u w:val="none"/>
-        </w:rPr>
-        <w:t>&lt;조 건&gt;</w:t>
-      </w:r>
-    </w:p>
-    <w:p>
-      <w:pPr>
-        <w:spacing w:before="0" w:after="0" w:line="288" w:lineRule="auto"/>
-        <w:ind w:left="40"/>
-        <w:snapToGrid w:val="0"/>
-        <w:pBdr>
-          <w:top w:val="single" w:sz="4" w:space="2" w:color="9B6BD0"/>
-          <w:left w:val="single" w:sz="4" w:space="2" w:color="9B6BD0"/>
-          <w:bottom w:val="single" w:sz="4" w:space="2" w:color="9B6BD0"/>
-          <w:right w:val="single" w:sz="4" w:space="2" w:color="9B6BD0"/>
-        </w:pBdr>
-        <w:shd w:val="clear" w:color="auto" w:fill="FAF5FF"/>
-      </w:pPr>
-      <w:r>
-        <w:rPr>
-          <w:rFonts w:ascii="맑은 고딕" w:hAnsi="맑은 고딕" w:eastAsia="맑은 고딕"/>
-          <w:b w:val="0"/>
-          <w:sz w:val="17"/>
-          <w:u w:val="none"/>
-        </w:rPr>
-        <w:t>1. &lt;보기&gt;의 표현을 모두 한 번씩만 사용할 것</w:t>
-      </w:r>
-    </w:p>
-    <w:p>
-      <w:pPr>
-        <w:spacing w:before="0" w:after="0" w:line="288" w:lineRule="auto"/>
-        <w:ind w:left="40"/>
-        <w:snapToGrid w:val="0"/>
-        <w:pBdr>
-          <w:top w:val="single" w:sz="4" w:space="2" w:color="9B6BD0"/>
-          <w:left w:val="single" w:sz="4" w:space="2" w:color="9B6BD0"/>
-          <w:bottom w:val="single" w:sz="4" w:space="2" w:color="9B6BD0"/>
-          <w:right w:val="single" w:sz="4" w:space="2" w:color="9B6BD0"/>
-        </w:pBdr>
-        <w:shd w:val="clear" w:color="auto" w:fill="FAF5FF"/>
-      </w:pPr>
-      <w:r>
-        <w:rPr>
-          <w:rFonts w:ascii="맑은 고딕" w:hAnsi="맑은 고딕" w:eastAsia="맑은 고딕"/>
-          <w:b w:val="0"/>
-          <w:sz w:val="17"/>
-          <w:u w:val="none"/>
-        </w:rPr>
-        <w:t>2. 어형을 바꾸지 말고 다른 단어를 추가하지 말 것</w:t>
-      </w:r>
-    </w:p>
-    <w:p>
-      <w:pPr>
-        <w:spacing w:before="0" w:after="0" w:line="288" w:lineRule="auto"/>
-        <w:ind w:left="40"/>
-        <w:snapToGrid w:val="0"/>
-        <w:pBdr>
-          <w:top w:val="single" w:sz="4" w:space="2" w:color="9B6BD0"/>
-          <w:left w:val="single" w:sz="4" w:space="2" w:color="9B6BD0"/>
-          <w:bottom w:val="single" w:sz="4" w:space="2" w:color="9B6BD0"/>
-          <w:right w:val="single" w:sz="4" w:space="2" w:color="9B6BD0"/>
-        </w:pBdr>
-        <w:shd w:val="clear" w:color="auto" w:fill="FAF5FF"/>
-      </w:pPr>
-      <w:r>
-        <w:rPr>
-          <w:rFonts w:ascii="맑은 고딕" w:hAnsi="맑은 고딕" w:eastAsia="맑은 고딕"/>
-          <w:b w:val="0"/>
-          <w:sz w:val="17"/>
-          <w:u w:val="none"/>
-        </w:rPr>
-        <w:t>3. People을 주어로 하는 능동태 문장으로 쓸 것 (think of A as B)</w:t>
-      </w:r>
-    </w:p>
-    <w:p>
-      <w:pPr>
-        <w:spacing w:before="0" w:after="0" w:line="288" w:lineRule="auto"/>
-        <w:ind w:left="40"/>
-        <w:snapToGrid w:val="0"/>
-        <w:pBdr>
-          <w:top w:val="single" w:sz="4" w:space="2" w:color="9B6BD0"/>
-          <w:left w:val="single" w:sz="4" w:space="2" w:color="9B6BD0"/>
-          <w:bottom w:val="single" w:sz="4" w:space="2" w:color="9B6BD0"/>
-          <w:right w:val="single" w:sz="4" w:space="2" w:color="9B6BD0"/>
-        </w:pBdr>
-        <w:shd w:val="clear" w:color="auto" w:fill="FAF5FF"/>
-      </w:pPr>
-      <w:r>
-        <w:rPr>
-          <w:rFonts w:ascii="맑은 고딕" w:hAnsi="맑은 고딕" w:eastAsia="맑은 고딕"/>
-          <w:b w:val="0"/>
-          <w:sz w:val="17"/>
-          <w:u w:val="none"/>
-        </w:rPr>
-        <w:t>4. 총 20단어로 쓸 것</w:t>
-      </w:r>
-    </w:p>
-    <w:p>
-      <w:pPr>
-        <w:spacing w:before="0" w:after="60" w:line="288" w:lineRule="auto"/>
-        <w:ind w:left="40"/>
-        <w:snapToGrid w:val="0"/>
-        <w:pBdr>
-          <w:top w:val="single" w:sz="4" w:space="2" w:color="9B6BD0"/>
-          <w:left w:val="single" w:sz="4" w:space="2" w:color="9B6BD0"/>
-          <w:bottom w:val="single" w:sz="4" w:space="2" w:color="9B6BD0"/>
-          <w:right w:val="single" w:sz="4" w:space="2" w:color="9B6BD0"/>
-        </w:pBdr>
-        <w:shd w:val="clear" w:color="auto" w:fill="FAF5FF"/>
-      </w:pPr>
-      <w:r>
-        <w:rPr>
-          <w:rFonts w:ascii="맑은 고딕" w:hAnsi="맑은 고딕" w:eastAsia="맑은 고딕"/>
-          <w:b w:val="0"/>
-          <w:sz w:val="17"/>
-          <w:u w:val="none"/>
-        </w:rPr>
-        <w:t>5. 답안지에 소문항 번호를 정확하게 기입할 것</w:t>
-      </w:r>
-    </w:p>
-    <w:p>
-      <w:pPr>
-        <w:spacing w:before="0" w:after="40" w:line="360" w:lineRule="auto"/>
-        <w:snapToGrid w:val="0"/>
-      </w:pPr>
-      <w:r>
-        <w:rPr>
-          <w:rFonts w:ascii="맑은 고딕" w:hAnsi="맑은 고딕" w:eastAsia="맑은 고딕"/>
-          <w:b w:val="0"/>
-          <w:sz w:val="17"/>
-          <w:u w:val="none"/>
-        </w:rPr>
-        <w:t>⇒ People ______________________________________________________________ .</w:t>
-      </w:r>
-    </w:p>
-    <w:p>
-      <w:pPr>
-        <w:keepNext/>
-        <w:spacing w:before="80" w:after="40" w:line="276" w:lineRule="auto"/>
-        <w:snapToGrid w:val="0"/>
-        <w:shd w:val="clear" w:color="auto" w:fill="6B21A8"/>
-      </w:pPr>
-      <w:r>
-        <w:rPr>
-          <w:rFonts w:ascii="맑은 고딕" w:hAnsi="맑은 고딕" w:eastAsia="맑은 고딕"/>
-          <w:b/>
-          <w:color w:val="FFFFFF"/>
-          <w:sz w:val="17"/>
-          <w:u w:val="none"/>
-        </w:rPr>
-        <w:t>[지문 구조]  ※ 앞 문항을 모두 푼 뒤에 풀 것</w:t>
-      </w:r>
-    </w:p>
-    <w:p>
-      <w:pPr>
-        <w:keepNext/>
-        <w:spacing w:before="80" w:after="20" w:line="276" w:lineRule="auto"/>
-        <w:snapToGrid w:val="0"/>
-      </w:pPr>
-      <w:r>
-        <w:rPr>
-          <w:rFonts w:ascii="맑은 고딕" w:hAnsi="맑은 고딕" w:eastAsia="맑은 고딕"/>
-          <w:b/>
-          <w:sz w:val="17"/>
-          <w:u w:val="none"/>
-        </w:rPr>
-        <w:t>39-8.</w:t>
-      </w:r>
-      <w:r>
-        <w:rPr>
-          <w:rFonts w:ascii="맑은 고딕" w:hAnsi="맑은 고딕" w:eastAsia="맑은 고딕"/>
-          <w:b w:val="0"/>
-          <w:sz w:val="17"/>
-          <w:u w:val="none"/>
-        </w:rPr>
-        <w:t xml:space="preserve"> 글의 흐름으로 보아, 주어진 문장이 들어가기에 가장 적절한 곳은? [3.1점]</w:t>
-      </w:r>
-    </w:p>
-    <w:p>
-      <w:pPr>
-        <w:spacing w:before="0" w:after="60" w:line="288" w:lineRule="auto"/>
-        <w:ind w:left="40"/>
-        <w:snapToGrid w:val="0"/>
-        <w:pBdr>
-          <w:top w:val="single" w:sz="4" w:space="2" w:color="C99B4E"/>
-          <w:left w:val="single" w:sz="4" w:space="2" w:color="C99B4E"/>
-          <w:bottom w:val="single" w:sz="4" w:space="2" w:color="C99B4E"/>
-          <w:right w:val="single" w:sz="4" w:space="2" w:color="C99B4E"/>
-        </w:pBdr>
-        <w:shd w:val="clear" w:color="auto" w:fill="FFF8E1"/>
-      </w:pPr>
-      <w:r>
-        <w:rPr>
-          <w:rFonts w:ascii="맑은 고딕" w:hAnsi="맑은 고딕" w:eastAsia="맑은 고딕"/>
-          <w:b w:val="0"/>
-          <w:sz w:val="17"/>
-          <w:u w:val="none"/>
-        </w:rPr>
-        <w:t>Nevertheless, being morally good is not simply a matter of trying to do the right thing.</w:t>
-      </w:r>
-    </w:p>
-    <w:p>
-      <w:pPr>
-        <w:spacing w:before="0" w:after="60" w:line="288" w:lineRule="auto"/>
-        <w:ind w:left="40"/>
-        <w:snapToGrid w:val="0"/>
-        <w:pBdr>
-          <w:top w:val="single" w:sz="4" w:space="2" w:color="999999"/>
-          <w:left w:val="single" w:sz="4" w:space="2" w:color="999999"/>
-          <w:bottom w:val="single" w:sz="4" w:space="2" w:color="999999"/>
-          <w:right w:val="single" w:sz="4" w:space="2" w:color="999999"/>
-        </w:pBdr>
-        <w:shd w:val="clear" w:color="auto" w:fill="F6F3EA"/>
-      </w:pPr>
-      <w:r>
-        <w:rPr>
-          <w:rFonts w:ascii="맑은 고딕" w:hAnsi="맑은 고딕" w:eastAsia="맑은 고딕"/>
-          <w:b w:val="0"/>
-          <w:sz w:val="17"/>
-          <w:u w:val="none"/>
-        </w:rPr>
-        <w:t>Being morally good is not simply a matter of getting things right. Someone who tries to help others but who ends up making things worse for them, may still be morally good. ( ① ) Being morally good is a matter of doing the right thing ‘because it is the right thing’ but it does not depend on being effective. ( ② ) Perhaps someone who tries but fails to relieve pain may still be morally good, although not as good as someone who has tried and succeeded. ( ③ ) A person who always tries to prevent harm but never does, is not generally thought of as morally good. ( ④ ) Doing the right thing should lead to some results, at least eventually. ( ⑤ ) In short, moral goodness is a mixture of intention and effect. It is a matter of trying to do the right thing but it is also a matter of getting things right to some degree.</w:t>
-      </w:r>
-    </w:p>
-    <w:p>
-      <w:pPr>
-        <w:spacing w:before="0" w:after="20" w:line="276" w:lineRule="auto"/>
-        <w:ind w:left="80"/>
-        <w:snapToGrid w:val="0"/>
-      </w:pPr>
-      <w:r>
-        <w:rPr>
-          <w:rFonts w:ascii="맑은 고딕" w:hAnsi="맑은 고딕" w:eastAsia="맑은 고딕"/>
-          <w:b w:val="0"/>
-          <w:sz w:val="17"/>
-          <w:u w:val="none"/>
-        </w:rPr>
-        <w:t>① ①    ② ②    ③ ③    ④ ④    ⑤ ⑤</w:t>
+        <w:t>⑤ (C) - (A) - (B)</w:t>
       </w:r>
     </w:p>
     <w:p>
@@ -3182,7 +3323,7 @@
           <w:sz w:val="15"/>
           <w:u w:val="none"/>
         </w:rPr>
-        <w:t xml:space="preserve"> ★is (동명사 주어 Being morally good 단수)</w:t>
+        <w:t xml:space="preserve"> ★Being (동명사 주어 ‘선하다는 것’ — 동사원형은 주어가 될 수 없음)</w:t>
       </w:r>
     </w:p>
     <w:p>
@@ -3207,7 +3348,7 @@
           <w:sz w:val="15"/>
           <w:u w:val="none"/>
         </w:rPr>
-        <w:t xml:space="preserve"> ★tries (선행사 Someone 단수)</w:t>
+        <w:t xml:space="preserve"> ★simply (not simply a matter ‘단순히 ~의 문제가 아닌’ — 부사)</w:t>
       </w:r>
     </w:p>
     <w:p>
@@ -3232,7 +3373,7 @@
           <w:sz w:val="15"/>
           <w:u w:val="none"/>
         </w:rPr>
-        <w:t xml:space="preserve"> ★making (end up + -ing)</w:t>
+        <w:t xml:space="preserve"> getting (전치사 of + 동명사)</w:t>
       </w:r>
     </w:p>
     <w:p>
@@ -3257,7 +3398,7 @@
           <w:sz w:val="15"/>
           <w:u w:val="none"/>
         </w:rPr>
-        <w:t xml:space="preserve"> worse (더 나쁘게 ↔ better — but과 호응)</w:t>
+        <w:t xml:space="preserve"> ★who (선행사 Someone 사람)</w:t>
       </w:r>
     </w:p>
     <w:p>
@@ -3282,7 +3423,7 @@
           <w:sz w:val="15"/>
           <w:u w:val="none"/>
         </w:rPr>
-        <w:t xml:space="preserve"> morally (형용사 good 수식 → 부사)</w:t>
+        <w:t xml:space="preserve"> ★making (end up + 동명사 ‘결국 ~하게 되다’)</w:t>
       </w:r>
     </w:p>
     <w:p>
@@ -3307,7 +3448,7 @@
           <w:sz w:val="15"/>
           <w:u w:val="none"/>
         </w:rPr>
-        <w:t xml:space="preserve"> ★does (주어 it 단수)</w:t>
+        <w:t xml:space="preserve"> worse (도우려 하지만 상황을 ‘더 나쁘게’ — but의 역접; better는 반대)</w:t>
       </w:r>
     </w:p>
     <w:p>
@@ -3332,7 +3473,7 @@
           <w:sz w:val="15"/>
           <w:u w:val="none"/>
         </w:rPr>
-        <w:t xml:space="preserve"> effective (효과적인 — 효과와 무관하다는 주장)</w:t>
+        <w:t xml:space="preserve"> ★depend (does not + 동사원형)</w:t>
       </w:r>
     </w:p>
     <w:p>
@@ -3357,7 +3498,7 @@
           <w:sz w:val="15"/>
           <w:u w:val="none"/>
         </w:rPr>
-        <w:t xml:space="preserve"> ★to relieve (fail + to-v)</w:t>
+        <w:t xml:space="preserve"> effective</w:t>
       </w:r>
     </w:p>
     <w:p>
@@ -3382,7 +3523,7 @@
           <w:sz w:val="15"/>
           <w:u w:val="none"/>
         </w:rPr>
-        <w:t xml:space="preserve"> good (as good as — 시도해 성공한 사람만큼 선하지는 않다)</w:t>
+        <w:t xml:space="preserve"> fails (주어 someone 단수 — tries와 병렬)</w:t>
       </w:r>
     </w:p>
     <w:p>
@@ -3407,7 +3548,7 @@
           <w:sz w:val="15"/>
           <w:u w:val="none"/>
         </w:rPr>
-        <w:t xml:space="preserve"> ★has tried (succeeded와 병렬 현재완료 — 경험의 결과)</w:t>
+        <w:t xml:space="preserve"> relieve</w:t>
       </w:r>
     </w:p>
     <w:p>
@@ -3432,7 +3573,7 @@
           <w:sz w:val="15"/>
           <w:u w:val="none"/>
         </w:rPr>
-        <w:t xml:space="preserve"> succeeded (has tried and succeeded — p.p.)</w:t>
+        <w:t xml:space="preserve"> ★has tried (지금까지 ‘애써서 성공한’ 경험 → 현재완료; 과거완료는 기준 과거 시점이 없음)</w:t>
       </w:r>
     </w:p>
     <w:p>
@@ -3457,7 +3598,7 @@
           <w:sz w:val="15"/>
           <w:u w:val="none"/>
         </w:rPr>
-        <w:t xml:space="preserve"> ★trying (전치사 of + 동명사)</w:t>
+        <w:t xml:space="preserve"> Nevertheless (그럼에도 — 앞 ‘효과와 무관’ ↔ 뒤 ‘노력만으로도 안 됨’의 반전; Therefore는 반대)</w:t>
       </w:r>
     </w:p>
     <w:p>
@@ -3482,7 +3623,7 @@
           <w:sz w:val="15"/>
           <w:u w:val="none"/>
         </w:rPr>
-        <w:t xml:space="preserve"> harm</w:t>
+        <w:t xml:space="preserve"> trying (전치사 of + 동명사)</w:t>
       </w:r>
     </w:p>
     <w:p>
@@ -3507,7 +3648,7 @@
           <w:sz w:val="15"/>
           <w:u w:val="none"/>
         </w:rPr>
-        <w:t xml:space="preserve"> ★does (주어 A person 단수 — never does = never prevents harm)</w:t>
+        <w:t xml:space="preserve"> prevent</w:t>
       </w:r>
     </w:p>
     <w:p>
@@ -3532,7 +3673,7 @@
           <w:sz w:val="15"/>
           <w:u w:val="none"/>
         </w:rPr>
-        <w:t xml:space="preserve"> ★thought (be thought of as ~로 여겨지다 — 수동)</w:t>
+        <w:t xml:space="preserve"> ★does (대동사 — 주어 A person 단수; = prevents harm)</w:t>
       </w:r>
     </w:p>
     <w:p>
@@ -3557,7 +3698,7 @@
           <w:sz w:val="15"/>
           <w:u w:val="none"/>
         </w:rPr>
-        <w:t xml:space="preserve"> results</w:t>
+        <w:t xml:space="preserve"> ★thought (be thought of as ‘~로 여겨지다’ 수동)</w:t>
       </w:r>
     </w:p>
     <w:p>
@@ -3582,7 +3723,7 @@
           <w:sz w:val="15"/>
           <w:u w:val="none"/>
         </w:rPr>
-        <w:t xml:space="preserve"> eventually (문장 끝 부사 — at least eventually)</w:t>
+        <w:t xml:space="preserve"> ★lead (조동사 should + 동사원형)</w:t>
       </w:r>
     </w:p>
     <w:p>
@@ -3607,7 +3748,7 @@
           <w:sz w:val="15"/>
           <w:u w:val="none"/>
         </w:rPr>
-        <w:t xml:space="preserve"> mixture</w:t>
+        <w:t xml:space="preserve"> eventually (적어도 ‘결국에는’ 결과가 따라야 함; immediately는 반대)</w:t>
       </w:r>
     </w:p>
     <w:p>
@@ -3632,7 +3773,7 @@
           <w:sz w:val="15"/>
           <w:u w:val="none"/>
         </w:rPr>
-        <w:t xml:space="preserve"> intention</w:t>
+        <w:t xml:space="preserve"> mixture</w:t>
       </w:r>
     </w:p>
     <w:p>
@@ -3657,7 +3798,7 @@
           <w:sz w:val="15"/>
           <w:u w:val="none"/>
         </w:rPr>
-        <w:t xml:space="preserve"> getting (전치사 of + 동명사)</w:t>
+        <w:t xml:space="preserve"> intention (전치사 of + 명사, effect와 병렬)</w:t>
       </w:r>
     </w:p>
     <w:p>
@@ -3707,7 +3848,7 @@
           <w:sz w:val="15"/>
           <w:u w:val="none"/>
         </w:rPr>
-        <w:t xml:space="preserve"> ○ (morally good = good in a moral sense)</w:t>
+        <w:t xml:space="preserve"> ○ (관계절 who tries = 현재분사 trying 축약)</w:t>
       </w:r>
     </w:p>
     <w:p>
@@ -3732,7 +3873,7 @@
           <w:sz w:val="15"/>
           <w:u w:val="none"/>
         </w:rPr>
-        <w:t xml:space="preserve"> ★✕ — 바른 형태: although (뒤에 (he is) not as good … 절 축약 — despite는 전치사)</w:t>
+        <w:t xml:space="preserve"> ○ (not as good as = less good than)</w:t>
       </w:r>
     </w:p>
     <w:p>
@@ -3757,7 +3898,7 @@
           <w:sz w:val="15"/>
           <w:u w:val="none"/>
         </w:rPr>
-        <w:t xml:space="preserve"> ○ (intention = trying, effect = getting things right)</w:t>
+        <w:t xml:space="preserve"> ★✕ — 바른 형태: but never does (주어 A person 단수 → 대동사 does)</w:t>
       </w:r>
     </w:p>
     <w:p>
@@ -3782,7 +3923,7 @@
           <w:sz w:val="15"/>
           <w:u w:val="none"/>
         </w:rPr>
-        <w:t xml:space="preserve"> Being morally good is not simply a matter of getting things right. (보충 of / 제외 simple / be→Being)</w:t>
+        <w:t xml:space="preserve"> Being morally good is not simply a matter of getting things right. (보충 of / 제외 doing / be→is, get→getting)</w:t>
       </w:r>
     </w:p>
     <w:p>
@@ -3807,7 +3948,7 @@
           <w:sz w:val="15"/>
           <w:u w:val="none"/>
         </w:rPr>
-        <w:t xml:space="preserve"> Doing the right thing should lead to some results, at least eventually. (보충 least / 제외 eventual / do→Doing)</w:t>
+        <w:t xml:space="preserve"> A person who always tries to prevent harm but never does, is not generally thought of as morally good. (보충 as / 제외 which / try→tries, be→is, think→thought)</w:t>
       </w:r>
     </w:p>
     <w:p>
@@ -3832,7 +3973,7 @@
           <w:sz w:val="15"/>
           <w:u w:val="none"/>
         </w:rPr>
-        <w:t xml:space="preserve"> It is also a matter of getting things right to some degree. (get→getting)</w:t>
+        <w:t xml:space="preserve"> It is a matter of trying to do the right thing but it is also a matter of getting things right to some degree. (try→trying)</w:t>
       </w:r>
     </w:p>
     <w:p>
@@ -3882,7 +4023,7 @@
           <w:sz w:val="15"/>
           <w:u w:val="none"/>
         </w:rPr>
-        <w:t xml:space="preserve"> being morally good</w:t>
+        <w:t xml:space="preserve"> the right thing</w:t>
       </w:r>
     </w:p>
     <w:p>
@@ -3907,7 +4048,7 @@
           <w:sz w:val="15"/>
           <w:u w:val="none"/>
         </w:rPr>
-        <w:t xml:space="preserve"> prevent harm</w:t>
+        <w:t xml:space="preserve"> prevents harm</w:t>
       </w:r>
     </w:p>
     <w:p>
@@ -3932,7 +4073,7 @@
           <w:sz w:val="15"/>
           <w:u w:val="none"/>
         </w:rPr>
-        <w:t xml:space="preserve"> trying to do the right thing / getting things right</w:t>
+        <w:t xml:space="preserve"> moral goodness</w:t>
       </w:r>
     </w:p>
     <w:p>
@@ -3957,7 +4098,7 @@
           <w:sz w:val="15"/>
           <w:u w:val="none"/>
         </w:rPr>
-        <w:t xml:space="preserve"> ★cares (선행사 A doctor 단수)</w:t>
+        <w:t xml:space="preserve"> ★is (주어 A teacher 단수 — who … them은 삽입된 관계절)</w:t>
       </w:r>
     </w:p>
     <w:p>
@@ -3982,7 +4123,7 @@
           <w:sz w:val="15"/>
           <w:u w:val="none"/>
         </w:rPr>
-        <w:t xml:space="preserve"> ★whose (선행사 a doctor + treatments — 소유격 관계대명사)</w:t>
+        <w:t xml:space="preserve"> ★deserves (주어 a teacher의 본동사 — 분사면 절에 동사가 없음)</w:t>
       </w:r>
     </w:p>
     <w:p>
@@ -4007,7 +4148,7 @@
           <w:sz w:val="15"/>
           <w:u w:val="none"/>
         </w:rPr>
-        <w:t xml:space="preserve"> ★needs (주어 Good medicine 단수)</w:t>
+        <w:t xml:space="preserve"> ★that (requires의 목적어 절을 이끄는 접속사 — what은 뒤 절이 불완전해야 함)</w:t>
       </w:r>
     </w:p>
     <w:p>
@@ -4032,7 +4173,7 @@
           <w:sz w:val="15"/>
           <w:u w:val="none"/>
         </w:rPr>
-        <w:t xml:space="preserve"> intentions</w:t>
+        <w:t xml:space="preserve"> intention</w:t>
       </w:r>
     </w:p>
     <w:p>
@@ -4073,7 +4214,7 @@
           <w:sz w:val="15"/>
           <w:u w:val="none"/>
         </w:rPr>
-        <w:t xml:space="preserve"> 정답 ① — (a) ○ (b) ✕ (c) ○ (d) ✕ (e) ✕</w:t>
+        <w:t xml:space="preserve"> 정답 ⑤ — (A) ○ (B) ✕ (C) ✕ (D) ○</w:t>
       </w:r>
     </w:p>
     <w:p>
@@ -4098,7 +4239,7 @@
           <w:sz w:val="15"/>
           <w:u w:val="none"/>
         </w:rPr>
-        <w:t xml:space="preserve"> 정답 ⑤ — ⓐ to make → making / ⓓ better → good / ⓕ leads → lead</w:t>
+        <w:t xml:space="preserve"> 정답 ④</w:t>
       </w:r>
     </w:p>
     <w:p>
@@ -4123,7 +4264,7 @@
           <w:sz w:val="15"/>
           <w:u w:val="none"/>
         </w:rPr>
-        <w:t xml:space="preserve"> 정답 ② — worse · prevent · Doing</w:t>
+        <w:t xml:space="preserve"> 정답 ①</w:t>
       </w:r>
     </w:p>
     <w:p>
@@ -4148,7 +4289,7 @@
           <w:sz w:val="15"/>
           <w:u w:val="none"/>
         </w:rPr>
-        <w:t xml:space="preserve"> 정답 ③</w:t>
+        <w:t xml:space="preserve"> 정답 ② — ⓑ to make → making / ⓔ thinking → thought / ⓕ should leads → should lead</w:t>
       </w:r>
     </w:p>
     <w:p>
@@ -4173,7 +4314,7 @@
           <w:sz w:val="15"/>
           <w:u w:val="none"/>
         </w:rPr>
-        <w:t xml:space="preserve"> 정답 ④</w:t>
+        <w:t xml:space="preserve"> 정답 ①</w:t>
       </w:r>
     </w:p>
     <w:p>
@@ -4198,7 +4339,7 @@
           <w:sz w:val="15"/>
           <w:u w:val="none"/>
         </w:rPr>
-        <w:t xml:space="preserve"> 정답 ②</w:t>
+        <w:t xml:space="preserve"> 정답 ⑤</w:t>
       </w:r>
     </w:p>
     <w:p>
@@ -4223,7 +4364,7 @@
           <w:sz w:val="15"/>
           <w:u w:val="none"/>
         </w:rPr>
-        <w:t xml:space="preserve"> 정답 ⑤</w:t>
+        <w:t xml:space="preserve"> 정답 ③ — failed → succeeded</w:t>
       </w:r>
     </w:p>
     <w:p>
@@ -4248,7 +4389,7 @@
           <w:sz w:val="15"/>
           <w:u w:val="none"/>
         </w:rPr>
-        <w:t xml:space="preserve"> (1) intend  (2) successful  (3) failure</w:t>
+        <w:t xml:space="preserve"> People do not generally think of a person who always tries to prevent harm but never does as morally good.</w:t>
       </w:r>
     </w:p>
     <w:p>
@@ -4273,7 +4414,7 @@
           <w:sz w:val="15"/>
           <w:u w:val="none"/>
         </w:rPr>
-        <w:t xml:space="preserve"> People do not generally think of a person who always tries to prevent harm but never does as morally good.</w:t>
+        <w:t xml:space="preserve"> (1) intends  (2) depend  (3) succeed  (4) combines</w:t>
       </w:r>
     </w:p>
     <w:p>
@@ -4348,7 +4489,7 @@
           <w:sz w:val="14"/>
           <w:u w:val="none"/>
         </w:rPr>
-        <w:t>(e) [비교 반전]</w:t>
+        <w:t>(B) [근거 뒤집기]</w:t>
       </w:r>
       <w:r>
         <w:rPr>
@@ -4357,7 +4498,7 @@
           <w:sz w:val="14"/>
           <w:u w:val="none"/>
         </w:rPr>
-        <w:t xml:space="preserve"> not as good as를 just as good as로 바꿨다 — may still be morally good만 보면 옳아 보인다. </w:t>
+        <w:t xml:space="preserve"> 동사 hinge 근처라 부사로 보이지만 on being ___의 보어. </w:t>
       </w:r>
       <w:r>
         <w:rPr>
@@ -4366,7 +4507,7 @@
           <w:sz w:val="14"/>
           <w:u w:val="none"/>
         </w:rPr>
-        <w:t>(b)</w:t>
+        <w:t>(D) [decoy]</w:t>
       </w:r>
       <w:r>
         <w:rPr>
@@ -4375,7 +4516,25 @@
           <w:sz w:val="14"/>
           <w:u w:val="none"/>
         </w:rPr>
-        <w:t xml:space="preserve"> 앞뒤 내용이 균형을 바꾸는 전환점이라 인과 Therefore 불가.</w:t>
+        <w:t xml:space="preserve"> Neither … nor를 단수로 보면 makes가 맞다고 착각 → ①·②·④. </w:t>
+      </w:r>
+      <w:r>
+        <w:rPr>
+          <w:rFonts w:ascii="맑은 고딕" w:hAnsi="맑은 고딕" w:eastAsia="맑은 고딕"/>
+          <w:b/>
+          <w:sz w:val="14"/>
+          <w:u w:val="none"/>
+        </w:rPr>
+        <w:t>(C) [환언 역전]</w:t>
+      </w:r>
+      <w:r>
+        <w:rPr>
+          <w:rFonts w:ascii="맑은 고딕" w:hAnsi="맑은 고딕" w:eastAsia="맑은 고딕"/>
+          <w:b w:val="0"/>
+          <w:sz w:val="14"/>
+          <w:u w:val="none"/>
+        </w:rPr>
+        <w:t xml:space="preserve"> cannot·alone을 놓치면 참처럼 읽힌다.</w:t>
       </w:r>
     </w:p>
     <w:p>
@@ -4409,7 +4568,7 @@
           <w:sz w:val="14"/>
           <w:u w:val="none"/>
         </w:rPr>
-        <w:t>ⓓ [비교급 함정]</w:t>
+        <w:t>② [한 축 함정]</w:t>
       </w:r>
       <w:r>
         <w:rPr>
@@ -4418,7 +4577,7 @@
           <w:sz w:val="14"/>
           <w:u w:val="none"/>
         </w:rPr>
-        <w:t xml:space="preserve"> 뒤의 succeeded 쪽이 ‘더 낫다’는 뜻이라 better가 맞아 보이지만 as ~ as 사이는 원급. </w:t>
+        <w:t xml:space="preserve"> 본문 앞부분(효과에 달려 있지 않다)만 읽으면 끌리지만 Nevertheless 이후를 지웠다. </w:t>
       </w:r>
       <w:r>
         <w:rPr>
@@ -4427,7 +4586,7 @@
           <w:sz w:val="14"/>
           <w:u w:val="none"/>
         </w:rPr>
-        <w:t>ⓔ</w:t>
+        <w:t>③ [절대화]</w:t>
       </w:r>
       <w:r>
         <w:rPr>
@@ -4436,7 +4595,25 @@
           <w:sz w:val="14"/>
           <w:u w:val="none"/>
         </w:rPr>
-        <w:t xml:space="preserve"> 전치사 of가 남는 수동 — 옳으므로 고르면 ②·③.</w:t>
+        <w:t xml:space="preserve"> to some degree를 always success로 바꿨다. </w:t>
+      </w:r>
+      <w:r>
+        <w:rPr>
+          <w:rFonts w:ascii="맑은 고딕" w:hAnsi="맑은 고딕" w:eastAsia="맑은 고딕"/>
+          <w:b/>
+          <w:sz w:val="14"/>
+          <w:u w:val="none"/>
+        </w:rPr>
+        <w:t>①</w:t>
+      </w:r>
+      <w:r>
+        <w:rPr>
+          <w:rFonts w:ascii="맑은 고딕" w:hAnsi="맑은 고딕" w:eastAsia="맑은 고딕"/>
+          <w:b w:val="0"/>
+          <w:sz w:val="14"/>
+          <w:u w:val="none"/>
+        </w:rPr>
+        <w:t xml:space="preserve"> 결과를 ‘조건’으로 삼는 것은 ‘옳기 때문에’ 하는 것과 어긋난다.</w:t>
       </w:r>
     </w:p>
     <w:p>
@@ -4470,7 +4647,7 @@
           <w:sz w:val="14"/>
           <w:u w:val="none"/>
         </w:rPr>
-        <w:t>④ [한 끗]</w:t>
+        <w:t>⑤ [한 끗]</w:t>
       </w:r>
       <w:r>
         <w:rPr>
@@ -4479,7 +4656,7 @@
           <w:sz w:val="14"/>
           <w:u w:val="none"/>
         </w:rPr>
-        <w:t xml:space="preserve"> (A)(B)는 맞고 (C)만 Do — 동사원형은 주어가 될 수 없다(명령문이 되려면 should 불가). </w:t>
+        <w:t xml:space="preserve"> (A)는 맞지만 (B)가 뒤 문장(결과 없는 사람은 선하다고 여겨지지 않음)과 정면충돌. </w:t>
       </w:r>
       <w:r>
         <w:rPr>
@@ -4488,7 +4665,7 @@
           <w:sz w:val="14"/>
           <w:u w:val="none"/>
         </w:rPr>
-        <w:t>(B) cause</w:t>
+        <w:t>③ [방향 역전]</w:t>
       </w:r>
       <w:r>
         <w:rPr>
@@ -4497,7 +4674,25 @@
           <w:sz w:val="14"/>
           <w:u w:val="none"/>
         </w:rPr>
-        <w:t xml:space="preserve"> 늘 해악을 ‘일으키려’ 하는 사람은 의도 자체가 나빠 논지와 어긋난다.</w:t>
+        <w:t xml:space="preserve"> (A)가 첫 문장과 반대. </w:t>
+      </w:r>
+      <w:r>
+        <w:rPr>
+          <w:rFonts w:ascii="맑은 고딕" w:hAnsi="맑은 고딕" w:eastAsia="맑은 고딕"/>
+          <w:b/>
+          <w:sz w:val="14"/>
+          <w:u w:val="none"/>
+        </w:rPr>
+        <w:t>②</w:t>
+      </w:r>
+      <w:r>
+        <w:rPr>
+          <w:rFonts w:ascii="맑은 고딕" w:hAnsi="맑은 고딕" w:eastAsia="맑은 고딕"/>
+          <w:b w:val="0"/>
+          <w:sz w:val="14"/>
+          <w:u w:val="none"/>
+        </w:rPr>
+        <w:t xml:space="preserve"> (B) 자리에서 ‘실패를 존경’은 Even so의 반전 방향과 어긋난다.</w:t>
       </w:r>
     </w:p>
     <w:p>
@@ -4531,7 +4726,7 @@
           <w:sz w:val="14"/>
           <w:u w:val="none"/>
         </w:rPr>
-        <w:t>③ [비교 반전]</w:t>
+        <w:t>ⓓ [decoy]</w:t>
       </w:r>
       <w:r>
         <w:rPr>
@@ -4540,7 +4735,7 @@
           <w:sz w:val="14"/>
           <w:u w:val="none"/>
         </w:rPr>
-        <w:t xml:space="preserve"> may still be morally good까지만 읽고 판단하면 놓친다. </w:t>
+        <w:t xml:space="preserve"> never 뒤에 does만 있어 틀려 보이지만 앞 동사구를 대신하는 대동사 — ③·⑤는 이것에 걸린 선지. </w:t>
       </w:r>
       <w:r>
         <w:rPr>
@@ -4549,7 +4744,7 @@
           <w:sz w:val="14"/>
           <w:u w:val="none"/>
         </w:rPr>
-        <w:t>②</w:t>
+        <w:t>ⓔ [능동 함정]</w:t>
       </w:r>
       <w:r>
         <w:rPr>
@@ -4558,7 +4753,25 @@
           <w:sz w:val="14"/>
           <w:u w:val="none"/>
         </w:rPr>
-        <w:t xml:space="preserve"> 언뜻 결론(의도+결과)과 충돌해 보이지만 본문 그대로의 진술 — 참.</w:t>
+        <w:t xml:space="preserve"> ‘사람들이 생각한다’로 읽으면 thinking이 맞아 보이지만 주어가 ‘여겨지는’ 사람. </w:t>
+      </w:r>
+      <w:r>
+        <w:rPr>
+          <w:rFonts w:ascii="맑은 고딕" w:hAnsi="맑은 고딕" w:eastAsia="맑은 고딕"/>
+          <w:b/>
+          <w:sz w:val="14"/>
+          <w:u w:val="none"/>
+        </w:rPr>
+        <w:t>ⓐ [decoy]</w:t>
+      </w:r>
+      <w:r>
+        <w:rPr>
+          <w:rFonts w:ascii="맑은 고딕" w:hAnsi="맑은 고딕" w:eastAsia="맑은 고딕"/>
+          <w:b w:val="0"/>
+          <w:sz w:val="14"/>
+          <w:u w:val="none"/>
+        </w:rPr>
+        <w:t xml:space="preserve"> 동명사 주어를 낯설게 느끼면 ①·⑤.</w:t>
       </w:r>
     </w:p>
     <w:p>
@@ -4592,7 +4805,7 @@
           <w:sz w:val="14"/>
           <w:u w:val="none"/>
         </w:rPr>
-        <w:t>② [과잉 일반화]</w:t>
+        <w:t>① [부정어 삭제]</w:t>
       </w:r>
       <w:r>
         <w:rPr>
@@ -4601,7 +4814,7 @@
           <w:sz w:val="14"/>
           <w:u w:val="none"/>
         </w:rPr>
-        <w:t xml:space="preserve"> 두 글 모두 ‘한 번’ 실패한 사람은 여전히 선할 수 있다고 한다 — 문제는 ‘결코’ 성공하지 못하는 경우. </w:t>
+        <w:t xml:space="preserve"> 앞부분(실패해도 선할 수 있다)과 섞어 읽으면 참처럼 보인다 — 본문은 ‘한 번의 실패’와 ‘결코 성공하지 못함’을 구분한다. </w:t>
       </w:r>
       <w:r>
         <w:rPr>
@@ -4610,7 +4823,7 @@
           <w:sz w:val="14"/>
           <w:u w:val="none"/>
         </w:rPr>
-        <w:t>①·③ [반쪽 함정]</w:t>
+        <w:t>④ [한 끗 정답지]</w:t>
       </w:r>
       <w:r>
         <w:rPr>
@@ -4619,7 +4832,7 @@
           <w:sz w:val="14"/>
           <w:u w:val="none"/>
         </w:rPr>
-        <w:t xml:space="preserve"> 한쪽 요소만 남긴 선지.</w:t>
+        <w:t xml:space="preserve"> if not quite as good as의 환언 — 참.</w:t>
       </w:r>
     </w:p>
     <w:p>
@@ -4653,7 +4866,7 @@
           <w:sz w:val="14"/>
           <w:u w:val="none"/>
         </w:rPr>
-        <w:t>⑤ [반쪽 함정]</w:t>
+        <w:t>② [한 축 함정]</w:t>
       </w:r>
       <w:r>
         <w:rPr>
@@ -4662,7 +4875,7 @@
           <w:sz w:val="14"/>
           <w:u w:val="none"/>
         </w:rPr>
-        <w:t xml:space="preserve"> effort는 trying(의도)과 겹치지만 sacrifice는 결과가 아니다. </w:t>
+        <w:t xml:space="preserve"> 글의 앞 절반만 요약한 것. </w:t>
       </w:r>
       <w:r>
         <w:rPr>
@@ -4671,7 +4884,7 @@
           <w:sz w:val="14"/>
           <w:u w:val="none"/>
         </w:rPr>
-        <w:t>④</w:t>
+        <w:t>① [한 축 함정]</w:t>
       </w:r>
       <w:r>
         <w:rPr>
@@ -4680,7 +4893,25 @@
           <w:sz w:val="14"/>
           <w:u w:val="none"/>
         </w:rPr>
-        <w:t xml:space="preserve"> success는 결과 쪽만 담았다. 빈칸 뒤 trying … but also getting things right가 두 축을 그대로 풀어 준다.</w:t>
+        <w:t xml:space="preserve"> 글의 뒤 절반만 요약한 것 — 둘 다 In short 문장을 놓쳤다. </w:t>
+      </w:r>
+      <w:r>
+        <w:rPr>
+          <w:rFonts w:ascii="맑은 고딕" w:hAnsi="맑은 고딕" w:eastAsia="맑은 고딕"/>
+          <w:b/>
+          <w:sz w:val="14"/>
+          <w:u w:val="none"/>
+        </w:rPr>
+        <w:t>③ [절대화]</w:t>
+      </w:r>
+      <w:r>
+        <w:rPr>
+          <w:rFonts w:ascii="맑은 고딕" w:hAnsi="맑은 고딕" w:eastAsia="맑은 고딕"/>
+          <w:b w:val="0"/>
+          <w:sz w:val="14"/>
+          <w:u w:val="none"/>
+        </w:rPr>
+        <w:t xml:space="preserve"> to some degree를 always로 바꿨다.</w:t>
       </w:r>
     </w:p>
     <w:p>
@@ -4714,7 +4945,7 @@
           <w:sz w:val="14"/>
           <w:u w:val="none"/>
         </w:rPr>
-        <w:t>⑤ [소재어 재사용 함정]</w:t>
+        <w:t>① [한 끗]</w:t>
       </w:r>
       <w:r>
         <w:rPr>
@@ -4723,7 +4954,25 @@
           <w:sz w:val="14"/>
           <w:u w:val="none"/>
         </w:rPr>
-        <w:t xml:space="preserve"> moral이라는 같은 단어로 자연스러워 보이지만 ‘개인의 선함’이 아니라 ‘사회 규범’ 이야기. ⑤를 빼면 ④의 never does → ‘결과로 이어져야 한다’가 바로 이어진다.</w:t>
+        <w:t xml:space="preserve"> ‘도우려 한다’와 ‘더 나쁘게’가 어긋나 보이지만 but이 그 역접을 담는다. </w:t>
+      </w:r>
+      <w:r>
+        <w:rPr>
+          <w:rFonts w:ascii="맑은 고딕" w:hAnsi="맑은 고딕" w:eastAsia="맑은 고딕"/>
+          <w:b/>
+          <w:sz w:val="14"/>
+          <w:u w:val="none"/>
+        </w:rPr>
+        <w:t>③ [평행 함정]</w:t>
+      </w:r>
+      <w:r>
+        <w:rPr>
+          <w:rFonts w:ascii="맑은 고딕" w:hAnsi="맑은 고딕" w:eastAsia="맑은 고딕"/>
+          <w:b w:val="0"/>
+          <w:sz w:val="14"/>
+          <w:u w:val="none"/>
+        </w:rPr>
+        <w:t xml:space="preserve"> tries but fails가 앞에 있어 tried and failed가 평행처럼 보인다 — 비교 구문 not as good as의 뜻을 생각해야 한다.</w:t>
       </w:r>
     </w:p>
     <w:p>
@@ -4748,7 +4997,43 @@
           <w:sz w:val="14"/>
           <w:u w:val="none"/>
         </w:rPr>
-        <w:t xml:space="preserve"> (1) intention ✕ — 주어 we의 동사 자리. (2) success ✕ — 부사 partly의 수식을 받는 형용사 보어. (3) fail ✕ — 관사 a + 형용사 constant 뒤 명사. [채점] 각 1점.</w:t>
+        <w:t xml:space="preserve"> </w:t>
+      </w:r>
+      <w:r>
+        <w:rPr>
+          <w:rFonts w:ascii="맑은 고딕" w:hAnsi="맑은 고딕" w:eastAsia="맑은 고딕"/>
+          <w:b/>
+          <w:sz w:val="14"/>
+          <w:u w:val="none"/>
+        </w:rPr>
+        <w:t>People do not generally think a person … as morally good</w:t>
+      </w:r>
+      <w:r>
+        <w:rPr>
+          <w:rFonts w:ascii="맑은 고딕" w:hAnsi="맑은 고딕" w:eastAsia="맑은 고딕"/>
+          <w:b w:val="0"/>
+          <w:sz w:val="14"/>
+          <w:u w:val="none"/>
+        </w:rPr>
+        <w:t xml:space="preserve"> ✕ — of 누락. </w:t>
+      </w:r>
+      <w:r>
+        <w:rPr>
+          <w:rFonts w:ascii="맑은 고딕" w:hAnsi="맑은 고딕" w:eastAsia="맑은 고딕"/>
+          <w:b/>
+          <w:sz w:val="14"/>
+          <w:u w:val="none"/>
+        </w:rPr>
+        <w:t>think of as morally good a person who …</w:t>
+      </w:r>
+      <w:r>
+        <w:rPr>
+          <w:rFonts w:ascii="맑은 고딕" w:hAnsi="맑은 고딕" w:eastAsia="맑은 고딕"/>
+          <w:b w:val="0"/>
+          <w:sz w:val="14"/>
+          <w:u w:val="none"/>
+        </w:rPr>
+        <w:t xml:space="preserve"> ✕ — A와 B의 순서가 바뀜(B가 먼저 오면 as의 대상이 불분명). [채점] 능동 구문 think of A as B 1.5 / 어순·보기 전부 1 / 철자·단어 수 0.5.</w:t>
       </w:r>
     </w:p>
     <w:p>
@@ -4782,7 +5067,7 @@
           <w:sz w:val="14"/>
           <w:u w:val="none"/>
         </w:rPr>
-        <w:t>think of as morally good a person …</w:t>
+        <w:t>fail</w:t>
       </w:r>
       <w:r>
         <w:rPr>
@@ -4791,7 +5076,7 @@
           <w:sz w:val="14"/>
           <w:u w:val="none"/>
         </w:rPr>
-        <w:t xml:space="preserve"> ✕ — 보기 조건상 A as B 어순 유지. </w:t>
+        <w:t xml:space="preserve"> ✕ — (3) never fail은 뜻이 뒤집힘. </w:t>
       </w:r>
       <w:r>
         <w:rPr>
@@ -4800,7 +5085,7 @@
           <w:sz w:val="14"/>
           <w:u w:val="none"/>
         </w:rPr>
-        <w:t>People do not think generally</w:t>
+        <w:t>separate</w:t>
       </w:r>
       <w:r>
         <w:rPr>
@@ -4809,7 +5094,43 @@
           <w:sz w:val="14"/>
           <w:u w:val="none"/>
         </w:rPr>
-        <w:t xml:space="preserve"> ✕ — 부사 위치. [채점] 능동 구조 1.5 / think of A as B 1 / 단어 수·철자 0.5.</w:t>
+        <w:t xml:space="preserve"> ✕ — (4) 의도와 결과를 ‘분리’한다면 본문의 mixture와 반대. </w:t>
+      </w:r>
+      <w:r>
+        <w:rPr>
+          <w:rFonts w:ascii="맑은 고딕" w:hAnsi="맑은 고딕" w:eastAsia="맑은 고딕"/>
+          <w:b/>
+          <w:sz w:val="14"/>
+          <w:u w:val="none"/>
+        </w:rPr>
+        <w:t>effective</w:t>
+      </w:r>
+      <w:r>
+        <w:rPr>
+          <w:rFonts w:ascii="맑은 고딕" w:hAnsi="맑은 고딕" w:eastAsia="맑은 고딕"/>
+          <w:b w:val="0"/>
+          <w:sz w:val="14"/>
+          <w:u w:val="none"/>
+        </w:rPr>
+        <w:t xml:space="preserve"> ✕ — (2)에 넣으면 동사가 없어 문장이 성립하지 않음(does not effective). </w:t>
+      </w:r>
+      <w:r>
+        <w:rPr>
+          <w:rFonts w:ascii="맑은 고딕" w:hAnsi="맑은 고딕" w:eastAsia="맑은 고딕"/>
+          <w:b/>
+          <w:sz w:val="14"/>
+          <w:u w:val="none"/>
+        </w:rPr>
+        <w:t>purpose</w:t>
+      </w:r>
+      <w:r>
+        <w:rPr>
+          <w:rFonts w:ascii="맑은 고딕" w:hAnsi="맑은 고딕" w:eastAsia="맑은 고딕"/>
+          <w:b w:val="0"/>
+          <w:sz w:val="14"/>
+          <w:u w:val="none"/>
+        </w:rPr>
+        <w:t xml:space="preserve"> ✕ — (1)에 명사를 넣으면 who 뒤 동사가 없음. [채점] 각 0.75, 어형 오류 0.</w:t>
       </w:r>
     </w:p>
     <w:p>
@@ -4852,7 +5173,25 @@
           <w:sz w:val="14"/>
           <w:u w:val="none"/>
         </w:rPr>
-        <w:t xml:space="preserve"> A person who … 예시 뒤에 두면 예시가 일반 진술보다 먼저 나와 Nevertheless의 전환이 늦어지고, Doing the right thing should …와의 연결도 어색해진다.</w:t>
+        <w:t xml:space="preserve"> (B)-(C)-(A)는 In short 결론 뒤에 Nevertheless가 와서 요약 뒤에 반전이 붙는 어색한 흐름. </w:t>
+      </w:r>
+      <w:r>
+        <w:rPr>
+          <w:rFonts w:ascii="맑은 고딕" w:hAnsi="맑은 고딕" w:eastAsia="맑은 고딕"/>
+          <w:b/>
+          <w:sz w:val="14"/>
+          <w:u w:val="none"/>
+        </w:rPr>
+        <w:t>①</w:t>
+      </w:r>
+      <w:r>
+        <w:rPr>
+          <w:rFonts w:ascii="맑은 고딕" w:hAnsi="맑은 고딕" w:eastAsia="맑은 고딕"/>
+          <w:b w:val="0"/>
+          <w:sz w:val="14"/>
+          <w:u w:val="none"/>
+        </w:rPr>
+        <w:t xml:space="preserve"> (A)의 Nevertheless는 ‘결과가 전부 아님’이 먼저 전개된 뒤에야 반전이 된다 — 주어진 글 한 문장 뒤에 바로 오면 반전할 내용이 부족하다.</w:t>
       </w:r>
     </w:p>
     <w:p>
@@ -4877,7 +5216,7 @@
           <w:sz w:val="14"/>
           <w:u w:val="none"/>
         </w:rPr>
-        <w:t xml:space="preserve"> 도덕적으로 선하다는 것은 단순히 일을 제대로 해내는 문제가 아니다. 다른 사람을 도우려 하지만 결국 그들의 상황을 더 나쁘게 만드는 사람도 여전히 도덕적으로 선할 수 있다. 도덕적으로 선하다는 것은 '그것이 옳은 일이기 때문에' 옳은 일을 하는 문제이지, 효과적인지에 달려 있지 않다. 아마도 고통을 덜어 주려 애쓰지만 실패하는 사람도 여전히 도덕적으로 선할 수 있을 것이다. 비록 애쓰고 성공한 사람만큼 선하지는 않더라도. 그럼에도 불구하고 도덕적으로 선하다는 것은 단순히 옳은 일을 하려고 애쓰는 문제만도 아니다. 항상 해악을 막으려 하지만 결코 막지 못하는 사람은 일반적으로 도덕적으로 선하다고 여겨지지 않는다. 옳은 일을 하는 것은 적어도 결국에는 어떤 결과로 이어져야 한다. 요컨대 도덕적 선함은 의도와 결과의 혼합이다. 그것은 옳은 일을 하려고 애쓰는 문제이지만, 또한 어느 정도는 일을 제대로 해내는 문제이기도 하다.</w:t>
+        <w:t xml:space="preserve"> ['도덕적으로 선하다는 것은 단순히 일을 제대로 해내는 문제가 아니다.', '다른 사람을 도우려 하지만 결국 그들의 상황을 더 나쁘게 만드는 사람도 여전히 도덕적으로 선할 수 있다.', '도덕적으로 선하다는 것은 ‘그것이 옳은 일이기 때문에’ 옳은 일을 하는 문제이지, 효과적인지에 달려 있지 않다.', '아마도 고통을 덜어 주려 애쓰지만 실패하는 사람도, 애써서 성공한 사람만큼 선하지는 않더라도, 여전히 도덕적으로 선할 수 있을 것이다.', '그럼에도 불구하고 도덕적으로 선하다는 것은 단순히 옳은 일을 하려고 애쓰는 문제만도 아니다.', '항상 해악을 막으려 하지만 결코 막지 못하는 사람은 일반적으로 도덕적으로 선하다고 여겨지지 않는다.', '옳은 일을 하는 것은 적어도 결국에는 어떤 결과로 이어져야 한다.', '요컨대 도덕적 선함은 의도와 결과의 혼합이다.', '그것은 옳은 일을 하려고 애쓰는 문제이지만, 또한 어느 정도는 일을 제대로 해내는 문제이기도 하다.']</w:t>
       </w:r>
     </w:p>
     <w:p>
@@ -4902,7 +5241,7 @@
           <w:sz w:val="14"/>
           <w:u w:val="none"/>
         </w:rPr>
-        <w:t xml:space="preserve"> 좋은 의사도 비슷한 방식으로 평가된다. 마음 깊이 환자를 아끼지만 계속 잘못된 치료를 하는 의사는 아무리 친절해도 좋은 의사로 여겨지지 않는다. 그러나 환자를 무시하면서 치료만 우연히 잘 듣는 의사 역시 존경받지 못한다. 좋은 인격처럼 좋은 의술도 도우려는 의지와 성공하는 기술을 모두 필요로 한다.</w:t>
+        <w:t xml:space="preserve"> ['좋은 교사가 되는 데에도 비슷한 균형이 적용된다.', '모든 수업을 정성껏 준비하지만 학생들이 그 수업에서 아무것도 배우지 못하는 교사는, 그 노력이 아무리 진심이라도 좋은 교사라 부르기 어렵다.', '그렇다고 자기 노력 없이 학생들이 우연히 잘하게 된 교사도 인정받을 자격이 거의 없다.', '좋은 가르침은 도덕적 선함과 마찬가지로 그 중간 어딘가에 있다: 진짜 의도가 필요하고, 그 의도가 무언가로 이어지는 것도 필요하다.']</w:t>
       </w:r>
     </w:p>
     <w:sectPr>
